--- a/test_cases.docx
+++ b/test_cases.docx
@@ -5,6 +5,9 @@
     <w:p>
       <w:pPr>
         <w:spacing w:before="60" w:after="60"/>
+        <w:rPr>
+          <w:rFonts w:asciiTheme="majorBidi" w:hAnsiTheme="majorBidi" w:cstheme="majorBidi"/>
+        </w:rPr>
       </w:pPr>
     </w:p>
     <w:p>
@@ -13,17 +16,27 @@
         <w:pBdr>
           <w:bottom w:val="single" w:sz="6" w:space="6" w:color="3B4FE0"/>
         </w:pBdr>
+        <w:rPr>
+          <w:rFonts w:asciiTheme="majorBidi" w:hAnsiTheme="majorBidi" w:cstheme="majorBidi"/>
+        </w:rPr>
       </w:pPr>
       <w:r>
+        <w:rPr>
+          <w:rFonts w:asciiTheme="majorBidi" w:hAnsiTheme="majorBidi" w:cstheme="majorBidi"/>
+        </w:rPr>
         <w:t>1. Scope &amp; Objectives</w:t>
       </w:r>
     </w:p>
     <w:p>
       <w:pPr>
         <w:spacing w:before="60" w:after="80"/>
+        <w:rPr>
+          <w:rFonts w:asciiTheme="majorBidi" w:hAnsiTheme="majorBidi" w:cstheme="majorBidi"/>
+        </w:rPr>
       </w:pPr>
       <w:r>
         <w:rPr>
+          <w:rFonts w:asciiTheme="majorBidi" w:hAnsiTheme="majorBidi" w:cstheme="majorBidi"/>
           <w:color w:val="1A1A1A"/>
         </w:rPr>
         <w:t>This document covers the test plan and test cases for the Tic-Tac-Toe web application described as "a small game for test automation". The application provides a single-player mode where a human competes against an AI opponent.</w:t>
@@ -32,13 +45,22 @@
     <w:p>
       <w:pPr>
         <w:spacing w:before="60" w:after="60"/>
+        <w:rPr>
+          <w:rFonts w:asciiTheme="majorBidi" w:hAnsiTheme="majorBidi" w:cstheme="majorBidi"/>
+        </w:rPr>
       </w:pPr>
     </w:p>
     <w:p>
       <w:pPr>
         <w:pStyle w:val="Heading2"/>
+        <w:rPr>
+          <w:rFonts w:asciiTheme="majorBidi" w:hAnsiTheme="majorBidi" w:cstheme="majorBidi"/>
+        </w:rPr>
       </w:pPr>
       <w:r>
+        <w:rPr>
+          <w:rFonts w:asciiTheme="majorBidi" w:hAnsiTheme="majorBidi" w:cstheme="majorBidi"/>
+        </w:rPr>
         <w:t>In scope</w:t>
       </w:r>
     </w:p>
@@ -50,9 +72,13 @@
           <w:numId w:val="2"/>
         </w:numPr>
         <w:spacing w:before="40" w:after="40"/>
+        <w:rPr>
+          <w:rFonts w:asciiTheme="majorBidi" w:hAnsiTheme="majorBidi" w:cstheme="majorBidi"/>
+        </w:rPr>
       </w:pPr>
       <w:r>
         <w:rPr>
+          <w:rFonts w:asciiTheme="majorBidi" w:hAnsiTheme="majorBidi" w:cstheme="majorBidi"/>
           <w:color w:val="1A1A1A"/>
         </w:rPr>
         <w:t>Account lifecycle: create, log in, log out, rename, delete</w:t>
@@ -66,9 +92,13 @@
           <w:numId w:val="2"/>
         </w:numPr>
         <w:spacing w:before="40" w:after="40"/>
+        <w:rPr>
+          <w:rFonts w:asciiTheme="majorBidi" w:hAnsiTheme="majorBidi" w:cstheme="majorBidi"/>
+        </w:rPr>
       </w:pPr>
       <w:r>
         <w:rPr>
+          <w:rFonts w:asciiTheme="majorBidi" w:hAnsiTheme="majorBidi" w:cstheme="majorBidi"/>
           <w:color w:val="1A1A1A"/>
         </w:rPr>
         <w:t>Core gameplay: move placement, AI response, win/draw/loss detection</w:t>
@@ -82,9 +112,13 @@
           <w:numId w:val="2"/>
         </w:numPr>
         <w:spacing w:before="40" w:after="40"/>
+        <w:rPr>
+          <w:rFonts w:asciiTheme="majorBidi" w:hAnsiTheme="majorBidi" w:cstheme="majorBidi"/>
+        </w:rPr>
       </w:pPr>
       <w:r>
         <w:rPr>
+          <w:rFonts w:asciiTheme="majorBidi" w:hAnsiTheme="majorBidi" w:cstheme="majorBidi"/>
           <w:color w:val="1A1A1A"/>
         </w:rPr>
         <w:t>Game controls: New Game, Reset, Get Hint</w:t>
@@ -98,9 +132,13 @@
           <w:numId w:val="2"/>
         </w:numPr>
         <w:spacing w:before="40" w:after="40"/>
+        <w:rPr>
+          <w:rFonts w:asciiTheme="majorBidi" w:hAnsiTheme="majorBidi" w:cstheme="majorBidi"/>
+        </w:rPr>
       </w:pPr>
       <w:r>
         <w:rPr>
+          <w:rFonts w:asciiTheme="majorBidi" w:hAnsiTheme="majorBidi" w:cstheme="majorBidi"/>
           <w:color w:val="1A1A1A"/>
         </w:rPr>
         <w:t>Persistence: Game History, Profile statistics</w:t>
@@ -114,9 +152,13 @@
           <w:numId w:val="2"/>
         </w:numPr>
         <w:spacing w:before="40" w:after="40"/>
+        <w:rPr>
+          <w:rFonts w:asciiTheme="majorBidi" w:hAnsiTheme="majorBidi" w:cstheme="majorBidi"/>
+        </w:rPr>
       </w:pPr>
       <w:r>
         <w:rPr>
+          <w:rFonts w:asciiTheme="majorBidi" w:hAnsiTheme="majorBidi" w:cstheme="majorBidi"/>
           <w:color w:val="1A1A1A"/>
         </w:rPr>
         <w:t>UI features: Dark/Light mode, Language selector, Difficulty selector</w:t>
@@ -125,16 +167,25 @@
     <w:p>
       <w:pPr>
         <w:spacing w:before="60" w:after="60"/>
+        <w:rPr>
+          <w:rFonts w:asciiTheme="majorBidi" w:hAnsiTheme="majorBidi" w:cstheme="majorBidi"/>
+        </w:rPr>
       </w:pPr>
     </w:p>
     <w:p>
       <w:pPr>
         <w:spacing w:before="60" w:after="60"/>
+        <w:rPr>
+          <w:rFonts w:asciiTheme="majorBidi" w:hAnsiTheme="majorBidi" w:cstheme="majorBidi"/>
+        </w:rPr>
       </w:pPr>
     </w:p>
     <w:p>
       <w:pPr>
         <w:spacing w:before="60" w:after="60"/>
+        <w:rPr>
+          <w:rFonts w:asciiTheme="majorBidi" w:hAnsiTheme="majorBidi" w:cstheme="majorBidi"/>
+        </w:rPr>
       </w:pPr>
     </w:p>
     <w:p>
@@ -143,17 +194,27 @@
         <w:pBdr>
           <w:bottom w:val="single" w:sz="6" w:space="6" w:color="3B4FE0"/>
         </w:pBdr>
+        <w:rPr>
+          <w:rFonts w:asciiTheme="majorBidi" w:hAnsiTheme="majorBidi" w:cstheme="majorBidi"/>
+        </w:rPr>
       </w:pPr>
       <w:r>
+        <w:rPr>
+          <w:rFonts w:asciiTheme="majorBidi" w:hAnsiTheme="majorBidi" w:cstheme="majorBidi"/>
+        </w:rPr>
         <w:t>2. Test Strategy</w:t>
       </w:r>
     </w:p>
     <w:p>
       <w:pPr>
         <w:spacing w:before="60" w:after="80"/>
+        <w:rPr>
+          <w:rFonts w:asciiTheme="majorBidi" w:hAnsiTheme="majorBidi" w:cstheme="majorBidi"/>
+        </w:rPr>
       </w:pPr>
       <w:r>
         <w:rPr>
+          <w:rFonts w:asciiTheme="majorBidi" w:hAnsiTheme="majorBidi" w:cstheme="majorBidi"/>
           <w:color w:val="1A1A1A"/>
         </w:rPr>
         <w:t>The strategy follows a risk-based approach: critical paths (account + gameplay) receive full automation coverage</w:t>
@@ -162,13 +223,22 @@
     <w:p>
       <w:pPr>
         <w:spacing w:before="60" w:after="60"/>
+        <w:rPr>
+          <w:rFonts w:asciiTheme="majorBidi" w:hAnsiTheme="majorBidi" w:cstheme="majorBidi"/>
+        </w:rPr>
       </w:pPr>
     </w:p>
     <w:p>
       <w:pPr>
         <w:pStyle w:val="Heading2"/>
+        <w:rPr>
+          <w:rFonts w:asciiTheme="majorBidi" w:hAnsiTheme="majorBidi" w:cstheme="majorBidi"/>
+        </w:rPr>
       </w:pPr>
       <w:r>
+        <w:rPr>
+          <w:rFonts w:asciiTheme="majorBidi" w:hAnsiTheme="majorBidi" w:cstheme="majorBidi"/>
+        </w:rPr>
         <w:t>Approach</w:t>
       </w:r>
     </w:p>
@@ -180,9 +250,13 @@
           <w:numId w:val="3"/>
         </w:numPr>
         <w:spacing w:before="40" w:after="40"/>
+        <w:rPr>
+          <w:rFonts w:asciiTheme="majorBidi" w:hAnsiTheme="majorBidi" w:cstheme="majorBidi"/>
+        </w:rPr>
       </w:pPr>
       <w:r>
         <w:rPr>
+          <w:rFonts w:asciiTheme="majorBidi" w:hAnsiTheme="majorBidi" w:cstheme="majorBidi"/>
           <w:color w:val="1A1A1A"/>
         </w:rPr>
         <w:t>Exploratory testing first to understand all flows.</w:t>
@@ -196,9 +270,13 @@
           <w:numId w:val="3"/>
         </w:numPr>
         <w:spacing w:before="40" w:after="40"/>
+        <w:rPr>
+          <w:rFonts w:asciiTheme="majorBidi" w:hAnsiTheme="majorBidi" w:cstheme="majorBidi"/>
+        </w:rPr>
       </w:pPr>
       <w:r>
         <w:rPr>
+          <w:rFonts w:asciiTheme="majorBidi" w:hAnsiTheme="majorBidi" w:cstheme="majorBidi"/>
           <w:color w:val="1A1A1A"/>
         </w:rPr>
         <w:t>Functional test cases derived from the exploratory session.</w:t>
@@ -212,9 +290,13 @@
           <w:numId w:val="3"/>
         </w:numPr>
         <w:spacing w:before="40" w:after="40"/>
+        <w:rPr>
+          <w:rFonts w:asciiTheme="majorBidi" w:hAnsiTheme="majorBidi" w:cstheme="majorBidi"/>
+        </w:rPr>
       </w:pPr>
       <w:r>
         <w:rPr>
+          <w:rFonts w:asciiTheme="majorBidi" w:hAnsiTheme="majorBidi" w:cstheme="majorBidi"/>
           <w:color w:val="1A1A1A"/>
         </w:rPr>
         <w:t>Playwright (TypeScript) chosen for automation</w:t>
@@ -223,36 +305,57 @@
     <w:p>
       <w:pPr>
         <w:spacing w:before="60" w:after="60"/>
+        <w:rPr>
+          <w:rFonts w:asciiTheme="majorBidi" w:hAnsiTheme="majorBidi" w:cstheme="majorBidi"/>
+        </w:rPr>
       </w:pPr>
     </w:p>
     <w:p>
       <w:pPr>
         <w:spacing w:before="60" w:after="60"/>
+        <w:rPr>
+          <w:rFonts w:asciiTheme="majorBidi" w:hAnsiTheme="majorBidi" w:cstheme="majorBidi"/>
+        </w:rPr>
       </w:pPr>
     </w:p>
     <w:p>
       <w:pPr>
         <w:spacing w:before="60" w:after="60"/>
+        <w:rPr>
+          <w:rFonts w:asciiTheme="majorBidi" w:hAnsiTheme="majorBidi" w:cstheme="majorBidi"/>
+        </w:rPr>
       </w:pPr>
     </w:p>
     <w:p>
       <w:pPr>
         <w:spacing w:before="60" w:after="60"/>
+        <w:rPr>
+          <w:rFonts w:asciiTheme="majorBidi" w:hAnsiTheme="majorBidi" w:cstheme="majorBidi"/>
+        </w:rPr>
       </w:pPr>
     </w:p>
     <w:p>
       <w:pPr>
         <w:spacing w:before="60" w:after="60"/>
+        <w:rPr>
+          <w:rFonts w:asciiTheme="majorBidi" w:hAnsiTheme="majorBidi" w:cstheme="majorBidi"/>
+        </w:rPr>
       </w:pPr>
     </w:p>
     <w:p>
       <w:pPr>
         <w:spacing w:before="60" w:after="60"/>
+        <w:rPr>
+          <w:rFonts w:asciiTheme="majorBidi" w:hAnsiTheme="majorBidi" w:cstheme="majorBidi"/>
+        </w:rPr>
       </w:pPr>
     </w:p>
     <w:p>
       <w:pPr>
         <w:spacing w:before="60" w:after="60"/>
+        <w:rPr>
+          <w:rFonts w:asciiTheme="majorBidi" w:hAnsiTheme="majorBidi" w:cstheme="majorBidi"/>
+        </w:rPr>
       </w:pPr>
     </w:p>
     <w:p>
@@ -261,12 +364,21 @@
         <w:pBdr>
           <w:bottom w:val="single" w:sz="6" w:space="6" w:color="3B4FE0"/>
         </w:pBdr>
+        <w:rPr>
+          <w:rFonts w:asciiTheme="majorBidi" w:hAnsiTheme="majorBidi" w:cstheme="majorBidi"/>
+        </w:rPr>
       </w:pPr>
       <w:r>
+        <w:rPr>
+          <w:rFonts w:asciiTheme="majorBidi" w:hAnsiTheme="majorBidi" w:cstheme="majorBidi"/>
+        </w:rPr>
         <w:lastRenderedPageBreak/>
         <w:t>3</w:t>
       </w:r>
       <w:r>
+        <w:rPr>
+          <w:rFonts w:asciiTheme="majorBidi" w:hAnsiTheme="majorBidi" w:cstheme="majorBidi"/>
+        </w:rPr>
         <w:t>. Risk Areas &amp; Test Focus</w:t>
       </w:r>
     </w:p>
@@ -288,10 +400,10 @@
         <w:tblLook w:val="0000" w:firstRow="0" w:lastRow="0" w:firstColumn="0" w:lastColumn="0" w:noHBand="0" w:noVBand="0"/>
       </w:tblPr>
       <w:tblGrid>
-        <w:gridCol w:w="2195"/>
-        <w:gridCol w:w="2791"/>
-        <w:gridCol w:w="1225"/>
-        <w:gridCol w:w="3149"/>
+        <w:gridCol w:w="2183"/>
+        <w:gridCol w:w="2771"/>
+        <w:gridCol w:w="1281"/>
+        <w:gridCol w:w="3125"/>
       </w:tblGrid>
       <w:tr>
         <w:tc>
@@ -312,8 +424,14 @@
             </w:tcMar>
           </w:tcPr>
           <w:p>
-            <w:r>
-              <w:rPr>
+            <w:pPr>
+              <w:rPr>
+                <w:rFonts w:asciiTheme="majorBidi" w:hAnsiTheme="majorBidi" w:cstheme="majorBidi"/>
+              </w:rPr>
+            </w:pPr>
+            <w:r>
+              <w:rPr>
+                <w:rFonts w:asciiTheme="majorBidi" w:hAnsiTheme="majorBidi" w:cstheme="majorBidi"/>
                 <w:b/>
                 <w:bCs/>
                 <w:color w:val="FFFFFF"/>
@@ -340,8 +458,14 @@
             </w:tcMar>
           </w:tcPr>
           <w:p>
-            <w:r>
-              <w:rPr>
+            <w:pPr>
+              <w:rPr>
+                <w:rFonts w:asciiTheme="majorBidi" w:hAnsiTheme="majorBidi" w:cstheme="majorBidi"/>
+              </w:rPr>
+            </w:pPr>
+            <w:r>
+              <w:rPr>
+                <w:rFonts w:asciiTheme="majorBidi" w:hAnsiTheme="majorBidi" w:cstheme="majorBidi"/>
                 <w:b/>
                 <w:bCs/>
                 <w:color w:val="FFFFFF"/>
@@ -368,8 +492,14 @@
             </w:tcMar>
           </w:tcPr>
           <w:p>
-            <w:r>
-              <w:rPr>
+            <w:pPr>
+              <w:rPr>
+                <w:rFonts w:asciiTheme="majorBidi" w:hAnsiTheme="majorBidi" w:cstheme="majorBidi"/>
+              </w:rPr>
+            </w:pPr>
+            <w:r>
+              <w:rPr>
+                <w:rFonts w:asciiTheme="majorBidi" w:hAnsiTheme="majorBidi" w:cstheme="majorBidi"/>
                 <w:b/>
                 <w:bCs/>
                 <w:color w:val="FFFFFF"/>
@@ -396,8 +526,14 @@
             </w:tcMar>
           </w:tcPr>
           <w:p>
-            <w:r>
-              <w:rPr>
+            <w:pPr>
+              <w:rPr>
+                <w:rFonts w:asciiTheme="majorBidi" w:hAnsiTheme="majorBidi" w:cstheme="majorBidi"/>
+              </w:rPr>
+            </w:pPr>
+            <w:r>
+              <w:rPr>
+                <w:rFonts w:asciiTheme="majorBidi" w:hAnsiTheme="majorBidi" w:cstheme="majorBidi"/>
                 <w:b/>
                 <w:bCs/>
                 <w:color w:val="FFFFFF"/>
@@ -426,8 +562,14 @@
             </w:tcMar>
           </w:tcPr>
           <w:p>
-            <w:r>
-              <w:rPr>
+            <w:pPr>
+              <w:rPr>
+                <w:rFonts w:asciiTheme="majorBidi" w:hAnsiTheme="majorBidi" w:cstheme="majorBidi"/>
+              </w:rPr>
+            </w:pPr>
+            <w:r>
+              <w:rPr>
+                <w:rFonts w:asciiTheme="majorBidi" w:hAnsiTheme="majorBidi" w:cstheme="majorBidi"/>
                 <w:b/>
                 <w:bCs/>
                 <w:color w:val="1A1A1A"/>
@@ -456,8 +598,14 @@
             </w:tcMar>
           </w:tcPr>
           <w:p>
-            <w:r>
-              <w:rPr>
+            <w:pPr>
+              <w:rPr>
+                <w:rFonts w:asciiTheme="majorBidi" w:hAnsiTheme="majorBidi" w:cstheme="majorBidi"/>
+              </w:rPr>
+            </w:pPr>
+            <w:r>
+              <w:rPr>
+                <w:rFonts w:asciiTheme="majorBidi" w:hAnsiTheme="majorBidi" w:cstheme="majorBidi"/>
                 <w:color w:val="1A1A1A"/>
                 <w:sz w:val="19"/>
                 <w:szCs w:val="19"/>
@@ -484,8 +632,14 @@
             </w:tcMar>
           </w:tcPr>
           <w:p>
-            <w:r>
-              <w:rPr>
+            <w:pPr>
+              <w:rPr>
+                <w:rFonts w:asciiTheme="majorBidi" w:hAnsiTheme="majorBidi" w:cstheme="majorBidi"/>
+              </w:rPr>
+            </w:pPr>
+            <w:r>
+              <w:rPr>
+                <w:rFonts w:asciiTheme="majorBidi" w:hAnsiTheme="majorBidi" w:cstheme="majorBidi"/>
                 <w:b/>
                 <w:bCs/>
                 <w:color w:val="1A1A1A"/>
@@ -514,8 +668,14 @@
             </w:tcMar>
           </w:tcPr>
           <w:p>
-            <w:r>
-              <w:rPr>
+            <w:pPr>
+              <w:rPr>
+                <w:rFonts w:asciiTheme="majorBidi" w:hAnsiTheme="majorBidi" w:cstheme="majorBidi"/>
+              </w:rPr>
+            </w:pPr>
+            <w:r>
+              <w:rPr>
+                <w:rFonts w:asciiTheme="majorBidi" w:hAnsiTheme="majorBidi" w:cstheme="majorBidi"/>
                 <w:color w:val="1A1A1A"/>
                 <w:sz w:val="19"/>
                 <w:szCs w:val="19"/>
@@ -544,8 +704,14 @@
             </w:tcMar>
           </w:tcPr>
           <w:p>
-            <w:r>
-              <w:rPr>
+            <w:pPr>
+              <w:rPr>
+                <w:rFonts w:asciiTheme="majorBidi" w:hAnsiTheme="majorBidi" w:cstheme="majorBidi"/>
+              </w:rPr>
+            </w:pPr>
+            <w:r>
+              <w:rPr>
+                <w:rFonts w:asciiTheme="majorBidi" w:hAnsiTheme="majorBidi" w:cstheme="majorBidi"/>
                 <w:b/>
                 <w:bCs/>
                 <w:color w:val="1A1A1A"/>
@@ -574,8 +740,14 @@
             </w:tcMar>
           </w:tcPr>
           <w:p>
-            <w:r>
-              <w:rPr>
+            <w:pPr>
+              <w:rPr>
+                <w:rFonts w:asciiTheme="majorBidi" w:hAnsiTheme="majorBidi" w:cstheme="majorBidi"/>
+              </w:rPr>
+            </w:pPr>
+            <w:r>
+              <w:rPr>
+                <w:rFonts w:asciiTheme="majorBidi" w:hAnsiTheme="majorBidi" w:cstheme="majorBidi"/>
                 <w:color w:val="1A1A1A"/>
                 <w:sz w:val="19"/>
                 <w:szCs w:val="19"/>
@@ -602,8 +774,14 @@
             </w:tcMar>
           </w:tcPr>
           <w:p>
-            <w:r>
-              <w:rPr>
+            <w:pPr>
+              <w:rPr>
+                <w:rFonts w:asciiTheme="majorBidi" w:hAnsiTheme="majorBidi" w:cstheme="majorBidi"/>
+              </w:rPr>
+            </w:pPr>
+            <w:r>
+              <w:rPr>
+                <w:rFonts w:asciiTheme="majorBidi" w:hAnsiTheme="majorBidi" w:cstheme="majorBidi"/>
                 <w:b/>
                 <w:bCs/>
                 <w:color w:val="1A1A1A"/>
@@ -632,8 +810,14 @@
             </w:tcMar>
           </w:tcPr>
           <w:p>
-            <w:r>
-              <w:rPr>
+            <w:pPr>
+              <w:rPr>
+                <w:rFonts w:asciiTheme="majorBidi" w:hAnsiTheme="majorBidi" w:cstheme="majorBidi"/>
+              </w:rPr>
+            </w:pPr>
+            <w:r>
+              <w:rPr>
+                <w:rFonts w:asciiTheme="majorBidi" w:hAnsiTheme="majorBidi" w:cstheme="majorBidi"/>
                 <w:color w:val="1A1A1A"/>
                 <w:sz w:val="19"/>
                 <w:szCs w:val="19"/>
@@ -662,8 +846,14 @@
             </w:tcMar>
           </w:tcPr>
           <w:p>
-            <w:r>
-              <w:rPr>
+            <w:pPr>
+              <w:rPr>
+                <w:rFonts w:asciiTheme="majorBidi" w:hAnsiTheme="majorBidi" w:cstheme="majorBidi"/>
+              </w:rPr>
+            </w:pPr>
+            <w:r>
+              <w:rPr>
+                <w:rFonts w:asciiTheme="majorBidi" w:hAnsiTheme="majorBidi" w:cstheme="majorBidi"/>
                 <w:b/>
                 <w:bCs/>
                 <w:color w:val="1A1A1A"/>
@@ -692,8 +882,14 @@
             </w:tcMar>
           </w:tcPr>
           <w:p>
-            <w:r>
-              <w:rPr>
+            <w:pPr>
+              <w:rPr>
+                <w:rFonts w:asciiTheme="majorBidi" w:hAnsiTheme="majorBidi" w:cstheme="majorBidi"/>
+              </w:rPr>
+            </w:pPr>
+            <w:r>
+              <w:rPr>
+                <w:rFonts w:asciiTheme="majorBidi" w:hAnsiTheme="majorBidi" w:cstheme="majorBidi"/>
                 <w:color w:val="1A1A1A"/>
                 <w:sz w:val="19"/>
                 <w:szCs w:val="19"/>
@@ -720,8 +916,14 @@
             </w:tcMar>
           </w:tcPr>
           <w:p>
-            <w:r>
-              <w:rPr>
+            <w:pPr>
+              <w:rPr>
+                <w:rFonts w:asciiTheme="majorBidi" w:hAnsiTheme="majorBidi" w:cstheme="majorBidi"/>
+              </w:rPr>
+            </w:pPr>
+            <w:r>
+              <w:rPr>
+                <w:rFonts w:asciiTheme="majorBidi" w:hAnsiTheme="majorBidi" w:cstheme="majorBidi"/>
                 <w:b/>
                 <w:bCs/>
                 <w:color w:val="1A1A1A"/>
@@ -750,8 +952,14 @@
             </w:tcMar>
           </w:tcPr>
           <w:p>
-            <w:r>
-              <w:rPr>
+            <w:pPr>
+              <w:rPr>
+                <w:rFonts w:asciiTheme="majorBidi" w:hAnsiTheme="majorBidi" w:cstheme="majorBidi"/>
+              </w:rPr>
+            </w:pPr>
+            <w:r>
+              <w:rPr>
+                <w:rFonts w:asciiTheme="majorBidi" w:hAnsiTheme="majorBidi" w:cstheme="majorBidi"/>
                 <w:color w:val="1A1A1A"/>
                 <w:sz w:val="19"/>
                 <w:szCs w:val="19"/>
@@ -780,8 +988,14 @@
             </w:tcMar>
           </w:tcPr>
           <w:p>
-            <w:r>
-              <w:rPr>
+            <w:pPr>
+              <w:rPr>
+                <w:rFonts w:asciiTheme="majorBidi" w:hAnsiTheme="majorBidi" w:cstheme="majorBidi"/>
+              </w:rPr>
+            </w:pPr>
+            <w:r>
+              <w:rPr>
+                <w:rFonts w:asciiTheme="majorBidi" w:hAnsiTheme="majorBidi" w:cstheme="majorBidi"/>
                 <w:b/>
                 <w:bCs/>
                 <w:color w:val="1A1A1A"/>
@@ -810,8 +1024,14 @@
             </w:tcMar>
           </w:tcPr>
           <w:p>
-            <w:r>
-              <w:rPr>
+            <w:pPr>
+              <w:rPr>
+                <w:rFonts w:asciiTheme="majorBidi" w:hAnsiTheme="majorBidi" w:cstheme="majorBidi"/>
+              </w:rPr>
+            </w:pPr>
+            <w:r>
+              <w:rPr>
+                <w:rFonts w:asciiTheme="majorBidi" w:hAnsiTheme="majorBidi" w:cstheme="majorBidi"/>
                 <w:color w:val="1A1A1A"/>
                 <w:sz w:val="19"/>
                 <w:szCs w:val="19"/>
@@ -838,8 +1058,14 @@
             </w:tcMar>
           </w:tcPr>
           <w:p>
-            <w:r>
-              <w:rPr>
+            <w:pPr>
+              <w:rPr>
+                <w:rFonts w:asciiTheme="majorBidi" w:hAnsiTheme="majorBidi" w:cstheme="majorBidi"/>
+              </w:rPr>
+            </w:pPr>
+            <w:r>
+              <w:rPr>
+                <w:rFonts w:asciiTheme="majorBidi" w:hAnsiTheme="majorBidi" w:cstheme="majorBidi"/>
                 <w:b/>
                 <w:bCs/>
                 <w:color w:val="1A1A1A"/>
@@ -868,8 +1094,14 @@
             </w:tcMar>
           </w:tcPr>
           <w:p>
-            <w:r>
-              <w:rPr>
+            <w:pPr>
+              <w:rPr>
+                <w:rFonts w:asciiTheme="majorBidi" w:hAnsiTheme="majorBidi" w:cstheme="majorBidi"/>
+              </w:rPr>
+            </w:pPr>
+            <w:r>
+              <w:rPr>
+                <w:rFonts w:asciiTheme="majorBidi" w:hAnsiTheme="majorBidi" w:cstheme="majorBidi"/>
                 <w:color w:val="1A1A1A"/>
                 <w:sz w:val="19"/>
                 <w:szCs w:val="19"/>
@@ -898,8 +1130,14 @@
             </w:tcMar>
           </w:tcPr>
           <w:p>
-            <w:r>
-              <w:rPr>
+            <w:pPr>
+              <w:rPr>
+                <w:rFonts w:asciiTheme="majorBidi" w:hAnsiTheme="majorBidi" w:cstheme="majorBidi"/>
+              </w:rPr>
+            </w:pPr>
+            <w:r>
+              <w:rPr>
+                <w:rFonts w:asciiTheme="majorBidi" w:hAnsiTheme="majorBidi" w:cstheme="majorBidi"/>
                 <w:b/>
                 <w:bCs/>
                 <w:color w:val="1A1A1A"/>
@@ -928,8 +1166,14 @@
             </w:tcMar>
           </w:tcPr>
           <w:p>
-            <w:r>
-              <w:rPr>
+            <w:pPr>
+              <w:rPr>
+                <w:rFonts w:asciiTheme="majorBidi" w:hAnsiTheme="majorBidi" w:cstheme="majorBidi"/>
+              </w:rPr>
+            </w:pPr>
+            <w:r>
+              <w:rPr>
+                <w:rFonts w:asciiTheme="majorBidi" w:hAnsiTheme="majorBidi" w:cstheme="majorBidi"/>
                 <w:color w:val="1A1A1A"/>
                 <w:sz w:val="19"/>
                 <w:szCs w:val="19"/>
@@ -956,8 +1200,14 @@
             </w:tcMar>
           </w:tcPr>
           <w:p>
-            <w:r>
-              <w:rPr>
+            <w:pPr>
+              <w:rPr>
+                <w:rFonts w:asciiTheme="majorBidi" w:hAnsiTheme="majorBidi" w:cstheme="majorBidi"/>
+              </w:rPr>
+            </w:pPr>
+            <w:r>
+              <w:rPr>
+                <w:rFonts w:asciiTheme="majorBidi" w:hAnsiTheme="majorBidi" w:cstheme="majorBidi"/>
                 <w:b/>
                 <w:bCs/>
                 <w:color w:val="1A1A1A"/>
@@ -986,8 +1236,14 @@
             </w:tcMar>
           </w:tcPr>
           <w:p>
-            <w:r>
-              <w:rPr>
+            <w:pPr>
+              <w:rPr>
+                <w:rFonts w:asciiTheme="majorBidi" w:hAnsiTheme="majorBidi" w:cstheme="majorBidi"/>
+              </w:rPr>
+            </w:pPr>
+            <w:r>
+              <w:rPr>
+                <w:rFonts w:asciiTheme="majorBidi" w:hAnsiTheme="majorBidi" w:cstheme="majorBidi"/>
                 <w:color w:val="1A1A1A"/>
                 <w:sz w:val="19"/>
                 <w:szCs w:val="19"/>
@@ -1016,8 +1272,14 @@
             </w:tcMar>
           </w:tcPr>
           <w:p>
-            <w:r>
-              <w:rPr>
+            <w:pPr>
+              <w:rPr>
+                <w:rFonts w:asciiTheme="majorBidi" w:hAnsiTheme="majorBidi" w:cstheme="majorBidi"/>
+              </w:rPr>
+            </w:pPr>
+            <w:r>
+              <w:rPr>
+                <w:rFonts w:asciiTheme="majorBidi" w:hAnsiTheme="majorBidi" w:cstheme="majorBidi"/>
                 <w:b/>
                 <w:bCs/>
                 <w:color w:val="1A1A1A"/>
@@ -1046,8 +1308,14 @@
             </w:tcMar>
           </w:tcPr>
           <w:p>
-            <w:r>
-              <w:rPr>
+            <w:pPr>
+              <w:rPr>
+                <w:rFonts w:asciiTheme="majorBidi" w:hAnsiTheme="majorBidi" w:cstheme="majorBidi"/>
+              </w:rPr>
+            </w:pPr>
+            <w:r>
+              <w:rPr>
+                <w:rFonts w:asciiTheme="majorBidi" w:hAnsiTheme="majorBidi" w:cstheme="majorBidi"/>
                 <w:color w:val="1A1A1A"/>
                 <w:sz w:val="19"/>
                 <w:szCs w:val="19"/>
@@ -1074,8 +1342,14 @@
             </w:tcMar>
           </w:tcPr>
           <w:p>
-            <w:r>
-              <w:rPr>
+            <w:pPr>
+              <w:rPr>
+                <w:rFonts w:asciiTheme="majorBidi" w:hAnsiTheme="majorBidi" w:cstheme="majorBidi"/>
+              </w:rPr>
+            </w:pPr>
+            <w:r>
+              <w:rPr>
+                <w:rFonts w:asciiTheme="majorBidi" w:hAnsiTheme="majorBidi" w:cstheme="majorBidi"/>
                 <w:b/>
                 <w:bCs/>
                 <w:color w:val="1A1A1A"/>
@@ -1104,8 +1378,14 @@
             </w:tcMar>
           </w:tcPr>
           <w:p>
-            <w:r>
-              <w:rPr>
+            <w:pPr>
+              <w:rPr>
+                <w:rFonts w:asciiTheme="majorBidi" w:hAnsiTheme="majorBidi" w:cstheme="majorBidi"/>
+              </w:rPr>
+            </w:pPr>
+            <w:r>
+              <w:rPr>
+                <w:rFonts w:asciiTheme="majorBidi" w:hAnsiTheme="majorBidi" w:cstheme="majorBidi"/>
                 <w:color w:val="1A1A1A"/>
                 <w:sz w:val="19"/>
                 <w:szCs w:val="19"/>
@@ -1134,8 +1414,14 @@
             </w:tcMar>
           </w:tcPr>
           <w:p>
-            <w:r>
-              <w:rPr>
+            <w:pPr>
+              <w:rPr>
+                <w:rFonts w:asciiTheme="majorBidi" w:hAnsiTheme="majorBidi" w:cstheme="majorBidi"/>
+              </w:rPr>
+            </w:pPr>
+            <w:r>
+              <w:rPr>
+                <w:rFonts w:asciiTheme="majorBidi" w:hAnsiTheme="majorBidi" w:cstheme="majorBidi"/>
                 <w:b/>
                 <w:bCs/>
                 <w:color w:val="1A1A1A"/>
@@ -1164,8 +1450,14 @@
             </w:tcMar>
           </w:tcPr>
           <w:p>
-            <w:r>
-              <w:rPr>
+            <w:pPr>
+              <w:rPr>
+                <w:rFonts w:asciiTheme="majorBidi" w:hAnsiTheme="majorBidi" w:cstheme="majorBidi"/>
+              </w:rPr>
+            </w:pPr>
+            <w:r>
+              <w:rPr>
+                <w:rFonts w:asciiTheme="majorBidi" w:hAnsiTheme="majorBidi" w:cstheme="majorBidi"/>
                 <w:color w:val="1A1A1A"/>
                 <w:sz w:val="19"/>
                 <w:szCs w:val="19"/>
@@ -1192,8 +1484,14 @@
             </w:tcMar>
           </w:tcPr>
           <w:p>
-            <w:r>
-              <w:rPr>
+            <w:pPr>
+              <w:rPr>
+                <w:rFonts w:asciiTheme="majorBidi" w:hAnsiTheme="majorBidi" w:cstheme="majorBidi"/>
+              </w:rPr>
+            </w:pPr>
+            <w:r>
+              <w:rPr>
+                <w:rFonts w:asciiTheme="majorBidi" w:hAnsiTheme="majorBidi" w:cstheme="majorBidi"/>
                 <w:b/>
                 <w:bCs/>
                 <w:color w:val="1A1A1A"/>
@@ -1222,8 +1520,14 @@
             </w:tcMar>
           </w:tcPr>
           <w:p>
-            <w:r>
-              <w:rPr>
+            <w:pPr>
+              <w:rPr>
+                <w:rFonts w:asciiTheme="majorBidi" w:hAnsiTheme="majorBidi" w:cstheme="majorBidi"/>
+              </w:rPr>
+            </w:pPr>
+            <w:r>
+              <w:rPr>
+                <w:rFonts w:asciiTheme="majorBidi" w:hAnsiTheme="majorBidi" w:cstheme="majorBidi"/>
                 <w:color w:val="1A1A1A"/>
                 <w:sz w:val="19"/>
                 <w:szCs w:val="19"/>
@@ -1252,8 +1556,14 @@
             </w:tcMar>
           </w:tcPr>
           <w:p>
-            <w:r>
-              <w:rPr>
+            <w:pPr>
+              <w:rPr>
+                <w:rFonts w:asciiTheme="majorBidi" w:hAnsiTheme="majorBidi" w:cstheme="majorBidi"/>
+              </w:rPr>
+            </w:pPr>
+            <w:r>
+              <w:rPr>
+                <w:rFonts w:asciiTheme="majorBidi" w:hAnsiTheme="majorBidi" w:cstheme="majorBidi"/>
                 <w:b/>
                 <w:bCs/>
                 <w:color w:val="1A1A1A"/>
@@ -1282,8 +1592,14 @@
             </w:tcMar>
           </w:tcPr>
           <w:p>
-            <w:r>
-              <w:rPr>
+            <w:pPr>
+              <w:rPr>
+                <w:rFonts w:asciiTheme="majorBidi" w:hAnsiTheme="majorBidi" w:cstheme="majorBidi"/>
+              </w:rPr>
+            </w:pPr>
+            <w:r>
+              <w:rPr>
+                <w:rFonts w:asciiTheme="majorBidi" w:hAnsiTheme="majorBidi" w:cstheme="majorBidi"/>
                 <w:color w:val="1A1A1A"/>
                 <w:sz w:val="19"/>
                 <w:szCs w:val="19"/>
@@ -1310,8 +1626,14 @@
             </w:tcMar>
           </w:tcPr>
           <w:p>
-            <w:r>
-              <w:rPr>
+            <w:pPr>
+              <w:rPr>
+                <w:rFonts w:asciiTheme="majorBidi" w:hAnsiTheme="majorBidi" w:cstheme="majorBidi"/>
+              </w:rPr>
+            </w:pPr>
+            <w:r>
+              <w:rPr>
+                <w:rFonts w:asciiTheme="majorBidi" w:hAnsiTheme="majorBidi" w:cstheme="majorBidi"/>
                 <w:b/>
                 <w:bCs/>
                 <w:color w:val="1A1A1A"/>
@@ -1340,8 +1662,14 @@
             </w:tcMar>
           </w:tcPr>
           <w:p>
-            <w:r>
-              <w:rPr>
+            <w:pPr>
+              <w:rPr>
+                <w:rFonts w:asciiTheme="majorBidi" w:hAnsiTheme="majorBidi" w:cstheme="majorBidi"/>
+              </w:rPr>
+            </w:pPr>
+            <w:r>
+              <w:rPr>
+                <w:rFonts w:asciiTheme="majorBidi" w:hAnsiTheme="majorBidi" w:cstheme="majorBidi"/>
                 <w:color w:val="1A1A1A"/>
                 <w:sz w:val="19"/>
                 <w:szCs w:val="19"/>
@@ -1355,61 +1683,97 @@
     <w:p>
       <w:pPr>
         <w:spacing w:before="60" w:after="60"/>
+        <w:rPr>
+          <w:rFonts w:asciiTheme="majorBidi" w:hAnsiTheme="majorBidi" w:cstheme="majorBidi"/>
+        </w:rPr>
       </w:pPr>
     </w:p>
     <w:p>
       <w:pPr>
         <w:spacing w:before="60" w:after="60"/>
+        <w:rPr>
+          <w:rFonts w:asciiTheme="majorBidi" w:hAnsiTheme="majorBidi" w:cstheme="majorBidi"/>
+        </w:rPr>
       </w:pPr>
     </w:p>
     <w:p>
       <w:pPr>
         <w:spacing w:before="60" w:after="60"/>
+        <w:rPr>
+          <w:rFonts w:asciiTheme="majorBidi" w:hAnsiTheme="majorBidi" w:cstheme="majorBidi"/>
+        </w:rPr>
       </w:pPr>
     </w:p>
     <w:p>
       <w:pPr>
         <w:spacing w:before="60" w:after="60"/>
+        <w:rPr>
+          <w:rFonts w:asciiTheme="majorBidi" w:hAnsiTheme="majorBidi" w:cstheme="majorBidi"/>
+        </w:rPr>
       </w:pPr>
     </w:p>
     <w:p>
       <w:pPr>
         <w:spacing w:before="60" w:after="60"/>
+        <w:rPr>
+          <w:rFonts w:asciiTheme="majorBidi" w:hAnsiTheme="majorBidi" w:cstheme="majorBidi"/>
+        </w:rPr>
       </w:pPr>
     </w:p>
     <w:p>
       <w:pPr>
         <w:spacing w:before="60" w:after="60"/>
+        <w:rPr>
+          <w:rFonts w:asciiTheme="majorBidi" w:hAnsiTheme="majorBidi" w:cstheme="majorBidi"/>
+        </w:rPr>
       </w:pPr>
     </w:p>
     <w:p>
       <w:pPr>
         <w:spacing w:before="60" w:after="60"/>
+        <w:rPr>
+          <w:rFonts w:asciiTheme="majorBidi" w:hAnsiTheme="majorBidi" w:cstheme="majorBidi"/>
+        </w:rPr>
       </w:pPr>
     </w:p>
     <w:p>
       <w:pPr>
         <w:spacing w:before="60" w:after="60"/>
+        <w:rPr>
+          <w:rFonts w:asciiTheme="majorBidi" w:hAnsiTheme="majorBidi" w:cstheme="majorBidi"/>
+        </w:rPr>
       </w:pPr>
     </w:p>
     <w:p>
       <w:pPr>
         <w:spacing w:before="60" w:after="60"/>
+        <w:rPr>
+          <w:rFonts w:asciiTheme="majorBidi" w:hAnsiTheme="majorBidi" w:cstheme="majorBidi"/>
+        </w:rPr>
       </w:pPr>
     </w:p>
     <w:p>
       <w:pPr>
         <w:spacing w:before="60" w:after="60"/>
+        <w:rPr>
+          <w:rFonts w:asciiTheme="majorBidi" w:hAnsiTheme="majorBidi" w:cstheme="majorBidi"/>
+        </w:rPr>
       </w:pPr>
     </w:p>
     <w:p>
       <w:pPr>
         <w:spacing w:before="60" w:after="60"/>
+        <w:rPr>
+          <w:rFonts w:asciiTheme="majorBidi" w:hAnsiTheme="majorBidi" w:cstheme="majorBidi"/>
+        </w:rPr>
       </w:pPr>
     </w:p>
     <w:p>
       <w:pPr>
         <w:spacing w:before="60" w:after="60"/>
+        <w:rPr>
+          <w:rFonts w:asciiTheme="majorBidi" w:hAnsiTheme="majorBidi" w:cstheme="majorBidi"/>
+        </w:rPr>
       </w:pPr>
     </w:p>
     <w:p>
@@ -1418,18 +1782,30 @@
         <w:pBdr>
           <w:bottom w:val="single" w:sz="6" w:space="6" w:color="3B4FE0"/>
         </w:pBdr>
+        <w:rPr>
+          <w:rFonts w:asciiTheme="majorBidi" w:hAnsiTheme="majorBidi" w:cstheme="majorBidi"/>
+        </w:rPr>
       </w:pPr>
       <w:r>
+        <w:rPr>
+          <w:rFonts w:asciiTheme="majorBidi" w:hAnsiTheme="majorBidi" w:cstheme="majorBidi"/>
+        </w:rPr>
         <w:lastRenderedPageBreak/>
         <w:t>4</w:t>
       </w:r>
       <w:r>
+        <w:rPr>
+          <w:rFonts w:asciiTheme="majorBidi" w:hAnsiTheme="majorBidi" w:cstheme="majorBidi"/>
+        </w:rPr>
         <w:t>. Test Cases</w:t>
       </w:r>
     </w:p>
     <w:p>
       <w:pPr>
         <w:spacing w:before="60" w:after="60"/>
+        <w:rPr>
+          <w:rFonts w:asciiTheme="majorBidi" w:hAnsiTheme="majorBidi" w:cstheme="majorBidi"/>
+        </w:rPr>
       </w:pPr>
     </w:p>
     <w:tbl>
@@ -1481,8 +1857,14 @@
             </w:tcMar>
           </w:tcPr>
           <w:p>
-            <w:r>
-              <w:rPr>
+            <w:pPr>
+              <w:rPr>
+                <w:rFonts w:asciiTheme="majorBidi" w:hAnsiTheme="majorBidi" w:cstheme="majorBidi"/>
+              </w:rPr>
+            </w:pPr>
+            <w:r>
+              <w:rPr>
+                <w:rFonts w:asciiTheme="majorBidi" w:hAnsiTheme="majorBidi" w:cstheme="majorBidi"/>
                 <w:b/>
                 <w:bCs/>
                 <w:color w:val="FFFFFF"/>
@@ -1509,8 +1891,14 @@
             </w:tcMar>
           </w:tcPr>
           <w:p>
-            <w:r>
-              <w:rPr>
+            <w:pPr>
+              <w:rPr>
+                <w:rFonts w:asciiTheme="majorBidi" w:hAnsiTheme="majorBidi" w:cstheme="majorBidi"/>
+              </w:rPr>
+            </w:pPr>
+            <w:r>
+              <w:rPr>
+                <w:rFonts w:asciiTheme="majorBidi" w:hAnsiTheme="majorBidi" w:cstheme="majorBidi"/>
                 <w:b/>
                 <w:bCs/>
                 <w:color w:val="FFFFFF"/>
@@ -1537,8 +1925,14 @@
             </w:tcMar>
           </w:tcPr>
           <w:p>
-            <w:r>
-              <w:rPr>
+            <w:pPr>
+              <w:rPr>
+                <w:rFonts w:asciiTheme="majorBidi" w:hAnsiTheme="majorBidi" w:cstheme="majorBidi"/>
+              </w:rPr>
+            </w:pPr>
+            <w:r>
+              <w:rPr>
+                <w:rFonts w:asciiTheme="majorBidi" w:hAnsiTheme="majorBidi" w:cstheme="majorBidi"/>
                 <w:b/>
                 <w:bCs/>
                 <w:color w:val="FFFFFF"/>
@@ -1565,8 +1959,14 @@
             </w:tcMar>
           </w:tcPr>
           <w:p>
-            <w:r>
-              <w:rPr>
+            <w:pPr>
+              <w:rPr>
+                <w:rFonts w:asciiTheme="majorBidi" w:hAnsiTheme="majorBidi" w:cstheme="majorBidi"/>
+              </w:rPr>
+            </w:pPr>
+            <w:r>
+              <w:rPr>
+                <w:rFonts w:asciiTheme="majorBidi" w:hAnsiTheme="majorBidi" w:cstheme="majorBidi"/>
                 <w:b/>
                 <w:bCs/>
                 <w:color w:val="FFFFFF"/>
@@ -1593,8 +1993,14 @@
             </w:tcMar>
           </w:tcPr>
           <w:p>
-            <w:r>
-              <w:rPr>
+            <w:pPr>
+              <w:rPr>
+                <w:rFonts w:asciiTheme="majorBidi" w:hAnsiTheme="majorBidi" w:cstheme="majorBidi"/>
+              </w:rPr>
+            </w:pPr>
+            <w:r>
+              <w:rPr>
+                <w:rFonts w:asciiTheme="majorBidi" w:hAnsiTheme="majorBidi" w:cstheme="majorBidi"/>
                 <w:b/>
                 <w:bCs/>
                 <w:color w:val="FFFFFF"/>
@@ -1621,8 +2027,14 @@
             </w:tcMar>
           </w:tcPr>
           <w:p>
-            <w:r>
-              <w:rPr>
+            <w:pPr>
+              <w:rPr>
+                <w:rFonts w:asciiTheme="majorBidi" w:hAnsiTheme="majorBidi" w:cstheme="majorBidi"/>
+              </w:rPr>
+            </w:pPr>
+            <w:r>
+              <w:rPr>
+                <w:rFonts w:asciiTheme="majorBidi" w:hAnsiTheme="majorBidi" w:cstheme="majorBidi"/>
                 <w:b/>
                 <w:bCs/>
                 <w:color w:val="FFFFFF"/>
@@ -1649,8 +2061,14 @@
             </w:tcMar>
           </w:tcPr>
           <w:p>
-            <w:r>
-              <w:rPr>
+            <w:pPr>
+              <w:rPr>
+                <w:rFonts w:asciiTheme="majorBidi" w:hAnsiTheme="majorBidi" w:cstheme="majorBidi"/>
+              </w:rPr>
+            </w:pPr>
+            <w:r>
+              <w:rPr>
+                <w:rFonts w:asciiTheme="majorBidi" w:hAnsiTheme="majorBidi" w:cstheme="majorBidi"/>
                 <w:b/>
                 <w:bCs/>
                 <w:color w:val="FFFFFF"/>
@@ -1679,8 +2097,14 @@
             </w:tcMar>
           </w:tcPr>
           <w:p>
-            <w:r>
-              <w:rPr>
+            <w:pPr>
+              <w:rPr>
+                <w:rFonts w:asciiTheme="majorBidi" w:hAnsiTheme="majorBidi" w:cstheme="majorBidi"/>
+              </w:rPr>
+            </w:pPr>
+            <w:r>
+              <w:rPr>
+                <w:rFonts w:asciiTheme="majorBidi" w:hAnsiTheme="majorBidi" w:cstheme="majorBidi"/>
                 <w:b/>
                 <w:bCs/>
                 <w:color w:val="1A1A1A"/>
@@ -1709,8 +2133,14 @@
             </w:tcMar>
           </w:tcPr>
           <w:p>
-            <w:r>
-              <w:rPr>
+            <w:pPr>
+              <w:rPr>
+                <w:rFonts w:asciiTheme="majorBidi" w:hAnsiTheme="majorBidi" w:cstheme="majorBidi"/>
+              </w:rPr>
+            </w:pPr>
+            <w:r>
+              <w:rPr>
+                <w:rFonts w:asciiTheme="majorBidi" w:hAnsiTheme="majorBidi" w:cstheme="majorBidi"/>
                 <w:b/>
                 <w:bCs/>
                 <w:color w:val="1A1A1A"/>
@@ -1721,6 +2151,7 @@
             </w:r>
             <w:r>
               <w:rPr>
+                <w:rFonts w:asciiTheme="majorBidi" w:hAnsiTheme="majorBidi" w:cstheme="majorBidi"/>
                 <w:b/>
                 <w:bCs/>
                 <w:color w:val="1A1A1A"/>
@@ -1731,6 +2162,7 @@
             </w:r>
             <w:r>
               <w:rPr>
+                <w:rFonts w:asciiTheme="majorBidi" w:hAnsiTheme="majorBidi" w:cstheme="majorBidi"/>
                 <w:b/>
                 <w:bCs/>
                 <w:color w:val="1A1A1A"/>
@@ -1741,6 +2173,7 @@
             </w:r>
             <w:r>
               <w:rPr>
+                <w:rFonts w:asciiTheme="majorBidi" w:hAnsiTheme="majorBidi" w:cstheme="majorBidi"/>
                 <w:b/>
                 <w:bCs/>
                 <w:color w:val="1A1A1A"/>
@@ -1769,8 +2202,14 @@
             </w:tcMar>
           </w:tcPr>
           <w:p>
-            <w:r>
-              <w:rPr>
+            <w:pPr>
+              <w:rPr>
+                <w:rFonts w:asciiTheme="majorBidi" w:hAnsiTheme="majorBidi" w:cstheme="majorBidi"/>
+              </w:rPr>
+            </w:pPr>
+            <w:r>
+              <w:rPr>
+                <w:rFonts w:asciiTheme="majorBidi" w:hAnsiTheme="majorBidi" w:cstheme="majorBidi"/>
                 <w:color w:val="1A1A1A"/>
                 <w:sz w:val="19"/>
                 <w:szCs w:val="19"/>
@@ -1797,8 +2236,14 @@
             </w:tcMar>
           </w:tcPr>
           <w:p>
-            <w:r>
-              <w:rPr>
+            <w:pPr>
+              <w:rPr>
+                <w:rFonts w:asciiTheme="majorBidi" w:hAnsiTheme="majorBidi" w:cstheme="majorBidi"/>
+              </w:rPr>
+            </w:pPr>
+            <w:r>
+              <w:rPr>
+                <w:rFonts w:asciiTheme="majorBidi" w:hAnsiTheme="majorBidi" w:cstheme="majorBidi"/>
                 <w:color w:val="1A1A1A"/>
                 <w:sz w:val="19"/>
                 <w:szCs w:val="19"/>
@@ -1807,6 +2252,7 @@
             </w:r>
             <w:r>
               <w:rPr>
+                <w:rFonts w:asciiTheme="majorBidi" w:hAnsiTheme="majorBidi" w:cstheme="majorBidi"/>
                 <w:color w:val="1A1A1A"/>
                 <w:sz w:val="19"/>
                 <w:szCs w:val="19"/>
@@ -1815,6 +2261,7 @@
             </w:r>
             <w:r>
               <w:rPr>
+                <w:rFonts w:asciiTheme="majorBidi" w:hAnsiTheme="majorBidi" w:cstheme="majorBidi"/>
                 <w:color w:val="1A1A1A"/>
                 <w:sz w:val="19"/>
                 <w:szCs w:val="19"/>
@@ -1841,8 +2288,14 @@
             </w:tcMar>
           </w:tcPr>
           <w:p>
-            <w:r>
-              <w:rPr>
+            <w:pPr>
+              <w:rPr>
+                <w:rFonts w:asciiTheme="majorBidi" w:hAnsiTheme="majorBidi" w:cstheme="majorBidi"/>
+              </w:rPr>
+            </w:pPr>
+            <w:r>
+              <w:rPr>
+                <w:rFonts w:asciiTheme="majorBidi" w:hAnsiTheme="majorBidi" w:cstheme="majorBidi"/>
                 <w:color w:val="1A1A1A"/>
                 <w:sz w:val="19"/>
                 <w:szCs w:val="19"/>
@@ -1852,6 +2305,7 @@
             <w:proofErr w:type="gramStart"/>
             <w:r>
               <w:rPr>
+                <w:rFonts w:asciiTheme="majorBidi" w:hAnsiTheme="majorBidi" w:cstheme="majorBidi"/>
                 <w:color w:val="1A1A1A"/>
                 <w:sz w:val="19"/>
                 <w:szCs w:val="19"/>
@@ -1861,6 +2315,7 @@
             <w:proofErr w:type="gramEnd"/>
             <w:r>
               <w:rPr>
+                <w:rFonts w:asciiTheme="majorBidi" w:hAnsiTheme="majorBidi" w:cstheme="majorBidi"/>
                 <w:color w:val="1A1A1A"/>
                 <w:sz w:val="19"/>
                 <w:szCs w:val="19"/>
@@ -1869,6 +2324,7 @@
             </w:r>
             <w:r>
               <w:rPr>
+                <w:rFonts w:asciiTheme="majorBidi" w:hAnsiTheme="majorBidi" w:cstheme="majorBidi"/>
                 <w:color w:val="1A1A1A"/>
                 <w:sz w:val="19"/>
                 <w:szCs w:val="19"/>
@@ -1877,6 +2333,7 @@
             </w:r>
             <w:r>
               <w:rPr>
+                <w:rFonts w:asciiTheme="majorBidi" w:hAnsiTheme="majorBidi" w:cstheme="majorBidi"/>
                 <w:color w:val="1A1A1A"/>
                 <w:sz w:val="19"/>
                 <w:szCs w:val="19"/>
@@ -1903,8 +2360,14 @@
             </w:tcMar>
           </w:tcPr>
           <w:p>
-            <w:r>
-              <w:rPr>
+            <w:pPr>
+              <w:rPr>
+                <w:rFonts w:asciiTheme="majorBidi" w:hAnsiTheme="majorBidi" w:cstheme="majorBidi"/>
+              </w:rPr>
+            </w:pPr>
+            <w:r>
+              <w:rPr>
+                <w:rFonts w:asciiTheme="majorBidi" w:hAnsiTheme="majorBidi" w:cstheme="majorBidi"/>
                 <w:color w:val="1A1A1A"/>
                 <w:sz w:val="19"/>
                 <w:szCs w:val="19"/>
@@ -1931,8 +2394,14 @@
             </w:tcMar>
           </w:tcPr>
           <w:p>
-            <w:r>
-              <w:rPr>
+            <w:pPr>
+              <w:rPr>
+                <w:rFonts w:asciiTheme="majorBidi" w:hAnsiTheme="majorBidi" w:cstheme="majorBidi"/>
+              </w:rPr>
+            </w:pPr>
+            <w:r>
+              <w:rPr>
+                <w:rFonts w:asciiTheme="majorBidi" w:hAnsiTheme="majorBidi" w:cstheme="majorBidi"/>
                 <w:b/>
                 <w:bCs/>
                 <w:color w:val="1A1A1A"/>
@@ -1963,8 +2432,14 @@
             </w:tcMar>
           </w:tcPr>
           <w:p>
-            <w:r>
-              <w:rPr>
+            <w:pPr>
+              <w:rPr>
+                <w:rFonts w:asciiTheme="majorBidi" w:hAnsiTheme="majorBidi" w:cstheme="majorBidi"/>
+              </w:rPr>
+            </w:pPr>
+            <w:r>
+              <w:rPr>
+                <w:rFonts w:asciiTheme="majorBidi" w:hAnsiTheme="majorBidi" w:cstheme="majorBidi"/>
                 <w:b/>
                 <w:bCs/>
                 <w:color w:val="1A1A1A"/>
@@ -1993,8 +2468,14 @@
             </w:tcMar>
           </w:tcPr>
           <w:p>
-            <w:r>
-              <w:rPr>
+            <w:pPr>
+              <w:rPr>
+                <w:rFonts w:asciiTheme="majorBidi" w:hAnsiTheme="majorBidi" w:cstheme="majorBidi"/>
+              </w:rPr>
+            </w:pPr>
+            <w:r>
+              <w:rPr>
+                <w:rFonts w:asciiTheme="majorBidi" w:hAnsiTheme="majorBidi" w:cstheme="majorBidi"/>
                 <w:b/>
                 <w:bCs/>
                 <w:color w:val="1A1A1A"/>
@@ -2005,6 +2486,7 @@
             </w:r>
             <w:r>
               <w:rPr>
+                <w:rFonts w:asciiTheme="majorBidi" w:hAnsiTheme="majorBidi" w:cstheme="majorBidi"/>
                 <w:b/>
                 <w:bCs/>
                 <w:color w:val="1A1A1A"/>
@@ -2015,6 +2497,7 @@
             </w:r>
             <w:r>
               <w:rPr>
+                <w:rFonts w:asciiTheme="majorBidi" w:hAnsiTheme="majorBidi" w:cstheme="majorBidi"/>
                 <w:b/>
                 <w:bCs/>
                 <w:color w:val="1A1A1A"/>
@@ -2025,6 +2508,7 @@
             </w:r>
             <w:r>
               <w:rPr>
+                <w:rFonts w:asciiTheme="majorBidi" w:hAnsiTheme="majorBidi" w:cstheme="majorBidi"/>
                 <w:b/>
                 <w:bCs/>
                 <w:color w:val="1A1A1A"/>
@@ -2053,8 +2537,14 @@
             </w:tcMar>
           </w:tcPr>
           <w:p>
-            <w:r>
-              <w:rPr>
+            <w:pPr>
+              <w:rPr>
+                <w:rFonts w:asciiTheme="majorBidi" w:hAnsiTheme="majorBidi" w:cstheme="majorBidi"/>
+              </w:rPr>
+            </w:pPr>
+            <w:r>
+              <w:rPr>
+                <w:rFonts w:asciiTheme="majorBidi" w:hAnsiTheme="majorBidi" w:cstheme="majorBidi"/>
                 <w:color w:val="1A1A1A"/>
                 <w:sz w:val="19"/>
                 <w:szCs w:val="19"/>
@@ -2081,8 +2571,14 @@
             </w:tcMar>
           </w:tcPr>
           <w:p>
-            <w:r>
-              <w:rPr>
+            <w:pPr>
+              <w:rPr>
+                <w:rFonts w:asciiTheme="majorBidi" w:hAnsiTheme="majorBidi" w:cstheme="majorBidi"/>
+              </w:rPr>
+            </w:pPr>
+            <w:r>
+              <w:rPr>
+                <w:rFonts w:asciiTheme="majorBidi" w:hAnsiTheme="majorBidi" w:cstheme="majorBidi"/>
                 <w:color w:val="1A1A1A"/>
                 <w:sz w:val="19"/>
                 <w:szCs w:val="19"/>
@@ -2109,8 +2605,14 @@
             </w:tcMar>
           </w:tcPr>
           <w:p>
-            <w:r>
-              <w:rPr>
+            <w:pPr>
+              <w:rPr>
+                <w:rFonts w:asciiTheme="majorBidi" w:hAnsiTheme="majorBidi" w:cstheme="majorBidi"/>
+              </w:rPr>
+            </w:pPr>
+            <w:r>
+              <w:rPr>
+                <w:rFonts w:asciiTheme="majorBidi" w:hAnsiTheme="majorBidi" w:cstheme="majorBidi"/>
                 <w:color w:val="1A1A1A"/>
                 <w:sz w:val="19"/>
                 <w:szCs w:val="19"/>
@@ -2119,6 +2621,7 @@
             </w:r>
             <w:r>
               <w:rPr>
+                <w:rFonts w:asciiTheme="majorBidi" w:hAnsiTheme="majorBidi" w:cstheme="majorBidi"/>
                 <w:color w:val="1A1A1A"/>
                 <w:sz w:val="19"/>
                 <w:szCs w:val="19"/>
@@ -2127,6 +2630,7 @@
             </w:r>
             <w:r>
               <w:rPr>
+                <w:rFonts w:asciiTheme="majorBidi" w:hAnsiTheme="majorBidi" w:cstheme="majorBidi"/>
                 <w:color w:val="1A1A1A"/>
                 <w:sz w:val="19"/>
                 <w:szCs w:val="19"/>
@@ -2153,8 +2657,14 @@
             </w:tcMar>
           </w:tcPr>
           <w:p>
-            <w:r>
-              <w:rPr>
+            <w:pPr>
+              <w:rPr>
+                <w:rFonts w:asciiTheme="majorBidi" w:eastAsia="Times New Roman" w:hAnsiTheme="majorBidi" w:cstheme="majorBidi"/>
+              </w:rPr>
+            </w:pPr>
+            <w:r>
+              <w:rPr>
+                <w:rFonts w:asciiTheme="majorBidi" w:hAnsiTheme="majorBidi" w:cstheme="majorBidi"/>
                 <w:color w:val="1A1A1A"/>
                 <w:sz w:val="19"/>
                 <w:szCs w:val="19"/>
@@ -2163,6 +2673,7 @@
             </w:r>
             <w:r>
               <w:rPr>
+                <w:rFonts w:asciiTheme="majorBidi" w:hAnsiTheme="majorBidi" w:cstheme="majorBidi"/>
                 <w:color w:val="1A1A1A"/>
                 <w:sz w:val="19"/>
                 <w:szCs w:val="19"/>
@@ -2171,19 +2682,13 @@
             </w:r>
             <w:r>
               <w:rPr>
-                <w:rFonts w:ascii="Courier New" w:hAnsi="Courier New" w:cs="Courier New"/>
-                <w:color w:val="E3E3E3"/>
-                <w:sz w:val="18"/>
-                <w:szCs w:val="18"/>
-                <w:shd w:val="clear" w:color="auto" w:fill="282828"/>
-              </w:rPr>
-              <w:t>This name is already taken. Try logging in.</w:t>
-            </w:r>
-            <w:r>
-              <w:rPr>
-                <w:color w:val="1A1A1A"/>
-                <w:sz w:val="19"/>
-                <w:szCs w:val="19"/>
+                <w:rFonts w:asciiTheme="majorBidi" w:eastAsia="Times New Roman" w:hAnsiTheme="majorBidi" w:cstheme="majorBidi"/>
+              </w:rPr>
+              <w:t>This name is already taken. Try logging in</w:t>
+            </w:r>
+            <w:r>
+              <w:rPr>
+                <w:rFonts w:asciiTheme="majorBidi" w:eastAsia="Times New Roman" w:hAnsiTheme="majorBidi" w:cstheme="majorBidi"/>
               </w:rPr>
               <w:t>”</w:t>
             </w:r>
@@ -2207,8 +2712,14 @@
             </w:tcMar>
           </w:tcPr>
           <w:p>
-            <w:r>
-              <w:rPr>
+            <w:pPr>
+              <w:rPr>
+                <w:rFonts w:asciiTheme="majorBidi" w:hAnsiTheme="majorBidi" w:cstheme="majorBidi"/>
+              </w:rPr>
+            </w:pPr>
+            <w:r>
+              <w:rPr>
+                <w:rFonts w:asciiTheme="majorBidi" w:hAnsiTheme="majorBidi" w:cstheme="majorBidi"/>
                 <w:b/>
                 <w:bCs/>
                 <w:color w:val="1A1A1A"/>
@@ -2239,8 +2750,14 @@
             </w:tcMar>
           </w:tcPr>
           <w:p>
-            <w:r>
-              <w:rPr>
+            <w:pPr>
+              <w:rPr>
+                <w:rFonts w:asciiTheme="majorBidi" w:hAnsiTheme="majorBidi" w:cstheme="majorBidi"/>
+              </w:rPr>
+            </w:pPr>
+            <w:r>
+              <w:rPr>
+                <w:rFonts w:asciiTheme="majorBidi" w:hAnsiTheme="majorBidi" w:cstheme="majorBidi"/>
                 <w:b/>
                 <w:bCs/>
                 <w:color w:val="1A1A1A"/>
@@ -2269,8 +2786,14 @@
             </w:tcMar>
           </w:tcPr>
           <w:p>
-            <w:r>
-              <w:rPr>
+            <w:pPr>
+              <w:rPr>
+                <w:rFonts w:asciiTheme="majorBidi" w:hAnsiTheme="majorBidi" w:cstheme="majorBidi"/>
+              </w:rPr>
+            </w:pPr>
+            <w:r>
+              <w:rPr>
+                <w:rFonts w:asciiTheme="majorBidi" w:hAnsiTheme="majorBidi" w:cstheme="majorBidi"/>
                 <w:b/>
                 <w:bCs/>
                 <w:color w:val="1A1A1A"/>
@@ -2299,8 +2822,14 @@
             </w:tcMar>
           </w:tcPr>
           <w:p>
-            <w:r>
-              <w:rPr>
+            <w:pPr>
+              <w:rPr>
+                <w:rFonts w:asciiTheme="majorBidi" w:hAnsiTheme="majorBidi" w:cstheme="majorBidi"/>
+              </w:rPr>
+            </w:pPr>
+            <w:r>
+              <w:rPr>
+                <w:rFonts w:asciiTheme="majorBidi" w:hAnsiTheme="majorBidi" w:cstheme="majorBidi"/>
                 <w:color w:val="1A1A1A"/>
                 <w:sz w:val="19"/>
                 <w:szCs w:val="19"/>
@@ -2327,8 +2856,14 @@
             </w:tcMar>
           </w:tcPr>
           <w:p>
-            <w:r>
-              <w:rPr>
+            <w:pPr>
+              <w:rPr>
+                <w:rFonts w:asciiTheme="majorBidi" w:hAnsiTheme="majorBidi" w:cstheme="majorBidi"/>
+              </w:rPr>
+            </w:pPr>
+            <w:r>
+              <w:rPr>
+                <w:rFonts w:asciiTheme="majorBidi" w:hAnsiTheme="majorBidi" w:cstheme="majorBidi"/>
                 <w:color w:val="1A1A1A"/>
                 <w:sz w:val="19"/>
                 <w:szCs w:val="19"/>
@@ -2355,8 +2890,14 @@
             </w:tcMar>
           </w:tcPr>
           <w:p>
-            <w:r>
-              <w:rPr>
+            <w:pPr>
+              <w:rPr>
+                <w:rFonts w:asciiTheme="majorBidi" w:hAnsiTheme="majorBidi" w:cstheme="majorBidi"/>
+              </w:rPr>
+            </w:pPr>
+            <w:r>
+              <w:rPr>
+                <w:rFonts w:asciiTheme="majorBidi" w:hAnsiTheme="majorBidi" w:cstheme="majorBidi"/>
                 <w:color w:val="1A1A1A"/>
                 <w:sz w:val="19"/>
                 <w:szCs w:val="19"/>
@@ -2365,6 +2906,7 @@
             </w:r>
             <w:r>
               <w:rPr>
+                <w:rFonts w:asciiTheme="majorBidi" w:hAnsiTheme="majorBidi" w:cstheme="majorBidi"/>
                 <w:color w:val="1A1A1A"/>
                 <w:sz w:val="19"/>
                 <w:szCs w:val="19"/>
@@ -2373,6 +2915,7 @@
             </w:r>
             <w:r>
               <w:rPr>
+                <w:rFonts w:asciiTheme="majorBidi" w:hAnsiTheme="majorBidi" w:cstheme="majorBidi"/>
                 <w:color w:val="1A1A1A"/>
                 <w:sz w:val="19"/>
                 <w:szCs w:val="19"/>
@@ -2381,6 +2924,7 @@
             </w:r>
             <w:r>
               <w:rPr>
+                <w:rFonts w:asciiTheme="majorBidi" w:hAnsiTheme="majorBidi" w:cstheme="majorBidi"/>
                 <w:color w:val="1A1A1A"/>
                 <w:sz w:val="19"/>
                 <w:szCs w:val="19"/>
@@ -2389,6 +2933,7 @@
             </w:r>
             <w:r>
               <w:rPr>
+                <w:rFonts w:asciiTheme="majorBidi" w:hAnsiTheme="majorBidi" w:cstheme="majorBidi"/>
                 <w:color w:val="1A1A1A"/>
                 <w:sz w:val="19"/>
                 <w:szCs w:val="19"/>
@@ -2415,8 +2960,14 @@
             </w:tcMar>
           </w:tcPr>
           <w:p>
-            <w:r>
-              <w:rPr>
+            <w:pPr>
+              <w:rPr>
+                <w:rFonts w:asciiTheme="majorBidi" w:hAnsiTheme="majorBidi" w:cstheme="majorBidi"/>
+              </w:rPr>
+            </w:pPr>
+            <w:r>
+              <w:rPr>
+                <w:rFonts w:asciiTheme="majorBidi" w:hAnsiTheme="majorBidi" w:cstheme="majorBidi"/>
                 <w:color w:val="1A1A1A"/>
                 <w:sz w:val="19"/>
                 <w:szCs w:val="19"/>
@@ -2443,8 +2994,14 @@
             </w:tcMar>
           </w:tcPr>
           <w:p>
-            <w:r>
-              <w:rPr>
+            <w:pPr>
+              <w:rPr>
+                <w:rFonts w:asciiTheme="majorBidi" w:hAnsiTheme="majorBidi" w:cstheme="majorBidi"/>
+              </w:rPr>
+            </w:pPr>
+            <w:r>
+              <w:rPr>
+                <w:rFonts w:asciiTheme="majorBidi" w:hAnsiTheme="majorBidi" w:cstheme="majorBidi"/>
                 <w:b/>
                 <w:bCs/>
                 <w:color w:val="1A1A1A"/>
@@ -2475,8 +3032,19 @@
             </w:tcMar>
           </w:tcPr>
           <w:p>
-            <w:r>
-              <w:rPr>
+            <w:pPr>
+              <w:rPr>
+                <w:rFonts w:asciiTheme="majorBidi" w:hAnsiTheme="majorBidi" w:cstheme="majorBidi"/>
+                <w:b/>
+                <w:bCs/>
+                <w:color w:val="1A1A1A"/>
+                <w:sz w:val="19"/>
+                <w:szCs w:val="19"/>
+              </w:rPr>
+            </w:pPr>
+            <w:r>
+              <w:rPr>
+                <w:rFonts w:asciiTheme="majorBidi" w:hAnsiTheme="majorBidi" w:cstheme="majorBidi"/>
                 <w:b/>
                 <w:bCs/>
                 <w:color w:val="1A1A1A"/>
@@ -2496,24 +3064,59 @@
               <w:bottom w:val="single" w:sz="4" w:space="0" w:color="CCCCCC"/>
               <w:right w:val="single" w:sz="4" w:space="0" w:color="CCCCCC"/>
             </w:tcBorders>
-            <w:shd w:val="clear" w:color="auto" w:fill="F5F5F5"/>
-            <w:tcMar>
-              <w:top w:w="80" w:type="dxa"/>
-              <w:left w:w="140" w:type="dxa"/>
-              <w:bottom w:w="80" w:type="dxa"/>
-              <w:right w:w="140" w:type="dxa"/>
-            </w:tcMar>
-          </w:tcPr>
-          <w:p>
-            <w:r>
-              <w:rPr>
-                <w:b/>
-                <w:bCs/>
-                <w:color w:val="1A1A1A"/>
-                <w:sz w:val="19"/>
-                <w:szCs w:val="19"/>
-              </w:rPr>
-              <w:t>Win a game</w:t>
+            <w:shd w:val="clear" w:color="auto" w:fill="FFFFFF"/>
+            <w:tcMar>
+              <w:top w:w="80" w:type="dxa"/>
+              <w:left w:w="140" w:type="dxa"/>
+              <w:bottom w:w="80" w:type="dxa"/>
+              <w:right w:w="140" w:type="dxa"/>
+            </w:tcMar>
+          </w:tcPr>
+          <w:p>
+            <w:pPr>
+              <w:rPr>
+                <w:rFonts w:asciiTheme="majorBidi" w:hAnsiTheme="majorBidi" w:cstheme="majorBidi"/>
+                <w:b/>
+                <w:bCs/>
+                <w:color w:val="1A1A1A"/>
+                <w:sz w:val="19"/>
+                <w:szCs w:val="19"/>
+              </w:rPr>
+            </w:pPr>
+            <w:r>
+              <w:rPr>
+                <w:rFonts w:asciiTheme="majorBidi" w:hAnsiTheme="majorBidi" w:cstheme="majorBidi"/>
+                <w:b/>
+                <w:bCs/>
+                <w:color w:val="1A1A1A"/>
+                <w:sz w:val="19"/>
+                <w:szCs w:val="19"/>
+              </w:rPr>
+              <w:t xml:space="preserve">Login </w:t>
+            </w:r>
+            <w:proofErr w:type="gramStart"/>
+            <w:r>
+              <w:rPr>
+                <w:rFonts w:asciiTheme="majorBidi" w:hAnsiTheme="majorBidi" w:cstheme="majorBidi"/>
+                <w:b/>
+                <w:bCs/>
+                <w:color w:val="1A1A1A"/>
+                <w:sz w:val="19"/>
+                <w:szCs w:val="19"/>
+              </w:rPr>
+              <w:t>user(</w:t>
+            </w:r>
+            <w:proofErr w:type="gramEnd"/>
+            <w:r>
+              <w:rPr>
+                <w:rFonts w:asciiTheme="majorBidi" w:hAnsiTheme="majorBidi" w:cstheme="majorBidi"/>
+                <w:b/>
+                <w:bCs/>
+                <w:color w:val="1A1A1A"/>
+                <w:sz w:val="19"/>
+                <w:szCs w:val="19"/>
+              </w:rPr>
+              <w:t>does not exist)</w:t>
             </w:r>
           </w:p>
         </w:tc>
@@ -2526,22 +3129,31 @@
               <w:bottom w:val="single" w:sz="4" w:space="0" w:color="CCCCCC"/>
               <w:right w:val="single" w:sz="4" w:space="0" w:color="CCCCCC"/>
             </w:tcBorders>
-            <w:shd w:val="clear" w:color="auto" w:fill="F5F5F5"/>
-            <w:tcMar>
-              <w:top w:w="80" w:type="dxa"/>
-              <w:left w:w="140" w:type="dxa"/>
-              <w:bottom w:w="80" w:type="dxa"/>
-              <w:right w:w="140" w:type="dxa"/>
-            </w:tcMar>
-          </w:tcPr>
-          <w:p>
-            <w:r>
-              <w:rPr>
-                <w:color w:val="1A1A1A"/>
-                <w:sz w:val="19"/>
-                <w:szCs w:val="19"/>
-              </w:rPr>
-              <w:t>Gameplay</w:t>
+            <w:shd w:val="clear" w:color="auto" w:fill="FFFFFF"/>
+            <w:tcMar>
+              <w:top w:w="80" w:type="dxa"/>
+              <w:left w:w="140" w:type="dxa"/>
+              <w:bottom w:w="80" w:type="dxa"/>
+              <w:right w:w="140" w:type="dxa"/>
+            </w:tcMar>
+          </w:tcPr>
+          <w:p>
+            <w:pPr>
+              <w:rPr>
+                <w:rFonts w:asciiTheme="majorBidi" w:hAnsiTheme="majorBidi" w:cstheme="majorBidi"/>
+                <w:color w:val="1A1A1A"/>
+                <w:sz w:val="19"/>
+                <w:szCs w:val="19"/>
+              </w:rPr>
+            </w:pPr>
+            <w:r>
+              <w:rPr>
+                <w:rFonts w:asciiTheme="majorBidi" w:hAnsiTheme="majorBidi" w:cstheme="majorBidi"/>
+                <w:color w:val="1A1A1A"/>
+                <w:sz w:val="19"/>
+                <w:szCs w:val="19"/>
+              </w:rPr>
+              <w:t>Account</w:t>
             </w:r>
           </w:p>
         </w:tc>
@@ -2554,38 +3166,31 @@
               <w:bottom w:val="single" w:sz="4" w:space="0" w:color="CCCCCC"/>
               <w:right w:val="single" w:sz="4" w:space="0" w:color="CCCCCC"/>
             </w:tcBorders>
-            <w:shd w:val="clear" w:color="auto" w:fill="F5F5F5"/>
-            <w:tcMar>
-              <w:top w:w="80" w:type="dxa"/>
-              <w:left w:w="140" w:type="dxa"/>
-              <w:bottom w:w="80" w:type="dxa"/>
-              <w:right w:w="140" w:type="dxa"/>
-            </w:tcMar>
-          </w:tcPr>
-          <w:p>
-            <w:r>
-              <w:rPr>
-                <w:color w:val="1A1A1A"/>
-                <w:sz w:val="19"/>
-                <w:szCs w:val="19"/>
-              </w:rPr>
-              <w:t>Logged in;</w:t>
-            </w:r>
-            <w:r>
-              <w:rPr>
-                <w:color w:val="1A1A1A"/>
-                <w:sz w:val="19"/>
-                <w:szCs w:val="19"/>
-              </w:rPr>
-              <w:br/>
-            </w:r>
-            <w:r>
-              <w:rPr>
-                <w:color w:val="1A1A1A"/>
-                <w:sz w:val="19"/>
-                <w:szCs w:val="19"/>
-              </w:rPr>
-              <w:t xml:space="preserve"> Easy difficulty</w:t>
+            <w:shd w:val="clear" w:color="auto" w:fill="FFFFFF"/>
+            <w:tcMar>
+              <w:top w:w="80" w:type="dxa"/>
+              <w:left w:w="140" w:type="dxa"/>
+              <w:bottom w:w="80" w:type="dxa"/>
+              <w:right w:w="140" w:type="dxa"/>
+            </w:tcMar>
+          </w:tcPr>
+          <w:p>
+            <w:pPr>
+              <w:rPr>
+                <w:rFonts w:asciiTheme="majorBidi" w:hAnsiTheme="majorBidi" w:cstheme="majorBidi"/>
+                <w:color w:val="1A1A1A"/>
+                <w:sz w:val="19"/>
+                <w:szCs w:val="19"/>
+              </w:rPr>
+            </w:pPr>
+            <w:r>
+              <w:rPr>
+                <w:rFonts w:asciiTheme="majorBidi" w:hAnsiTheme="majorBidi" w:cstheme="majorBidi"/>
+                <w:color w:val="1A1A1A"/>
+                <w:sz w:val="19"/>
+                <w:szCs w:val="19"/>
+              </w:rPr>
+              <w:t>Browser is open</w:t>
             </w:r>
           </w:p>
         </w:tc>
@@ -2598,38 +3203,31 @@
               <w:bottom w:val="single" w:sz="4" w:space="0" w:color="CCCCCC"/>
               <w:right w:val="single" w:sz="4" w:space="0" w:color="CCCCCC"/>
             </w:tcBorders>
-            <w:shd w:val="clear" w:color="auto" w:fill="F5F5F5"/>
-            <w:tcMar>
-              <w:top w:w="80" w:type="dxa"/>
-              <w:left w:w="140" w:type="dxa"/>
-              <w:bottom w:w="80" w:type="dxa"/>
-              <w:right w:w="140" w:type="dxa"/>
-            </w:tcMar>
-          </w:tcPr>
-          <w:p>
-            <w:r>
-              <w:rPr>
-                <w:color w:val="1A1A1A"/>
-                <w:sz w:val="19"/>
-                <w:szCs w:val="19"/>
-              </w:rPr>
-              <w:t>1. Place pieces to form a winning line</w:t>
-            </w:r>
-            <w:r>
-              <w:rPr>
-                <w:color w:val="1A1A1A"/>
-                <w:sz w:val="19"/>
-                <w:szCs w:val="19"/>
-              </w:rPr>
-              <w:br/>
-            </w:r>
-            <w:r>
-              <w:rPr>
-                <w:color w:val="1A1A1A"/>
-                <w:sz w:val="19"/>
-                <w:szCs w:val="19"/>
-              </w:rPr>
-              <w:t xml:space="preserve"> 2. Complete the line</w:t>
+            <w:shd w:val="clear" w:color="auto" w:fill="FFFFFF"/>
+            <w:tcMar>
+              <w:top w:w="80" w:type="dxa"/>
+              <w:left w:w="140" w:type="dxa"/>
+              <w:bottom w:w="80" w:type="dxa"/>
+              <w:right w:w="140" w:type="dxa"/>
+            </w:tcMar>
+          </w:tcPr>
+          <w:p>
+            <w:pPr>
+              <w:rPr>
+                <w:rFonts w:asciiTheme="majorBidi" w:hAnsiTheme="majorBidi" w:cstheme="majorBidi"/>
+                <w:color w:val="1A1A1A"/>
+                <w:sz w:val="19"/>
+                <w:szCs w:val="19"/>
+              </w:rPr>
+            </w:pPr>
+            <w:r>
+              <w:rPr>
+                <w:rFonts w:asciiTheme="majorBidi" w:hAnsiTheme="majorBidi" w:cstheme="majorBidi"/>
+                <w:color w:val="1A1A1A"/>
+                <w:sz w:val="19"/>
+                <w:szCs w:val="19"/>
+              </w:rPr>
+              <w:t>1.Enter a name (does not exist in DB)</w:t>
             </w:r>
           </w:p>
         </w:tc>
@@ -2642,22 +3240,51 @@
               <w:bottom w:val="single" w:sz="4" w:space="0" w:color="CCCCCC"/>
               <w:right w:val="single" w:sz="4" w:space="0" w:color="CCCCCC"/>
             </w:tcBorders>
-            <w:shd w:val="clear" w:color="auto" w:fill="F5F5F5"/>
-            <w:tcMar>
-              <w:top w:w="80" w:type="dxa"/>
-              <w:left w:w="140" w:type="dxa"/>
-              <w:bottom w:w="80" w:type="dxa"/>
-              <w:right w:w="140" w:type="dxa"/>
-            </w:tcMar>
-          </w:tcPr>
-          <w:p>
-            <w:r>
-              <w:rPr>
-                <w:color w:val="1A1A1A"/>
-                <w:sz w:val="19"/>
-                <w:szCs w:val="19"/>
-              </w:rPr>
-              <w:t>Win message displayed; stats counter increments</w:t>
+            <w:shd w:val="clear" w:color="auto" w:fill="FFFFFF"/>
+            <w:tcMar>
+              <w:top w:w="80" w:type="dxa"/>
+              <w:left w:w="140" w:type="dxa"/>
+              <w:bottom w:w="80" w:type="dxa"/>
+              <w:right w:w="140" w:type="dxa"/>
+            </w:tcMar>
+          </w:tcPr>
+          <w:p>
+            <w:pPr>
+              <w:rPr>
+                <w:rFonts w:asciiTheme="majorBidi" w:eastAsia="Times New Roman" w:hAnsiTheme="majorBidi" w:cstheme="majorBidi"/>
+                <w:color w:val="FF6B6B"/>
+              </w:rPr>
+            </w:pPr>
+            <w:r>
+              <w:rPr>
+                <w:rFonts w:asciiTheme="majorBidi" w:hAnsiTheme="majorBidi" w:cstheme="majorBidi"/>
+                <w:color w:val="1A1A1A"/>
+                <w:sz w:val="19"/>
+                <w:szCs w:val="19"/>
+              </w:rPr>
+              <w:t>Validation error shown: show “</w:t>
+            </w:r>
+            <w:r>
+              <w:rPr>
+                <w:rFonts w:asciiTheme="majorBidi" w:eastAsia="Times New Roman" w:hAnsiTheme="majorBidi" w:cstheme="majorBidi"/>
+              </w:rPr>
+              <w:t>No account with this name. Please register</w:t>
+            </w:r>
+            <w:r>
+              <w:rPr>
+                <w:rFonts w:asciiTheme="majorBidi" w:eastAsia="Times New Roman" w:hAnsiTheme="majorBidi" w:cstheme="majorBidi"/>
+                <w:color w:val="FF6B6B"/>
+              </w:rPr>
+              <w:t>.</w:t>
+            </w:r>
+            <w:r>
+              <w:rPr>
+                <w:rFonts w:asciiTheme="majorBidi" w:hAnsiTheme="majorBidi" w:cstheme="majorBidi"/>
+                <w:color w:val="1A1A1A"/>
+                <w:sz w:val="19"/>
+                <w:szCs w:val="19"/>
+              </w:rPr>
+              <w:t>”</w:t>
             </w:r>
           </w:p>
         </w:tc>
@@ -2679,8 +3306,19 @@
             </w:tcMar>
           </w:tcPr>
           <w:p>
-            <w:r>
-              <w:rPr>
+            <w:pPr>
+              <w:rPr>
+                <w:rFonts w:asciiTheme="majorBidi" w:hAnsiTheme="majorBidi" w:cstheme="majorBidi"/>
+                <w:b/>
+                <w:bCs/>
+                <w:color w:val="1A1A1A"/>
+                <w:sz w:val="19"/>
+                <w:szCs w:val="19"/>
+              </w:rPr>
+            </w:pPr>
+            <w:r>
+              <w:rPr>
+                <w:rFonts w:asciiTheme="majorBidi" w:hAnsiTheme="majorBidi" w:cstheme="majorBidi"/>
                 <w:b/>
                 <w:bCs/>
                 <w:color w:val="1A1A1A"/>
@@ -2711,15 +3349,32 @@
             </w:tcMar>
           </w:tcPr>
           <w:p>
-            <w:r>
-              <w:rPr>
-                <w:b/>
-                <w:bCs/>
-                <w:color w:val="1A1A1A"/>
-                <w:sz w:val="19"/>
-                <w:szCs w:val="19"/>
-              </w:rPr>
-              <w:t>TC-05</w:t>
+            <w:pPr>
+              <w:rPr>
+                <w:rFonts w:asciiTheme="majorBidi" w:hAnsiTheme="majorBidi" w:cstheme="majorBidi"/>
+              </w:rPr>
+            </w:pPr>
+            <w:r>
+              <w:rPr>
+                <w:rFonts w:asciiTheme="majorBidi" w:hAnsiTheme="majorBidi" w:cstheme="majorBidi"/>
+                <w:b/>
+                <w:bCs/>
+                <w:color w:val="1A1A1A"/>
+                <w:sz w:val="19"/>
+                <w:szCs w:val="19"/>
+              </w:rPr>
+              <w:t>TC-0</w:t>
+            </w:r>
+            <w:r>
+              <w:rPr>
+                <w:rFonts w:asciiTheme="majorBidi" w:hAnsiTheme="majorBidi" w:cstheme="majorBidi"/>
+                <w:b/>
+                <w:bCs/>
+                <w:color w:val="1A1A1A"/>
+                <w:sz w:val="19"/>
+                <w:szCs w:val="19"/>
+              </w:rPr>
+              <w:t>5</w:t>
             </w:r>
           </w:p>
         </w:tc>
@@ -2732,24 +3387,30 @@
               <w:bottom w:val="single" w:sz="4" w:space="0" w:color="CCCCCC"/>
               <w:right w:val="single" w:sz="4" w:space="0" w:color="CCCCCC"/>
             </w:tcBorders>
-            <w:shd w:val="clear" w:color="auto" w:fill="FFFFFF"/>
-            <w:tcMar>
-              <w:top w:w="80" w:type="dxa"/>
-              <w:left w:w="140" w:type="dxa"/>
-              <w:bottom w:w="80" w:type="dxa"/>
-              <w:right w:w="140" w:type="dxa"/>
-            </w:tcMar>
-          </w:tcPr>
-          <w:p>
-            <w:r>
-              <w:rPr>
-                <w:b/>
-                <w:bCs/>
-                <w:color w:val="1A1A1A"/>
-                <w:sz w:val="19"/>
-                <w:szCs w:val="19"/>
-              </w:rPr>
-              <w:t>Draw is detected</w:t>
+            <w:shd w:val="clear" w:color="auto" w:fill="F5F5F5"/>
+            <w:tcMar>
+              <w:top w:w="80" w:type="dxa"/>
+              <w:left w:w="140" w:type="dxa"/>
+              <w:bottom w:w="80" w:type="dxa"/>
+              <w:right w:w="140" w:type="dxa"/>
+            </w:tcMar>
+          </w:tcPr>
+          <w:p>
+            <w:pPr>
+              <w:rPr>
+                <w:rFonts w:asciiTheme="majorBidi" w:hAnsiTheme="majorBidi" w:cstheme="majorBidi"/>
+              </w:rPr>
+            </w:pPr>
+            <w:r>
+              <w:rPr>
+                <w:rFonts w:asciiTheme="majorBidi" w:hAnsiTheme="majorBidi" w:cstheme="majorBidi"/>
+                <w:b/>
+                <w:bCs/>
+                <w:color w:val="1A1A1A"/>
+                <w:sz w:val="19"/>
+                <w:szCs w:val="19"/>
+              </w:rPr>
+              <w:t>Win a game</w:t>
             </w:r>
           </w:p>
         </w:tc>
@@ -2762,17 +3423,23 @@
               <w:bottom w:val="single" w:sz="4" w:space="0" w:color="CCCCCC"/>
               <w:right w:val="single" w:sz="4" w:space="0" w:color="CCCCCC"/>
             </w:tcBorders>
-            <w:shd w:val="clear" w:color="auto" w:fill="FFFFFF"/>
-            <w:tcMar>
-              <w:top w:w="80" w:type="dxa"/>
-              <w:left w:w="140" w:type="dxa"/>
-              <w:bottom w:w="80" w:type="dxa"/>
-              <w:right w:w="140" w:type="dxa"/>
-            </w:tcMar>
-          </w:tcPr>
-          <w:p>
-            <w:r>
-              <w:rPr>
+            <w:shd w:val="clear" w:color="auto" w:fill="F5F5F5"/>
+            <w:tcMar>
+              <w:top w:w="80" w:type="dxa"/>
+              <w:left w:w="140" w:type="dxa"/>
+              <w:bottom w:w="80" w:type="dxa"/>
+              <w:right w:w="140" w:type="dxa"/>
+            </w:tcMar>
+          </w:tcPr>
+          <w:p>
+            <w:pPr>
+              <w:rPr>
+                <w:rFonts w:asciiTheme="majorBidi" w:hAnsiTheme="majorBidi" w:cstheme="majorBidi"/>
+              </w:rPr>
+            </w:pPr>
+            <w:r>
+              <w:rPr>
+                <w:rFonts w:asciiTheme="majorBidi" w:hAnsiTheme="majorBidi" w:cstheme="majorBidi"/>
                 <w:color w:val="1A1A1A"/>
                 <w:sz w:val="19"/>
                 <w:szCs w:val="19"/>
@@ -2790,17 +3457,23 @@
               <w:bottom w:val="single" w:sz="4" w:space="0" w:color="CCCCCC"/>
               <w:right w:val="single" w:sz="4" w:space="0" w:color="CCCCCC"/>
             </w:tcBorders>
-            <w:shd w:val="clear" w:color="auto" w:fill="FFFFFF"/>
-            <w:tcMar>
-              <w:top w:w="80" w:type="dxa"/>
-              <w:left w:w="140" w:type="dxa"/>
-              <w:bottom w:w="80" w:type="dxa"/>
-              <w:right w:w="140" w:type="dxa"/>
-            </w:tcMar>
-          </w:tcPr>
-          <w:p>
-            <w:r>
-              <w:rPr>
+            <w:shd w:val="clear" w:color="auto" w:fill="F5F5F5"/>
+            <w:tcMar>
+              <w:top w:w="80" w:type="dxa"/>
+              <w:left w:w="140" w:type="dxa"/>
+              <w:bottom w:w="80" w:type="dxa"/>
+              <w:right w:w="140" w:type="dxa"/>
+            </w:tcMar>
+          </w:tcPr>
+          <w:p>
+            <w:pPr>
+              <w:rPr>
+                <w:rFonts w:asciiTheme="majorBidi" w:hAnsiTheme="majorBidi" w:cstheme="majorBidi"/>
+              </w:rPr>
+            </w:pPr>
+            <w:r>
+              <w:rPr>
+                <w:rFonts w:asciiTheme="majorBidi" w:hAnsiTheme="majorBidi" w:cstheme="majorBidi"/>
                 <w:color w:val="1A1A1A"/>
                 <w:sz w:val="19"/>
                 <w:szCs w:val="19"/>
@@ -2809,6 +3482,7 @@
             </w:r>
             <w:r>
               <w:rPr>
+                <w:rFonts w:asciiTheme="majorBidi" w:hAnsiTheme="majorBidi" w:cstheme="majorBidi"/>
                 <w:color w:val="1A1A1A"/>
                 <w:sz w:val="19"/>
                 <w:szCs w:val="19"/>
@@ -2817,6 +3491,7 @@
             </w:r>
             <w:r>
               <w:rPr>
+                <w:rFonts w:asciiTheme="majorBidi" w:hAnsiTheme="majorBidi" w:cstheme="majorBidi"/>
                 <w:color w:val="1A1A1A"/>
                 <w:sz w:val="19"/>
                 <w:szCs w:val="19"/>
@@ -2834,22 +3509,46 @@
               <w:bottom w:val="single" w:sz="4" w:space="0" w:color="CCCCCC"/>
               <w:right w:val="single" w:sz="4" w:space="0" w:color="CCCCCC"/>
             </w:tcBorders>
-            <w:shd w:val="clear" w:color="auto" w:fill="FFFFFF"/>
-            <w:tcMar>
-              <w:top w:w="80" w:type="dxa"/>
-              <w:left w:w="140" w:type="dxa"/>
-              <w:bottom w:w="80" w:type="dxa"/>
-              <w:right w:w="140" w:type="dxa"/>
-            </w:tcMar>
-          </w:tcPr>
-          <w:p>
-            <w:r>
-              <w:rPr>
-                <w:color w:val="1A1A1A"/>
-                <w:sz w:val="19"/>
-                <w:szCs w:val="19"/>
-              </w:rPr>
-              <w:t>1. Fill all 9 cells without either player winning</w:t>
+            <w:shd w:val="clear" w:color="auto" w:fill="F5F5F5"/>
+            <w:tcMar>
+              <w:top w:w="80" w:type="dxa"/>
+              <w:left w:w="140" w:type="dxa"/>
+              <w:bottom w:w="80" w:type="dxa"/>
+              <w:right w:w="140" w:type="dxa"/>
+            </w:tcMar>
+          </w:tcPr>
+          <w:p>
+            <w:pPr>
+              <w:rPr>
+                <w:rFonts w:asciiTheme="majorBidi" w:hAnsiTheme="majorBidi" w:cstheme="majorBidi"/>
+              </w:rPr>
+            </w:pPr>
+            <w:r>
+              <w:rPr>
+                <w:rFonts w:asciiTheme="majorBidi" w:hAnsiTheme="majorBidi" w:cstheme="majorBidi"/>
+                <w:color w:val="1A1A1A"/>
+                <w:sz w:val="19"/>
+                <w:szCs w:val="19"/>
+              </w:rPr>
+              <w:t>1. Place pieces to form a winning line</w:t>
+            </w:r>
+            <w:r>
+              <w:rPr>
+                <w:rFonts w:asciiTheme="majorBidi" w:hAnsiTheme="majorBidi" w:cstheme="majorBidi"/>
+                <w:color w:val="1A1A1A"/>
+                <w:sz w:val="19"/>
+                <w:szCs w:val="19"/>
+              </w:rPr>
+              <w:br/>
+            </w:r>
+            <w:r>
+              <w:rPr>
+                <w:rFonts w:asciiTheme="majorBidi" w:hAnsiTheme="majorBidi" w:cstheme="majorBidi"/>
+                <w:color w:val="1A1A1A"/>
+                <w:sz w:val="19"/>
+                <w:szCs w:val="19"/>
+              </w:rPr>
+              <w:t xml:space="preserve"> 2. Complete the line</w:t>
             </w:r>
           </w:p>
         </w:tc>
@@ -2862,22 +3561,28 @@
               <w:bottom w:val="single" w:sz="4" w:space="0" w:color="CCCCCC"/>
               <w:right w:val="single" w:sz="4" w:space="0" w:color="CCCCCC"/>
             </w:tcBorders>
-            <w:shd w:val="clear" w:color="auto" w:fill="FFFFFF"/>
-            <w:tcMar>
-              <w:top w:w="80" w:type="dxa"/>
-              <w:left w:w="140" w:type="dxa"/>
-              <w:bottom w:w="80" w:type="dxa"/>
-              <w:right w:w="140" w:type="dxa"/>
-            </w:tcMar>
-          </w:tcPr>
-          <w:p>
-            <w:r>
-              <w:rPr>
-                <w:color w:val="1A1A1A"/>
-                <w:sz w:val="19"/>
-                <w:szCs w:val="19"/>
-              </w:rPr>
-              <w:t>"Draw" status shown; draw counter increments</w:t>
+            <w:shd w:val="clear" w:color="auto" w:fill="F5F5F5"/>
+            <w:tcMar>
+              <w:top w:w="80" w:type="dxa"/>
+              <w:left w:w="140" w:type="dxa"/>
+              <w:bottom w:w="80" w:type="dxa"/>
+              <w:right w:w="140" w:type="dxa"/>
+            </w:tcMar>
+          </w:tcPr>
+          <w:p>
+            <w:pPr>
+              <w:rPr>
+                <w:rFonts w:asciiTheme="majorBidi" w:hAnsiTheme="majorBidi" w:cstheme="majorBidi"/>
+              </w:rPr>
+            </w:pPr>
+            <w:r>
+              <w:rPr>
+                <w:rFonts w:asciiTheme="majorBidi" w:hAnsiTheme="majorBidi" w:cstheme="majorBidi"/>
+                <w:color w:val="1A1A1A"/>
+                <w:sz w:val="19"/>
+                <w:szCs w:val="19"/>
+              </w:rPr>
+              <w:t>Win message displayed; stats counter increments</w:t>
             </w:r>
           </w:p>
         </w:tc>
@@ -2890,24 +3595,30 @@
               <w:bottom w:val="single" w:sz="4" w:space="0" w:color="CCCCCC"/>
               <w:right w:val="single" w:sz="4" w:space="0" w:color="CCCCCC"/>
             </w:tcBorders>
-            <w:shd w:val="clear" w:color="auto" w:fill="FFF3CD"/>
-            <w:tcMar>
-              <w:top w:w="80" w:type="dxa"/>
-              <w:left w:w="140" w:type="dxa"/>
-              <w:bottom w:w="80" w:type="dxa"/>
-              <w:right w:w="140" w:type="dxa"/>
-            </w:tcMar>
-          </w:tcPr>
-          <w:p>
-            <w:r>
-              <w:rPr>
-                <w:b/>
-                <w:bCs/>
-                <w:color w:val="1A1A1A"/>
-                <w:sz w:val="19"/>
-                <w:szCs w:val="19"/>
-              </w:rPr>
-              <w:t>No</w:t>
+            <w:shd w:val="clear" w:color="auto" w:fill="D4EDDA"/>
+            <w:tcMar>
+              <w:top w:w="80" w:type="dxa"/>
+              <w:left w:w="140" w:type="dxa"/>
+              <w:bottom w:w="80" w:type="dxa"/>
+              <w:right w:w="140" w:type="dxa"/>
+            </w:tcMar>
+          </w:tcPr>
+          <w:p>
+            <w:pPr>
+              <w:rPr>
+                <w:rFonts w:asciiTheme="majorBidi" w:hAnsiTheme="majorBidi" w:cstheme="majorBidi"/>
+              </w:rPr>
+            </w:pPr>
+            <w:r>
+              <w:rPr>
+                <w:rFonts w:asciiTheme="majorBidi" w:hAnsiTheme="majorBidi" w:cstheme="majorBidi"/>
+                <w:b/>
+                <w:bCs/>
+                <w:color w:val="1A1A1A"/>
+                <w:sz w:val="19"/>
+                <w:szCs w:val="19"/>
+              </w:rPr>
+              <w:t>Yes</w:t>
             </w:r>
           </w:p>
         </w:tc>
@@ -2931,15 +3642,32 @@
             </w:tcMar>
           </w:tcPr>
           <w:p>
-            <w:r>
-              <w:rPr>
-                <w:b/>
-                <w:bCs/>
-                <w:color w:val="1A1A1A"/>
-                <w:sz w:val="19"/>
-                <w:szCs w:val="19"/>
-              </w:rPr>
-              <w:t>TC-06</w:t>
+            <w:pPr>
+              <w:rPr>
+                <w:rFonts w:asciiTheme="majorBidi" w:hAnsiTheme="majorBidi" w:cstheme="majorBidi"/>
+              </w:rPr>
+            </w:pPr>
+            <w:r>
+              <w:rPr>
+                <w:rFonts w:asciiTheme="majorBidi" w:hAnsiTheme="majorBidi" w:cstheme="majorBidi"/>
+                <w:b/>
+                <w:bCs/>
+                <w:color w:val="1A1A1A"/>
+                <w:sz w:val="19"/>
+                <w:szCs w:val="19"/>
+              </w:rPr>
+              <w:t>TC-0</w:t>
+            </w:r>
+            <w:r>
+              <w:rPr>
+                <w:rFonts w:asciiTheme="majorBidi" w:hAnsiTheme="majorBidi" w:cstheme="majorBidi"/>
+                <w:b/>
+                <w:bCs/>
+                <w:color w:val="1A1A1A"/>
+                <w:sz w:val="19"/>
+                <w:szCs w:val="19"/>
+              </w:rPr>
+              <w:t>6</w:t>
             </w:r>
           </w:p>
         </w:tc>
@@ -2952,24 +3680,30 @@
               <w:bottom w:val="single" w:sz="4" w:space="0" w:color="CCCCCC"/>
               <w:right w:val="single" w:sz="4" w:space="0" w:color="CCCCCC"/>
             </w:tcBorders>
-            <w:shd w:val="clear" w:color="auto" w:fill="F5F5F5"/>
-            <w:tcMar>
-              <w:top w:w="80" w:type="dxa"/>
-              <w:left w:w="140" w:type="dxa"/>
-              <w:bottom w:w="80" w:type="dxa"/>
-              <w:right w:w="140" w:type="dxa"/>
-            </w:tcMar>
-          </w:tcPr>
-          <w:p>
-            <w:r>
-              <w:rPr>
-                <w:b/>
-                <w:bCs/>
-                <w:color w:val="1A1A1A"/>
-                <w:sz w:val="19"/>
-                <w:szCs w:val="19"/>
-              </w:rPr>
-              <w:t>AI makes a move</w:t>
+            <w:shd w:val="clear" w:color="auto" w:fill="FFFFFF"/>
+            <w:tcMar>
+              <w:top w:w="80" w:type="dxa"/>
+              <w:left w:w="140" w:type="dxa"/>
+              <w:bottom w:w="80" w:type="dxa"/>
+              <w:right w:w="140" w:type="dxa"/>
+            </w:tcMar>
+          </w:tcPr>
+          <w:p>
+            <w:pPr>
+              <w:rPr>
+                <w:rFonts w:asciiTheme="majorBidi" w:hAnsiTheme="majorBidi" w:cstheme="majorBidi"/>
+              </w:rPr>
+            </w:pPr>
+            <w:r>
+              <w:rPr>
+                <w:rFonts w:asciiTheme="majorBidi" w:hAnsiTheme="majorBidi" w:cstheme="majorBidi"/>
+                <w:b/>
+                <w:bCs/>
+                <w:color w:val="1A1A1A"/>
+                <w:sz w:val="19"/>
+                <w:szCs w:val="19"/>
+              </w:rPr>
+              <w:t>Draw is detected</w:t>
             </w:r>
           </w:p>
         </w:tc>
@@ -2982,17 +3716,23 @@
               <w:bottom w:val="single" w:sz="4" w:space="0" w:color="CCCCCC"/>
               <w:right w:val="single" w:sz="4" w:space="0" w:color="CCCCCC"/>
             </w:tcBorders>
-            <w:shd w:val="clear" w:color="auto" w:fill="F5F5F5"/>
-            <w:tcMar>
-              <w:top w:w="80" w:type="dxa"/>
-              <w:left w:w="140" w:type="dxa"/>
-              <w:bottom w:w="80" w:type="dxa"/>
-              <w:right w:w="140" w:type="dxa"/>
-            </w:tcMar>
-          </w:tcPr>
-          <w:p>
-            <w:r>
-              <w:rPr>
+            <w:shd w:val="clear" w:color="auto" w:fill="FFFFFF"/>
+            <w:tcMar>
+              <w:top w:w="80" w:type="dxa"/>
+              <w:left w:w="140" w:type="dxa"/>
+              <w:bottom w:w="80" w:type="dxa"/>
+              <w:right w:w="140" w:type="dxa"/>
+            </w:tcMar>
+          </w:tcPr>
+          <w:p>
+            <w:pPr>
+              <w:rPr>
+                <w:rFonts w:asciiTheme="majorBidi" w:hAnsiTheme="majorBidi" w:cstheme="majorBidi"/>
+              </w:rPr>
+            </w:pPr>
+            <w:r>
+              <w:rPr>
+                <w:rFonts w:asciiTheme="majorBidi" w:hAnsiTheme="majorBidi" w:cstheme="majorBidi"/>
                 <w:color w:val="1A1A1A"/>
                 <w:sz w:val="19"/>
                 <w:szCs w:val="19"/>
@@ -3010,22 +3750,46 @@
               <w:bottom w:val="single" w:sz="4" w:space="0" w:color="CCCCCC"/>
               <w:right w:val="single" w:sz="4" w:space="0" w:color="CCCCCC"/>
             </w:tcBorders>
-            <w:shd w:val="clear" w:color="auto" w:fill="F5F5F5"/>
-            <w:tcMar>
-              <w:top w:w="80" w:type="dxa"/>
-              <w:left w:w="140" w:type="dxa"/>
-              <w:bottom w:w="80" w:type="dxa"/>
-              <w:right w:w="140" w:type="dxa"/>
-            </w:tcMar>
-          </w:tcPr>
-          <w:p>
-            <w:r>
-              <w:rPr>
-                <w:color w:val="1A1A1A"/>
-                <w:sz w:val="19"/>
-                <w:szCs w:val="19"/>
-              </w:rPr>
-              <w:t>Logged in; new game started</w:t>
+            <w:shd w:val="clear" w:color="auto" w:fill="FFFFFF"/>
+            <w:tcMar>
+              <w:top w:w="80" w:type="dxa"/>
+              <w:left w:w="140" w:type="dxa"/>
+              <w:bottom w:w="80" w:type="dxa"/>
+              <w:right w:w="140" w:type="dxa"/>
+            </w:tcMar>
+          </w:tcPr>
+          <w:p>
+            <w:pPr>
+              <w:rPr>
+                <w:rFonts w:asciiTheme="majorBidi" w:hAnsiTheme="majorBidi" w:cstheme="majorBidi"/>
+              </w:rPr>
+            </w:pPr>
+            <w:r>
+              <w:rPr>
+                <w:rFonts w:asciiTheme="majorBidi" w:hAnsiTheme="majorBidi" w:cstheme="majorBidi"/>
+                <w:color w:val="1A1A1A"/>
+                <w:sz w:val="19"/>
+                <w:szCs w:val="19"/>
+              </w:rPr>
+              <w:t>Logged in;</w:t>
+            </w:r>
+            <w:r>
+              <w:rPr>
+                <w:rFonts w:asciiTheme="majorBidi" w:hAnsiTheme="majorBidi" w:cstheme="majorBidi"/>
+                <w:color w:val="1A1A1A"/>
+                <w:sz w:val="19"/>
+                <w:szCs w:val="19"/>
+              </w:rPr>
+              <w:br/>
+            </w:r>
+            <w:r>
+              <w:rPr>
+                <w:rFonts w:asciiTheme="majorBidi" w:hAnsiTheme="majorBidi" w:cstheme="majorBidi"/>
+                <w:color w:val="1A1A1A"/>
+                <w:sz w:val="19"/>
+                <w:szCs w:val="19"/>
+              </w:rPr>
+              <w:t xml:space="preserve"> Easy difficulty</w:t>
             </w:r>
           </w:p>
         </w:tc>
@@ -3038,22 +3802,28 @@
               <w:bottom w:val="single" w:sz="4" w:space="0" w:color="CCCCCC"/>
               <w:right w:val="single" w:sz="4" w:space="0" w:color="CCCCCC"/>
             </w:tcBorders>
-            <w:shd w:val="clear" w:color="auto" w:fill="F5F5F5"/>
-            <w:tcMar>
-              <w:top w:w="80" w:type="dxa"/>
-              <w:left w:w="140" w:type="dxa"/>
-              <w:bottom w:w="80" w:type="dxa"/>
-              <w:right w:w="140" w:type="dxa"/>
-            </w:tcMar>
-          </w:tcPr>
-          <w:p>
-            <w:r>
-              <w:rPr>
-                <w:color w:val="1A1A1A"/>
-                <w:sz w:val="19"/>
-                <w:szCs w:val="19"/>
-              </w:rPr>
-              <w:t>1. Click any empty cell</w:t>
+            <w:shd w:val="clear" w:color="auto" w:fill="FFFFFF"/>
+            <w:tcMar>
+              <w:top w:w="80" w:type="dxa"/>
+              <w:left w:w="140" w:type="dxa"/>
+              <w:bottom w:w="80" w:type="dxa"/>
+              <w:right w:w="140" w:type="dxa"/>
+            </w:tcMar>
+          </w:tcPr>
+          <w:p>
+            <w:pPr>
+              <w:rPr>
+                <w:rFonts w:asciiTheme="majorBidi" w:hAnsiTheme="majorBidi" w:cstheme="majorBidi"/>
+              </w:rPr>
+            </w:pPr>
+            <w:r>
+              <w:rPr>
+                <w:rFonts w:asciiTheme="majorBidi" w:hAnsiTheme="majorBidi" w:cstheme="majorBidi"/>
+                <w:color w:val="1A1A1A"/>
+                <w:sz w:val="19"/>
+                <w:szCs w:val="19"/>
+              </w:rPr>
+              <w:t>1. Fill all 9 cells without either player winning</w:t>
             </w:r>
           </w:p>
         </w:tc>
@@ -3066,22 +3836,28 @@
               <w:bottom w:val="single" w:sz="4" w:space="0" w:color="CCCCCC"/>
               <w:right w:val="single" w:sz="4" w:space="0" w:color="CCCCCC"/>
             </w:tcBorders>
-            <w:shd w:val="clear" w:color="auto" w:fill="F5F5F5"/>
-            <w:tcMar>
-              <w:top w:w="80" w:type="dxa"/>
-              <w:left w:w="140" w:type="dxa"/>
-              <w:bottom w:w="80" w:type="dxa"/>
-              <w:right w:w="140" w:type="dxa"/>
-            </w:tcMar>
-          </w:tcPr>
-          <w:p>
-            <w:r>
-              <w:rPr>
-                <w:color w:val="1A1A1A"/>
-                <w:sz w:val="19"/>
-                <w:szCs w:val="19"/>
-              </w:rPr>
-              <w:t>AI responds immediately by filling another cell</w:t>
+            <w:shd w:val="clear" w:color="auto" w:fill="FFFFFF"/>
+            <w:tcMar>
+              <w:top w:w="80" w:type="dxa"/>
+              <w:left w:w="140" w:type="dxa"/>
+              <w:bottom w:w="80" w:type="dxa"/>
+              <w:right w:w="140" w:type="dxa"/>
+            </w:tcMar>
+          </w:tcPr>
+          <w:p>
+            <w:pPr>
+              <w:rPr>
+                <w:rFonts w:asciiTheme="majorBidi" w:hAnsiTheme="majorBidi" w:cstheme="majorBidi"/>
+              </w:rPr>
+            </w:pPr>
+            <w:r>
+              <w:rPr>
+                <w:rFonts w:asciiTheme="majorBidi" w:hAnsiTheme="majorBidi" w:cstheme="majorBidi"/>
+                <w:color w:val="1A1A1A"/>
+                <w:sz w:val="19"/>
+                <w:szCs w:val="19"/>
+              </w:rPr>
+              <w:t>"Draw" status shown; draw counter increments</w:t>
             </w:r>
           </w:p>
         </w:tc>
@@ -3094,24 +3870,30 @@
               <w:bottom w:val="single" w:sz="4" w:space="0" w:color="CCCCCC"/>
               <w:right w:val="single" w:sz="4" w:space="0" w:color="CCCCCC"/>
             </w:tcBorders>
-            <w:shd w:val="clear" w:color="auto" w:fill="D4EDDA"/>
-            <w:tcMar>
-              <w:top w:w="80" w:type="dxa"/>
-              <w:left w:w="140" w:type="dxa"/>
-              <w:bottom w:w="80" w:type="dxa"/>
-              <w:right w:w="140" w:type="dxa"/>
-            </w:tcMar>
-          </w:tcPr>
-          <w:p>
-            <w:r>
-              <w:rPr>
-                <w:b/>
-                <w:bCs/>
-                <w:color w:val="1A1A1A"/>
-                <w:sz w:val="19"/>
-                <w:szCs w:val="19"/>
-              </w:rPr>
-              <w:t>Yes</w:t>
+            <w:shd w:val="clear" w:color="auto" w:fill="FFF3CD"/>
+            <w:tcMar>
+              <w:top w:w="80" w:type="dxa"/>
+              <w:left w:w="140" w:type="dxa"/>
+              <w:bottom w:w="80" w:type="dxa"/>
+              <w:right w:w="140" w:type="dxa"/>
+            </w:tcMar>
+          </w:tcPr>
+          <w:p>
+            <w:pPr>
+              <w:rPr>
+                <w:rFonts w:asciiTheme="majorBidi" w:hAnsiTheme="majorBidi" w:cstheme="majorBidi"/>
+              </w:rPr>
+            </w:pPr>
+            <w:r>
+              <w:rPr>
+                <w:rFonts w:asciiTheme="majorBidi" w:hAnsiTheme="majorBidi" w:cstheme="majorBidi"/>
+                <w:b/>
+                <w:bCs/>
+                <w:color w:val="1A1A1A"/>
+                <w:sz w:val="19"/>
+                <w:szCs w:val="19"/>
+              </w:rPr>
+              <w:t>No</w:t>
             </w:r>
           </w:p>
         </w:tc>
@@ -3126,24 +3908,41 @@
               <w:bottom w:val="single" w:sz="4" w:space="0" w:color="CCCCCC"/>
               <w:right w:val="single" w:sz="4" w:space="0" w:color="CCCCCC"/>
             </w:tcBorders>
-            <w:shd w:val="clear" w:color="auto" w:fill="FFF3CD"/>
-            <w:tcMar>
-              <w:top w:w="80" w:type="dxa"/>
-              <w:left w:w="140" w:type="dxa"/>
-              <w:bottom w:w="80" w:type="dxa"/>
-              <w:right w:w="140" w:type="dxa"/>
-            </w:tcMar>
-          </w:tcPr>
-          <w:p>
-            <w:r>
-              <w:rPr>
-                <w:b/>
-                <w:bCs/>
-                <w:color w:val="1A1A1A"/>
-                <w:sz w:val="19"/>
-                <w:szCs w:val="19"/>
-              </w:rPr>
-              <w:t>TC-07</w:t>
+            <w:shd w:val="clear" w:color="auto" w:fill="F8D7DA"/>
+            <w:tcMar>
+              <w:top w:w="80" w:type="dxa"/>
+              <w:left w:w="140" w:type="dxa"/>
+              <w:bottom w:w="80" w:type="dxa"/>
+              <w:right w:w="140" w:type="dxa"/>
+            </w:tcMar>
+          </w:tcPr>
+          <w:p>
+            <w:pPr>
+              <w:rPr>
+                <w:rFonts w:asciiTheme="majorBidi" w:hAnsiTheme="majorBidi" w:cstheme="majorBidi"/>
+              </w:rPr>
+            </w:pPr>
+            <w:r>
+              <w:rPr>
+                <w:rFonts w:asciiTheme="majorBidi" w:hAnsiTheme="majorBidi" w:cstheme="majorBidi"/>
+                <w:b/>
+                <w:bCs/>
+                <w:color w:val="1A1A1A"/>
+                <w:sz w:val="19"/>
+                <w:szCs w:val="19"/>
+              </w:rPr>
+              <w:t>TC-0</w:t>
+            </w:r>
+            <w:r>
+              <w:rPr>
+                <w:rFonts w:asciiTheme="majorBidi" w:hAnsiTheme="majorBidi" w:cstheme="majorBidi"/>
+                <w:b/>
+                <w:bCs/>
+                <w:color w:val="1A1A1A"/>
+                <w:sz w:val="19"/>
+                <w:szCs w:val="19"/>
+              </w:rPr>
+              <w:t>7</w:t>
             </w:r>
           </w:p>
         </w:tc>
@@ -3156,24 +3955,30 @@
               <w:bottom w:val="single" w:sz="4" w:space="0" w:color="CCCCCC"/>
               <w:right w:val="single" w:sz="4" w:space="0" w:color="CCCCCC"/>
             </w:tcBorders>
-            <w:shd w:val="clear" w:color="auto" w:fill="FFFFFF"/>
-            <w:tcMar>
-              <w:top w:w="80" w:type="dxa"/>
-              <w:left w:w="140" w:type="dxa"/>
-              <w:bottom w:w="80" w:type="dxa"/>
-              <w:right w:w="140" w:type="dxa"/>
-            </w:tcMar>
-          </w:tcPr>
-          <w:p>
-            <w:r>
-              <w:rPr>
-                <w:b/>
-                <w:bCs/>
-                <w:color w:val="1A1A1A"/>
-                <w:sz w:val="19"/>
-                <w:szCs w:val="19"/>
-              </w:rPr>
-              <w:t>Occupied cell cannot be replayed</w:t>
+            <w:shd w:val="clear" w:color="auto" w:fill="F5F5F5"/>
+            <w:tcMar>
+              <w:top w:w="80" w:type="dxa"/>
+              <w:left w:w="140" w:type="dxa"/>
+              <w:bottom w:w="80" w:type="dxa"/>
+              <w:right w:w="140" w:type="dxa"/>
+            </w:tcMar>
+          </w:tcPr>
+          <w:p>
+            <w:pPr>
+              <w:rPr>
+                <w:rFonts w:asciiTheme="majorBidi" w:hAnsiTheme="majorBidi" w:cstheme="majorBidi"/>
+              </w:rPr>
+            </w:pPr>
+            <w:r>
+              <w:rPr>
+                <w:rFonts w:asciiTheme="majorBidi" w:hAnsiTheme="majorBidi" w:cstheme="majorBidi"/>
+                <w:b/>
+                <w:bCs/>
+                <w:color w:val="1A1A1A"/>
+                <w:sz w:val="19"/>
+                <w:szCs w:val="19"/>
+              </w:rPr>
+              <w:t>AI makes a move</w:t>
             </w:r>
           </w:p>
         </w:tc>
@@ -3186,17 +3991,23 @@
               <w:bottom w:val="single" w:sz="4" w:space="0" w:color="CCCCCC"/>
               <w:right w:val="single" w:sz="4" w:space="0" w:color="CCCCCC"/>
             </w:tcBorders>
-            <w:shd w:val="clear" w:color="auto" w:fill="FFFFFF"/>
-            <w:tcMar>
-              <w:top w:w="80" w:type="dxa"/>
-              <w:left w:w="140" w:type="dxa"/>
-              <w:bottom w:w="80" w:type="dxa"/>
-              <w:right w:w="140" w:type="dxa"/>
-            </w:tcMar>
-          </w:tcPr>
-          <w:p>
-            <w:r>
-              <w:rPr>
+            <w:shd w:val="clear" w:color="auto" w:fill="F5F5F5"/>
+            <w:tcMar>
+              <w:top w:w="80" w:type="dxa"/>
+              <w:left w:w="140" w:type="dxa"/>
+              <w:bottom w:w="80" w:type="dxa"/>
+              <w:right w:w="140" w:type="dxa"/>
+            </w:tcMar>
+          </w:tcPr>
+          <w:p>
+            <w:pPr>
+              <w:rPr>
+                <w:rFonts w:asciiTheme="majorBidi" w:hAnsiTheme="majorBidi" w:cstheme="majorBidi"/>
+              </w:rPr>
+            </w:pPr>
+            <w:r>
+              <w:rPr>
+                <w:rFonts w:asciiTheme="majorBidi" w:hAnsiTheme="majorBidi" w:cstheme="majorBidi"/>
                 <w:color w:val="1A1A1A"/>
                 <w:sz w:val="19"/>
                 <w:szCs w:val="19"/>
@@ -3214,22 +4025,28 @@
               <w:bottom w:val="single" w:sz="4" w:space="0" w:color="CCCCCC"/>
               <w:right w:val="single" w:sz="4" w:space="0" w:color="CCCCCC"/>
             </w:tcBorders>
-            <w:shd w:val="clear" w:color="auto" w:fill="FFFFFF"/>
-            <w:tcMar>
-              <w:top w:w="80" w:type="dxa"/>
-              <w:left w:w="140" w:type="dxa"/>
-              <w:bottom w:w="80" w:type="dxa"/>
-              <w:right w:w="140" w:type="dxa"/>
-            </w:tcMar>
-          </w:tcPr>
-          <w:p>
-            <w:r>
-              <w:rPr>
-                <w:color w:val="1A1A1A"/>
-                <w:sz w:val="19"/>
-                <w:szCs w:val="19"/>
-              </w:rPr>
-              <w:t>Logged in; cell already filled</w:t>
+            <w:shd w:val="clear" w:color="auto" w:fill="F5F5F5"/>
+            <w:tcMar>
+              <w:top w:w="80" w:type="dxa"/>
+              <w:left w:w="140" w:type="dxa"/>
+              <w:bottom w:w="80" w:type="dxa"/>
+              <w:right w:w="140" w:type="dxa"/>
+            </w:tcMar>
+          </w:tcPr>
+          <w:p>
+            <w:pPr>
+              <w:rPr>
+                <w:rFonts w:asciiTheme="majorBidi" w:hAnsiTheme="majorBidi" w:cstheme="majorBidi"/>
+              </w:rPr>
+            </w:pPr>
+            <w:r>
+              <w:rPr>
+                <w:rFonts w:asciiTheme="majorBidi" w:hAnsiTheme="majorBidi" w:cstheme="majorBidi"/>
+                <w:color w:val="1A1A1A"/>
+                <w:sz w:val="19"/>
+                <w:szCs w:val="19"/>
+              </w:rPr>
+              <w:t>Logged in; new game started</w:t>
             </w:r>
           </w:p>
         </w:tc>
@@ -3242,22 +4059,28 @@
               <w:bottom w:val="single" w:sz="4" w:space="0" w:color="CCCCCC"/>
               <w:right w:val="single" w:sz="4" w:space="0" w:color="CCCCCC"/>
             </w:tcBorders>
-            <w:shd w:val="clear" w:color="auto" w:fill="FFFFFF"/>
-            <w:tcMar>
-              <w:top w:w="80" w:type="dxa"/>
-              <w:left w:w="140" w:type="dxa"/>
-              <w:bottom w:w="80" w:type="dxa"/>
-              <w:right w:w="140" w:type="dxa"/>
-            </w:tcMar>
-          </w:tcPr>
-          <w:p>
-            <w:r>
-              <w:rPr>
-                <w:color w:val="1A1A1A"/>
-                <w:sz w:val="19"/>
-                <w:szCs w:val="19"/>
-              </w:rPr>
-              <w:t>1. Click an already-filled cell</w:t>
+            <w:shd w:val="clear" w:color="auto" w:fill="F5F5F5"/>
+            <w:tcMar>
+              <w:top w:w="80" w:type="dxa"/>
+              <w:left w:w="140" w:type="dxa"/>
+              <w:bottom w:w="80" w:type="dxa"/>
+              <w:right w:w="140" w:type="dxa"/>
+            </w:tcMar>
+          </w:tcPr>
+          <w:p>
+            <w:pPr>
+              <w:rPr>
+                <w:rFonts w:asciiTheme="majorBidi" w:hAnsiTheme="majorBidi" w:cstheme="majorBidi"/>
+              </w:rPr>
+            </w:pPr>
+            <w:r>
+              <w:rPr>
+                <w:rFonts w:asciiTheme="majorBidi" w:hAnsiTheme="majorBidi" w:cstheme="majorBidi"/>
+                <w:color w:val="1A1A1A"/>
+                <w:sz w:val="19"/>
+                <w:szCs w:val="19"/>
+              </w:rPr>
+              <w:t>1. Click any empty cell</w:t>
             </w:r>
           </w:p>
         </w:tc>
@@ -3270,22 +4093,28 @@
               <w:bottom w:val="single" w:sz="4" w:space="0" w:color="CCCCCC"/>
               <w:right w:val="single" w:sz="4" w:space="0" w:color="CCCCCC"/>
             </w:tcBorders>
-            <w:shd w:val="clear" w:color="auto" w:fill="FFFFFF"/>
-            <w:tcMar>
-              <w:top w:w="80" w:type="dxa"/>
-              <w:left w:w="140" w:type="dxa"/>
-              <w:bottom w:w="80" w:type="dxa"/>
-              <w:right w:w="140" w:type="dxa"/>
-            </w:tcMar>
-          </w:tcPr>
-          <w:p>
-            <w:r>
-              <w:rPr>
-                <w:color w:val="1A1A1A"/>
-                <w:sz w:val="19"/>
-                <w:szCs w:val="19"/>
-              </w:rPr>
-              <w:t>Move is ignored; board unchanged</w:t>
+            <w:shd w:val="clear" w:color="auto" w:fill="F5F5F5"/>
+            <w:tcMar>
+              <w:top w:w="80" w:type="dxa"/>
+              <w:left w:w="140" w:type="dxa"/>
+              <w:bottom w:w="80" w:type="dxa"/>
+              <w:right w:w="140" w:type="dxa"/>
+            </w:tcMar>
+          </w:tcPr>
+          <w:p>
+            <w:pPr>
+              <w:rPr>
+                <w:rFonts w:asciiTheme="majorBidi" w:hAnsiTheme="majorBidi" w:cstheme="majorBidi"/>
+              </w:rPr>
+            </w:pPr>
+            <w:r>
+              <w:rPr>
+                <w:rFonts w:asciiTheme="majorBidi" w:hAnsiTheme="majorBidi" w:cstheme="majorBidi"/>
+                <w:color w:val="1A1A1A"/>
+                <w:sz w:val="19"/>
+                <w:szCs w:val="19"/>
+              </w:rPr>
+              <w:t>AI responds immediately by filling another cell</w:t>
             </w:r>
           </w:p>
         </w:tc>
@@ -3307,8 +4136,14 @@
             </w:tcMar>
           </w:tcPr>
           <w:p>
-            <w:r>
-              <w:rPr>
+            <w:pPr>
+              <w:rPr>
+                <w:rFonts w:asciiTheme="majorBidi" w:hAnsiTheme="majorBidi" w:cstheme="majorBidi"/>
+              </w:rPr>
+            </w:pPr>
+            <w:r>
+              <w:rPr>
+                <w:rFonts w:asciiTheme="majorBidi" w:hAnsiTheme="majorBidi" w:cstheme="majorBidi"/>
                 <w:b/>
                 <w:bCs/>
                 <w:color w:val="1A1A1A"/>
@@ -3339,15 +4174,32 @@
             </w:tcMar>
           </w:tcPr>
           <w:p>
-            <w:r>
-              <w:rPr>
-                <w:b/>
-                <w:bCs/>
-                <w:color w:val="1A1A1A"/>
-                <w:sz w:val="19"/>
-                <w:szCs w:val="19"/>
-              </w:rPr>
-              <w:t>TC-08</w:t>
+            <w:pPr>
+              <w:rPr>
+                <w:rFonts w:asciiTheme="majorBidi" w:hAnsiTheme="majorBidi" w:cstheme="majorBidi"/>
+              </w:rPr>
+            </w:pPr>
+            <w:r>
+              <w:rPr>
+                <w:rFonts w:asciiTheme="majorBidi" w:hAnsiTheme="majorBidi" w:cstheme="majorBidi"/>
+                <w:b/>
+                <w:bCs/>
+                <w:color w:val="1A1A1A"/>
+                <w:sz w:val="19"/>
+                <w:szCs w:val="19"/>
+              </w:rPr>
+              <w:t>TC-0</w:t>
+            </w:r>
+            <w:r>
+              <w:rPr>
+                <w:rFonts w:asciiTheme="majorBidi" w:hAnsiTheme="majorBidi" w:cstheme="majorBidi"/>
+                <w:b/>
+                <w:bCs/>
+                <w:color w:val="1A1A1A"/>
+                <w:sz w:val="19"/>
+                <w:szCs w:val="19"/>
+              </w:rPr>
+              <w:t>8</w:t>
             </w:r>
           </w:p>
         </w:tc>
@@ -3360,24 +4212,30 @@
               <w:bottom w:val="single" w:sz="4" w:space="0" w:color="CCCCCC"/>
               <w:right w:val="single" w:sz="4" w:space="0" w:color="CCCCCC"/>
             </w:tcBorders>
-            <w:shd w:val="clear" w:color="auto" w:fill="F5F5F5"/>
-            <w:tcMar>
-              <w:top w:w="80" w:type="dxa"/>
-              <w:left w:w="140" w:type="dxa"/>
-              <w:bottom w:w="80" w:type="dxa"/>
-              <w:right w:w="140" w:type="dxa"/>
-            </w:tcMar>
-          </w:tcPr>
-          <w:p>
-            <w:r>
-              <w:rPr>
-                <w:b/>
-                <w:bCs/>
-                <w:color w:val="1A1A1A"/>
-                <w:sz w:val="19"/>
-                <w:szCs w:val="19"/>
-              </w:rPr>
-              <w:t>New Game resets board</w:t>
+            <w:shd w:val="clear" w:color="auto" w:fill="FFFFFF"/>
+            <w:tcMar>
+              <w:top w:w="80" w:type="dxa"/>
+              <w:left w:w="140" w:type="dxa"/>
+              <w:bottom w:w="80" w:type="dxa"/>
+              <w:right w:w="140" w:type="dxa"/>
+            </w:tcMar>
+          </w:tcPr>
+          <w:p>
+            <w:pPr>
+              <w:rPr>
+                <w:rFonts w:asciiTheme="majorBidi" w:hAnsiTheme="majorBidi" w:cstheme="majorBidi"/>
+              </w:rPr>
+            </w:pPr>
+            <w:r>
+              <w:rPr>
+                <w:rFonts w:asciiTheme="majorBidi" w:hAnsiTheme="majorBidi" w:cstheme="majorBidi"/>
+                <w:b/>
+                <w:bCs/>
+                <w:color w:val="1A1A1A"/>
+                <w:sz w:val="19"/>
+                <w:szCs w:val="19"/>
+              </w:rPr>
+              <w:t>Occupied cell cannot be replayed</w:t>
             </w:r>
           </w:p>
         </w:tc>
@@ -3390,22 +4248,28 @@
               <w:bottom w:val="single" w:sz="4" w:space="0" w:color="CCCCCC"/>
               <w:right w:val="single" w:sz="4" w:space="0" w:color="CCCCCC"/>
             </w:tcBorders>
-            <w:shd w:val="clear" w:color="auto" w:fill="F5F5F5"/>
-            <w:tcMar>
-              <w:top w:w="80" w:type="dxa"/>
-              <w:left w:w="140" w:type="dxa"/>
-              <w:bottom w:w="80" w:type="dxa"/>
-              <w:right w:w="140" w:type="dxa"/>
-            </w:tcMar>
-          </w:tcPr>
-          <w:p>
-            <w:r>
-              <w:rPr>
-                <w:color w:val="1A1A1A"/>
-                <w:sz w:val="19"/>
-                <w:szCs w:val="19"/>
-              </w:rPr>
-              <w:t>Controls</w:t>
+            <w:shd w:val="clear" w:color="auto" w:fill="FFFFFF"/>
+            <w:tcMar>
+              <w:top w:w="80" w:type="dxa"/>
+              <w:left w:w="140" w:type="dxa"/>
+              <w:bottom w:w="80" w:type="dxa"/>
+              <w:right w:w="140" w:type="dxa"/>
+            </w:tcMar>
+          </w:tcPr>
+          <w:p>
+            <w:pPr>
+              <w:rPr>
+                <w:rFonts w:asciiTheme="majorBidi" w:hAnsiTheme="majorBidi" w:cstheme="majorBidi"/>
+              </w:rPr>
+            </w:pPr>
+            <w:r>
+              <w:rPr>
+                <w:rFonts w:asciiTheme="majorBidi" w:hAnsiTheme="majorBidi" w:cstheme="majorBidi"/>
+                <w:color w:val="1A1A1A"/>
+                <w:sz w:val="19"/>
+                <w:szCs w:val="19"/>
+              </w:rPr>
+              <w:t>Gameplay</w:t>
             </w:r>
           </w:p>
         </w:tc>
@@ -3418,22 +4282,28 @@
               <w:bottom w:val="single" w:sz="4" w:space="0" w:color="CCCCCC"/>
               <w:right w:val="single" w:sz="4" w:space="0" w:color="CCCCCC"/>
             </w:tcBorders>
-            <w:shd w:val="clear" w:color="auto" w:fill="F5F5F5"/>
-            <w:tcMar>
-              <w:top w:w="80" w:type="dxa"/>
-              <w:left w:w="140" w:type="dxa"/>
-              <w:bottom w:w="80" w:type="dxa"/>
-              <w:right w:w="140" w:type="dxa"/>
-            </w:tcMar>
-          </w:tcPr>
-          <w:p>
-            <w:r>
-              <w:rPr>
-                <w:color w:val="1A1A1A"/>
-                <w:sz w:val="19"/>
-                <w:szCs w:val="19"/>
-              </w:rPr>
-              <w:t>Logged in; game in progress</w:t>
+            <w:shd w:val="clear" w:color="auto" w:fill="FFFFFF"/>
+            <w:tcMar>
+              <w:top w:w="80" w:type="dxa"/>
+              <w:left w:w="140" w:type="dxa"/>
+              <w:bottom w:w="80" w:type="dxa"/>
+              <w:right w:w="140" w:type="dxa"/>
+            </w:tcMar>
+          </w:tcPr>
+          <w:p>
+            <w:pPr>
+              <w:rPr>
+                <w:rFonts w:asciiTheme="majorBidi" w:hAnsiTheme="majorBidi" w:cstheme="majorBidi"/>
+              </w:rPr>
+            </w:pPr>
+            <w:r>
+              <w:rPr>
+                <w:rFonts w:asciiTheme="majorBidi" w:hAnsiTheme="majorBidi" w:cstheme="majorBidi"/>
+                <w:color w:val="1A1A1A"/>
+                <w:sz w:val="19"/>
+                <w:szCs w:val="19"/>
+              </w:rPr>
+              <w:t>Logged in; cell already filled</w:t>
             </w:r>
           </w:p>
         </w:tc>
@@ -3446,22 +4316,28 @@
               <w:bottom w:val="single" w:sz="4" w:space="0" w:color="CCCCCC"/>
               <w:right w:val="single" w:sz="4" w:space="0" w:color="CCCCCC"/>
             </w:tcBorders>
-            <w:shd w:val="clear" w:color="auto" w:fill="F5F5F5"/>
-            <w:tcMar>
-              <w:top w:w="80" w:type="dxa"/>
-              <w:left w:w="140" w:type="dxa"/>
-              <w:bottom w:w="80" w:type="dxa"/>
-              <w:right w:w="140" w:type="dxa"/>
-            </w:tcMar>
-          </w:tcPr>
-          <w:p>
-            <w:r>
-              <w:rPr>
-                <w:color w:val="1A1A1A"/>
-                <w:sz w:val="19"/>
-                <w:szCs w:val="19"/>
-              </w:rPr>
-              <w:t>1. Click New Game</w:t>
+            <w:shd w:val="clear" w:color="auto" w:fill="FFFFFF"/>
+            <w:tcMar>
+              <w:top w:w="80" w:type="dxa"/>
+              <w:left w:w="140" w:type="dxa"/>
+              <w:bottom w:w="80" w:type="dxa"/>
+              <w:right w:w="140" w:type="dxa"/>
+            </w:tcMar>
+          </w:tcPr>
+          <w:p>
+            <w:pPr>
+              <w:rPr>
+                <w:rFonts w:asciiTheme="majorBidi" w:hAnsiTheme="majorBidi" w:cstheme="majorBidi"/>
+              </w:rPr>
+            </w:pPr>
+            <w:r>
+              <w:rPr>
+                <w:rFonts w:asciiTheme="majorBidi" w:hAnsiTheme="majorBidi" w:cstheme="majorBidi"/>
+                <w:color w:val="1A1A1A"/>
+                <w:sz w:val="19"/>
+                <w:szCs w:val="19"/>
+              </w:rPr>
+              <w:t>1. Click an already-filled cell</w:t>
             </w:r>
           </w:p>
         </w:tc>
@@ -3474,22 +4350,28 @@
               <w:bottom w:val="single" w:sz="4" w:space="0" w:color="CCCCCC"/>
               <w:right w:val="single" w:sz="4" w:space="0" w:color="CCCCCC"/>
             </w:tcBorders>
-            <w:shd w:val="clear" w:color="auto" w:fill="F5F5F5"/>
-            <w:tcMar>
-              <w:top w:w="80" w:type="dxa"/>
-              <w:left w:w="140" w:type="dxa"/>
-              <w:bottom w:w="80" w:type="dxa"/>
-              <w:right w:w="140" w:type="dxa"/>
-            </w:tcMar>
-          </w:tcPr>
-          <w:p>
-            <w:r>
-              <w:rPr>
-                <w:color w:val="1A1A1A"/>
-                <w:sz w:val="19"/>
-                <w:szCs w:val="19"/>
-              </w:rPr>
-              <w:t>All 9 cells cleared; game starts fresh</w:t>
+            <w:shd w:val="clear" w:color="auto" w:fill="FFFFFF"/>
+            <w:tcMar>
+              <w:top w:w="80" w:type="dxa"/>
+              <w:left w:w="140" w:type="dxa"/>
+              <w:bottom w:w="80" w:type="dxa"/>
+              <w:right w:w="140" w:type="dxa"/>
+            </w:tcMar>
+          </w:tcPr>
+          <w:p>
+            <w:pPr>
+              <w:rPr>
+                <w:rFonts w:asciiTheme="majorBidi" w:hAnsiTheme="majorBidi" w:cstheme="majorBidi"/>
+              </w:rPr>
+            </w:pPr>
+            <w:r>
+              <w:rPr>
+                <w:rFonts w:asciiTheme="majorBidi" w:hAnsiTheme="majorBidi" w:cstheme="majorBidi"/>
+                <w:color w:val="1A1A1A"/>
+                <w:sz w:val="19"/>
+                <w:szCs w:val="19"/>
+              </w:rPr>
+              <w:t>Move is ignored; board unchanged</w:t>
             </w:r>
           </w:p>
         </w:tc>
@@ -3511,8 +4393,14 @@
             </w:tcMar>
           </w:tcPr>
           <w:p>
-            <w:r>
-              <w:rPr>
+            <w:pPr>
+              <w:rPr>
+                <w:rFonts w:asciiTheme="majorBidi" w:hAnsiTheme="majorBidi" w:cstheme="majorBidi"/>
+              </w:rPr>
+            </w:pPr>
+            <w:r>
+              <w:rPr>
+                <w:rFonts w:asciiTheme="majorBidi" w:hAnsiTheme="majorBidi" w:cstheme="majorBidi"/>
                 <w:b/>
                 <w:bCs/>
                 <w:color w:val="1A1A1A"/>
@@ -3543,15 +4431,32 @@
             </w:tcMar>
           </w:tcPr>
           <w:p>
-            <w:r>
-              <w:rPr>
-                <w:b/>
-                <w:bCs/>
-                <w:color w:val="1A1A1A"/>
-                <w:sz w:val="19"/>
-                <w:szCs w:val="19"/>
-              </w:rPr>
-              <w:t>TC-09</w:t>
+            <w:pPr>
+              <w:rPr>
+                <w:rFonts w:asciiTheme="majorBidi" w:hAnsiTheme="majorBidi" w:cstheme="majorBidi"/>
+              </w:rPr>
+            </w:pPr>
+            <w:r>
+              <w:rPr>
+                <w:rFonts w:asciiTheme="majorBidi" w:hAnsiTheme="majorBidi" w:cstheme="majorBidi"/>
+                <w:b/>
+                <w:bCs/>
+                <w:color w:val="1A1A1A"/>
+                <w:sz w:val="19"/>
+                <w:szCs w:val="19"/>
+              </w:rPr>
+              <w:t>TC-0</w:t>
+            </w:r>
+            <w:r>
+              <w:rPr>
+                <w:rFonts w:asciiTheme="majorBidi" w:hAnsiTheme="majorBidi" w:cstheme="majorBidi"/>
+                <w:b/>
+                <w:bCs/>
+                <w:color w:val="1A1A1A"/>
+                <w:sz w:val="19"/>
+                <w:szCs w:val="19"/>
+              </w:rPr>
+              <w:t>9</w:t>
             </w:r>
           </w:p>
         </w:tc>
@@ -3564,24 +4469,30 @@
               <w:bottom w:val="single" w:sz="4" w:space="0" w:color="CCCCCC"/>
               <w:right w:val="single" w:sz="4" w:space="0" w:color="CCCCCC"/>
             </w:tcBorders>
-            <w:shd w:val="clear" w:color="auto" w:fill="FFFFFF"/>
-            <w:tcMar>
-              <w:top w:w="80" w:type="dxa"/>
-              <w:left w:w="140" w:type="dxa"/>
-              <w:bottom w:w="80" w:type="dxa"/>
-              <w:right w:w="140" w:type="dxa"/>
-            </w:tcMar>
-          </w:tcPr>
-          <w:p>
-            <w:r>
-              <w:rPr>
-                <w:b/>
-                <w:bCs/>
-                <w:color w:val="1A1A1A"/>
-                <w:sz w:val="19"/>
-                <w:szCs w:val="19"/>
-              </w:rPr>
-              <w:t>Reset clears mid-game board</w:t>
+            <w:shd w:val="clear" w:color="auto" w:fill="F5F5F5"/>
+            <w:tcMar>
+              <w:top w:w="80" w:type="dxa"/>
+              <w:left w:w="140" w:type="dxa"/>
+              <w:bottom w:w="80" w:type="dxa"/>
+              <w:right w:w="140" w:type="dxa"/>
+            </w:tcMar>
+          </w:tcPr>
+          <w:p>
+            <w:pPr>
+              <w:rPr>
+                <w:rFonts w:asciiTheme="majorBidi" w:hAnsiTheme="majorBidi" w:cstheme="majorBidi"/>
+              </w:rPr>
+            </w:pPr>
+            <w:r>
+              <w:rPr>
+                <w:rFonts w:asciiTheme="majorBidi" w:hAnsiTheme="majorBidi" w:cstheme="majorBidi"/>
+                <w:b/>
+                <w:bCs/>
+                <w:color w:val="1A1A1A"/>
+                <w:sz w:val="19"/>
+                <w:szCs w:val="19"/>
+              </w:rPr>
+              <w:t>New Game resets board</w:t>
             </w:r>
           </w:p>
         </w:tc>
@@ -3594,17 +4505,23 @@
               <w:bottom w:val="single" w:sz="4" w:space="0" w:color="CCCCCC"/>
               <w:right w:val="single" w:sz="4" w:space="0" w:color="CCCCCC"/>
             </w:tcBorders>
-            <w:shd w:val="clear" w:color="auto" w:fill="FFFFFF"/>
-            <w:tcMar>
-              <w:top w:w="80" w:type="dxa"/>
-              <w:left w:w="140" w:type="dxa"/>
-              <w:bottom w:w="80" w:type="dxa"/>
-              <w:right w:w="140" w:type="dxa"/>
-            </w:tcMar>
-          </w:tcPr>
-          <w:p>
-            <w:r>
-              <w:rPr>
+            <w:shd w:val="clear" w:color="auto" w:fill="F5F5F5"/>
+            <w:tcMar>
+              <w:top w:w="80" w:type="dxa"/>
+              <w:left w:w="140" w:type="dxa"/>
+              <w:bottom w:w="80" w:type="dxa"/>
+              <w:right w:w="140" w:type="dxa"/>
+            </w:tcMar>
+          </w:tcPr>
+          <w:p>
+            <w:pPr>
+              <w:rPr>
+                <w:rFonts w:asciiTheme="majorBidi" w:hAnsiTheme="majorBidi" w:cstheme="majorBidi"/>
+              </w:rPr>
+            </w:pPr>
+            <w:r>
+              <w:rPr>
+                <w:rFonts w:asciiTheme="majorBidi" w:hAnsiTheme="majorBidi" w:cstheme="majorBidi"/>
                 <w:color w:val="1A1A1A"/>
                 <w:sz w:val="19"/>
                 <w:szCs w:val="19"/>
@@ -3622,22 +4539,28 @@
               <w:bottom w:val="single" w:sz="4" w:space="0" w:color="CCCCCC"/>
               <w:right w:val="single" w:sz="4" w:space="0" w:color="CCCCCC"/>
             </w:tcBorders>
-            <w:shd w:val="clear" w:color="auto" w:fill="FFFFFF"/>
-            <w:tcMar>
-              <w:top w:w="80" w:type="dxa"/>
-              <w:left w:w="140" w:type="dxa"/>
-              <w:bottom w:w="80" w:type="dxa"/>
-              <w:right w:w="140" w:type="dxa"/>
-            </w:tcMar>
-          </w:tcPr>
-          <w:p>
-            <w:r>
-              <w:rPr>
-                <w:color w:val="1A1A1A"/>
-                <w:sz w:val="19"/>
-                <w:szCs w:val="19"/>
-              </w:rPr>
-              <w:t>Logged in; at least one move made</w:t>
+            <w:shd w:val="clear" w:color="auto" w:fill="F5F5F5"/>
+            <w:tcMar>
+              <w:top w:w="80" w:type="dxa"/>
+              <w:left w:w="140" w:type="dxa"/>
+              <w:bottom w:w="80" w:type="dxa"/>
+              <w:right w:w="140" w:type="dxa"/>
+            </w:tcMar>
+          </w:tcPr>
+          <w:p>
+            <w:pPr>
+              <w:rPr>
+                <w:rFonts w:asciiTheme="majorBidi" w:hAnsiTheme="majorBidi" w:cstheme="majorBidi"/>
+              </w:rPr>
+            </w:pPr>
+            <w:r>
+              <w:rPr>
+                <w:rFonts w:asciiTheme="majorBidi" w:hAnsiTheme="majorBidi" w:cstheme="majorBidi"/>
+                <w:color w:val="1A1A1A"/>
+                <w:sz w:val="19"/>
+                <w:szCs w:val="19"/>
+              </w:rPr>
+              <w:t>Logged in; game in progress</w:t>
             </w:r>
           </w:p>
         </w:tc>
@@ -3650,22 +4573,28 @@
               <w:bottom w:val="single" w:sz="4" w:space="0" w:color="CCCCCC"/>
               <w:right w:val="single" w:sz="4" w:space="0" w:color="CCCCCC"/>
             </w:tcBorders>
-            <w:shd w:val="clear" w:color="auto" w:fill="FFFFFF"/>
-            <w:tcMar>
-              <w:top w:w="80" w:type="dxa"/>
-              <w:left w:w="140" w:type="dxa"/>
-              <w:bottom w:w="80" w:type="dxa"/>
-              <w:right w:w="140" w:type="dxa"/>
-            </w:tcMar>
-          </w:tcPr>
-          <w:p>
-            <w:r>
-              <w:rPr>
-                <w:color w:val="1A1A1A"/>
-                <w:sz w:val="19"/>
-                <w:szCs w:val="19"/>
-              </w:rPr>
-              <w:t>1. Click Reset</w:t>
+            <w:shd w:val="clear" w:color="auto" w:fill="F5F5F5"/>
+            <w:tcMar>
+              <w:top w:w="80" w:type="dxa"/>
+              <w:left w:w="140" w:type="dxa"/>
+              <w:bottom w:w="80" w:type="dxa"/>
+              <w:right w:w="140" w:type="dxa"/>
+            </w:tcMar>
+          </w:tcPr>
+          <w:p>
+            <w:pPr>
+              <w:rPr>
+                <w:rFonts w:asciiTheme="majorBidi" w:hAnsiTheme="majorBidi" w:cstheme="majorBidi"/>
+              </w:rPr>
+            </w:pPr>
+            <w:r>
+              <w:rPr>
+                <w:rFonts w:asciiTheme="majorBidi" w:hAnsiTheme="majorBidi" w:cstheme="majorBidi"/>
+                <w:color w:val="1A1A1A"/>
+                <w:sz w:val="19"/>
+                <w:szCs w:val="19"/>
+              </w:rPr>
+              <w:t>1. Click New Game</w:t>
             </w:r>
           </w:p>
         </w:tc>
@@ -3678,22 +4607,28 @@
               <w:bottom w:val="single" w:sz="4" w:space="0" w:color="CCCCCC"/>
               <w:right w:val="single" w:sz="4" w:space="0" w:color="CCCCCC"/>
             </w:tcBorders>
-            <w:shd w:val="clear" w:color="auto" w:fill="FFFFFF"/>
-            <w:tcMar>
-              <w:top w:w="80" w:type="dxa"/>
-              <w:left w:w="140" w:type="dxa"/>
-              <w:bottom w:w="80" w:type="dxa"/>
-              <w:right w:w="140" w:type="dxa"/>
-            </w:tcMar>
-          </w:tcPr>
-          <w:p>
-            <w:r>
-              <w:rPr>
-                <w:color w:val="1A1A1A"/>
-                <w:sz w:val="19"/>
-                <w:szCs w:val="19"/>
-              </w:rPr>
-              <w:t>Board is cleared; result is NOT recorded in history</w:t>
+            <w:shd w:val="clear" w:color="auto" w:fill="F5F5F5"/>
+            <w:tcMar>
+              <w:top w:w="80" w:type="dxa"/>
+              <w:left w:w="140" w:type="dxa"/>
+              <w:bottom w:w="80" w:type="dxa"/>
+              <w:right w:w="140" w:type="dxa"/>
+            </w:tcMar>
+          </w:tcPr>
+          <w:p>
+            <w:pPr>
+              <w:rPr>
+                <w:rFonts w:asciiTheme="majorBidi" w:hAnsiTheme="majorBidi" w:cstheme="majorBidi"/>
+              </w:rPr>
+            </w:pPr>
+            <w:r>
+              <w:rPr>
+                <w:rFonts w:asciiTheme="majorBidi" w:hAnsiTheme="majorBidi" w:cstheme="majorBidi"/>
+                <w:color w:val="1A1A1A"/>
+                <w:sz w:val="19"/>
+                <w:szCs w:val="19"/>
+              </w:rPr>
+              <w:t>All 9 cells cleared; game starts fresh</w:t>
             </w:r>
           </w:p>
         </w:tc>
@@ -3715,8 +4650,14 @@
             </w:tcMar>
           </w:tcPr>
           <w:p>
-            <w:r>
-              <w:rPr>
+            <w:pPr>
+              <w:rPr>
+                <w:rFonts w:asciiTheme="majorBidi" w:hAnsiTheme="majorBidi" w:cstheme="majorBidi"/>
+              </w:rPr>
+            </w:pPr>
+            <w:r>
+              <w:rPr>
+                <w:rFonts w:asciiTheme="majorBidi" w:hAnsiTheme="majorBidi" w:cstheme="majorBidi"/>
                 <w:b/>
                 <w:bCs/>
                 <w:color w:val="1A1A1A"/>
@@ -3738,6 +4679,225 @@
               <w:bottom w:val="single" w:sz="4" w:space="0" w:color="CCCCCC"/>
               <w:right w:val="single" w:sz="4" w:space="0" w:color="CCCCCC"/>
             </w:tcBorders>
+            <w:shd w:val="clear" w:color="auto" w:fill="FFF3CD"/>
+            <w:tcMar>
+              <w:top w:w="80" w:type="dxa"/>
+              <w:left w:w="140" w:type="dxa"/>
+              <w:bottom w:w="80" w:type="dxa"/>
+              <w:right w:w="140" w:type="dxa"/>
+            </w:tcMar>
+          </w:tcPr>
+          <w:p>
+            <w:pPr>
+              <w:rPr>
+                <w:rFonts w:asciiTheme="majorBidi" w:hAnsiTheme="majorBidi" w:cstheme="majorBidi"/>
+              </w:rPr>
+            </w:pPr>
+            <w:r>
+              <w:rPr>
+                <w:rFonts w:asciiTheme="majorBidi" w:hAnsiTheme="majorBidi" w:cstheme="majorBidi"/>
+                <w:b/>
+                <w:bCs/>
+                <w:color w:val="1A1A1A"/>
+                <w:sz w:val="19"/>
+                <w:szCs w:val="19"/>
+              </w:rPr>
+              <w:t>TC-</w:t>
+            </w:r>
+            <w:r>
+              <w:rPr>
+                <w:rFonts w:asciiTheme="majorBidi" w:hAnsiTheme="majorBidi" w:cstheme="majorBidi"/>
+                <w:b/>
+                <w:bCs/>
+                <w:color w:val="1A1A1A"/>
+                <w:sz w:val="19"/>
+                <w:szCs w:val="19"/>
+              </w:rPr>
+              <w:t>10</w:t>
+            </w:r>
+          </w:p>
+        </w:tc>
+        <w:tc>
+          <w:tcPr>
+            <w:tcW w:w="2489" w:type="dxa"/>
+            <w:tcBorders>
+              <w:top w:val="single" w:sz="4" w:space="0" w:color="CCCCCC"/>
+              <w:left w:val="single" w:sz="4" w:space="0" w:color="CCCCCC"/>
+              <w:bottom w:val="single" w:sz="4" w:space="0" w:color="CCCCCC"/>
+              <w:right w:val="single" w:sz="4" w:space="0" w:color="CCCCCC"/>
+            </w:tcBorders>
+            <w:shd w:val="clear" w:color="auto" w:fill="FFFFFF"/>
+            <w:tcMar>
+              <w:top w:w="80" w:type="dxa"/>
+              <w:left w:w="140" w:type="dxa"/>
+              <w:bottom w:w="80" w:type="dxa"/>
+              <w:right w:w="140" w:type="dxa"/>
+            </w:tcMar>
+          </w:tcPr>
+          <w:p>
+            <w:pPr>
+              <w:rPr>
+                <w:rFonts w:asciiTheme="majorBidi" w:hAnsiTheme="majorBidi" w:cstheme="majorBidi"/>
+              </w:rPr>
+            </w:pPr>
+            <w:r>
+              <w:rPr>
+                <w:rFonts w:asciiTheme="majorBidi" w:hAnsiTheme="majorBidi" w:cstheme="majorBidi"/>
+                <w:b/>
+                <w:bCs/>
+                <w:color w:val="1A1A1A"/>
+                <w:sz w:val="19"/>
+                <w:szCs w:val="19"/>
+              </w:rPr>
+              <w:t>Reset clears mid-game board</w:t>
+            </w:r>
+          </w:p>
+        </w:tc>
+        <w:tc>
+          <w:tcPr>
+            <w:tcW w:w="1201" w:type="dxa"/>
+            <w:tcBorders>
+              <w:top w:val="single" w:sz="4" w:space="0" w:color="CCCCCC"/>
+              <w:left w:val="single" w:sz="4" w:space="0" w:color="CCCCCC"/>
+              <w:bottom w:val="single" w:sz="4" w:space="0" w:color="CCCCCC"/>
+              <w:right w:val="single" w:sz="4" w:space="0" w:color="CCCCCC"/>
+            </w:tcBorders>
+            <w:shd w:val="clear" w:color="auto" w:fill="FFFFFF"/>
+            <w:tcMar>
+              <w:top w:w="80" w:type="dxa"/>
+              <w:left w:w="140" w:type="dxa"/>
+              <w:bottom w:w="80" w:type="dxa"/>
+              <w:right w:w="140" w:type="dxa"/>
+            </w:tcMar>
+          </w:tcPr>
+          <w:p>
+            <w:pPr>
+              <w:rPr>
+                <w:rFonts w:asciiTheme="majorBidi" w:hAnsiTheme="majorBidi" w:cstheme="majorBidi"/>
+              </w:rPr>
+            </w:pPr>
+            <w:r>
+              <w:rPr>
+                <w:rFonts w:asciiTheme="majorBidi" w:hAnsiTheme="majorBidi" w:cstheme="majorBidi"/>
+                <w:color w:val="1A1A1A"/>
+                <w:sz w:val="19"/>
+                <w:szCs w:val="19"/>
+              </w:rPr>
+              <w:t>Controls</w:t>
+            </w:r>
+          </w:p>
+        </w:tc>
+        <w:tc>
+          <w:tcPr>
+            <w:tcW w:w="1890" w:type="dxa"/>
+            <w:tcBorders>
+              <w:top w:val="single" w:sz="4" w:space="0" w:color="CCCCCC"/>
+              <w:left w:val="single" w:sz="4" w:space="0" w:color="CCCCCC"/>
+              <w:bottom w:val="single" w:sz="4" w:space="0" w:color="CCCCCC"/>
+              <w:right w:val="single" w:sz="4" w:space="0" w:color="CCCCCC"/>
+            </w:tcBorders>
+            <w:shd w:val="clear" w:color="auto" w:fill="FFFFFF"/>
+            <w:tcMar>
+              <w:top w:w="80" w:type="dxa"/>
+              <w:left w:w="140" w:type="dxa"/>
+              <w:bottom w:w="80" w:type="dxa"/>
+              <w:right w:w="140" w:type="dxa"/>
+            </w:tcMar>
+          </w:tcPr>
+          <w:p>
+            <w:pPr>
+              <w:rPr>
+                <w:rFonts w:asciiTheme="majorBidi" w:hAnsiTheme="majorBidi" w:cstheme="majorBidi"/>
+              </w:rPr>
+            </w:pPr>
+            <w:r>
+              <w:rPr>
+                <w:rFonts w:asciiTheme="majorBidi" w:hAnsiTheme="majorBidi" w:cstheme="majorBidi"/>
+                <w:color w:val="1A1A1A"/>
+                <w:sz w:val="19"/>
+                <w:szCs w:val="19"/>
+              </w:rPr>
+              <w:t>Logged in; at least one move made</w:t>
+            </w:r>
+          </w:p>
+        </w:tc>
+        <w:tc>
+          <w:tcPr>
+            <w:tcW w:w="2520" w:type="dxa"/>
+            <w:tcBorders>
+              <w:top w:val="single" w:sz="4" w:space="0" w:color="CCCCCC"/>
+              <w:left w:val="single" w:sz="4" w:space="0" w:color="CCCCCC"/>
+              <w:bottom w:val="single" w:sz="4" w:space="0" w:color="CCCCCC"/>
+              <w:right w:val="single" w:sz="4" w:space="0" w:color="CCCCCC"/>
+            </w:tcBorders>
+            <w:shd w:val="clear" w:color="auto" w:fill="FFFFFF"/>
+            <w:tcMar>
+              <w:top w:w="80" w:type="dxa"/>
+              <w:left w:w="140" w:type="dxa"/>
+              <w:bottom w:w="80" w:type="dxa"/>
+              <w:right w:w="140" w:type="dxa"/>
+            </w:tcMar>
+          </w:tcPr>
+          <w:p>
+            <w:pPr>
+              <w:rPr>
+                <w:rFonts w:asciiTheme="majorBidi" w:hAnsiTheme="majorBidi" w:cstheme="majorBidi"/>
+              </w:rPr>
+            </w:pPr>
+            <w:r>
+              <w:rPr>
+                <w:rFonts w:asciiTheme="majorBidi" w:hAnsiTheme="majorBidi" w:cstheme="majorBidi"/>
+                <w:color w:val="1A1A1A"/>
+                <w:sz w:val="19"/>
+                <w:szCs w:val="19"/>
+              </w:rPr>
+              <w:t>1. Click Reset</w:t>
+            </w:r>
+          </w:p>
+        </w:tc>
+        <w:tc>
+          <w:tcPr>
+            <w:tcW w:w="2250" w:type="dxa"/>
+            <w:tcBorders>
+              <w:top w:val="single" w:sz="4" w:space="0" w:color="CCCCCC"/>
+              <w:left w:val="single" w:sz="4" w:space="0" w:color="CCCCCC"/>
+              <w:bottom w:val="single" w:sz="4" w:space="0" w:color="CCCCCC"/>
+              <w:right w:val="single" w:sz="4" w:space="0" w:color="CCCCCC"/>
+            </w:tcBorders>
+            <w:shd w:val="clear" w:color="auto" w:fill="FFFFFF"/>
+            <w:tcMar>
+              <w:top w:w="80" w:type="dxa"/>
+              <w:left w:w="140" w:type="dxa"/>
+              <w:bottom w:w="80" w:type="dxa"/>
+              <w:right w:w="140" w:type="dxa"/>
+            </w:tcMar>
+          </w:tcPr>
+          <w:p>
+            <w:pPr>
+              <w:rPr>
+                <w:rFonts w:asciiTheme="majorBidi" w:hAnsiTheme="majorBidi" w:cstheme="majorBidi"/>
+              </w:rPr>
+            </w:pPr>
+            <w:r>
+              <w:rPr>
+                <w:rFonts w:asciiTheme="majorBidi" w:hAnsiTheme="majorBidi" w:cstheme="majorBidi"/>
+                <w:color w:val="1A1A1A"/>
+                <w:sz w:val="19"/>
+                <w:szCs w:val="19"/>
+              </w:rPr>
+              <w:t>Board is cleared; result is NOT recorded in history</w:t>
+            </w:r>
+          </w:p>
+        </w:tc>
+        <w:tc>
+          <w:tcPr>
+            <w:tcW w:w="1080" w:type="dxa"/>
+            <w:tcBorders>
+              <w:top w:val="single" w:sz="4" w:space="0" w:color="CCCCCC"/>
+              <w:left w:val="single" w:sz="4" w:space="0" w:color="CCCCCC"/>
+              <w:bottom w:val="single" w:sz="4" w:space="0" w:color="CCCCCC"/>
+              <w:right w:val="single" w:sz="4" w:space="0" w:color="CCCCCC"/>
+            </w:tcBorders>
             <w:shd w:val="clear" w:color="auto" w:fill="D4EDDA"/>
             <w:tcMar>
               <w:top w:w="80" w:type="dxa"/>
@@ -3747,181 +4907,14 @@
             </w:tcMar>
           </w:tcPr>
           <w:p>
-            <w:r>
-              <w:rPr>
-                <w:b/>
-                <w:bCs/>
-                <w:color w:val="1A1A1A"/>
-                <w:sz w:val="19"/>
-                <w:szCs w:val="19"/>
-              </w:rPr>
-              <w:lastRenderedPageBreak/>
-              <w:t>TC-10</w:t>
-            </w:r>
-          </w:p>
-        </w:tc>
-        <w:tc>
-          <w:tcPr>
-            <w:tcW w:w="2489" w:type="dxa"/>
-            <w:tcBorders>
-              <w:top w:val="single" w:sz="4" w:space="0" w:color="CCCCCC"/>
-              <w:left w:val="single" w:sz="4" w:space="0" w:color="CCCCCC"/>
-              <w:bottom w:val="single" w:sz="4" w:space="0" w:color="CCCCCC"/>
-              <w:right w:val="single" w:sz="4" w:space="0" w:color="CCCCCC"/>
-            </w:tcBorders>
-            <w:shd w:val="clear" w:color="auto" w:fill="F5F5F5"/>
-            <w:tcMar>
-              <w:top w:w="80" w:type="dxa"/>
-              <w:left w:w="140" w:type="dxa"/>
-              <w:bottom w:w="80" w:type="dxa"/>
-              <w:right w:w="140" w:type="dxa"/>
-            </w:tcMar>
-          </w:tcPr>
-          <w:p>
-            <w:r>
-              <w:rPr>
-                <w:b/>
-                <w:bCs/>
-                <w:color w:val="1A1A1A"/>
-                <w:sz w:val="19"/>
-                <w:szCs w:val="19"/>
-              </w:rPr>
-              <w:t>Get Hint returns a suggestion</w:t>
-            </w:r>
-          </w:p>
-        </w:tc>
-        <w:tc>
-          <w:tcPr>
-            <w:tcW w:w="1201" w:type="dxa"/>
-            <w:tcBorders>
-              <w:top w:val="single" w:sz="4" w:space="0" w:color="CCCCCC"/>
-              <w:left w:val="single" w:sz="4" w:space="0" w:color="CCCCCC"/>
-              <w:bottom w:val="single" w:sz="4" w:space="0" w:color="CCCCCC"/>
-              <w:right w:val="single" w:sz="4" w:space="0" w:color="CCCCCC"/>
-            </w:tcBorders>
-            <w:shd w:val="clear" w:color="auto" w:fill="F5F5F5"/>
-            <w:tcMar>
-              <w:top w:w="80" w:type="dxa"/>
-              <w:left w:w="140" w:type="dxa"/>
-              <w:bottom w:w="80" w:type="dxa"/>
-              <w:right w:w="140" w:type="dxa"/>
-            </w:tcMar>
-          </w:tcPr>
-          <w:p>
-            <w:r>
-              <w:rPr>
-                <w:color w:val="1A1A1A"/>
-                <w:sz w:val="19"/>
-                <w:szCs w:val="19"/>
-              </w:rPr>
-              <w:t>Controls</w:t>
-            </w:r>
-          </w:p>
-        </w:tc>
-        <w:tc>
-          <w:tcPr>
-            <w:tcW w:w="1890" w:type="dxa"/>
-            <w:tcBorders>
-              <w:top w:val="single" w:sz="4" w:space="0" w:color="CCCCCC"/>
-              <w:left w:val="single" w:sz="4" w:space="0" w:color="CCCCCC"/>
-              <w:bottom w:val="single" w:sz="4" w:space="0" w:color="CCCCCC"/>
-              <w:right w:val="single" w:sz="4" w:space="0" w:color="CCCCCC"/>
-            </w:tcBorders>
-            <w:shd w:val="clear" w:color="auto" w:fill="F5F5F5"/>
-            <w:tcMar>
-              <w:top w:w="80" w:type="dxa"/>
-              <w:left w:w="140" w:type="dxa"/>
-              <w:bottom w:w="80" w:type="dxa"/>
-              <w:right w:w="140" w:type="dxa"/>
-            </w:tcMar>
-          </w:tcPr>
-          <w:p>
-            <w:r>
-              <w:rPr>
-                <w:color w:val="1A1A1A"/>
-                <w:sz w:val="19"/>
-                <w:szCs w:val="19"/>
-              </w:rPr>
-              <w:t>Logged in; game in progress</w:t>
-            </w:r>
-          </w:p>
-        </w:tc>
-        <w:tc>
-          <w:tcPr>
-            <w:tcW w:w="2520" w:type="dxa"/>
-            <w:tcBorders>
-              <w:top w:val="single" w:sz="4" w:space="0" w:color="CCCCCC"/>
-              <w:left w:val="single" w:sz="4" w:space="0" w:color="CCCCCC"/>
-              <w:bottom w:val="single" w:sz="4" w:space="0" w:color="CCCCCC"/>
-              <w:right w:val="single" w:sz="4" w:space="0" w:color="CCCCCC"/>
-            </w:tcBorders>
-            <w:shd w:val="clear" w:color="auto" w:fill="F5F5F5"/>
-            <w:tcMar>
-              <w:top w:w="80" w:type="dxa"/>
-              <w:left w:w="140" w:type="dxa"/>
-              <w:bottom w:w="80" w:type="dxa"/>
-              <w:right w:w="140" w:type="dxa"/>
-            </w:tcMar>
-          </w:tcPr>
-          <w:p>
-            <w:r>
-              <w:rPr>
-                <w:color w:val="1A1A1A"/>
-                <w:sz w:val="19"/>
-                <w:szCs w:val="19"/>
-              </w:rPr>
-              <w:t>1. Click Get Hint</w:t>
-            </w:r>
-          </w:p>
-        </w:tc>
-        <w:tc>
-          <w:tcPr>
-            <w:tcW w:w="2250" w:type="dxa"/>
-            <w:tcBorders>
-              <w:top w:val="single" w:sz="4" w:space="0" w:color="CCCCCC"/>
-              <w:left w:val="single" w:sz="4" w:space="0" w:color="CCCCCC"/>
-              <w:bottom w:val="single" w:sz="4" w:space="0" w:color="CCCCCC"/>
-              <w:right w:val="single" w:sz="4" w:space="0" w:color="CCCCCC"/>
-            </w:tcBorders>
-            <w:shd w:val="clear" w:color="auto" w:fill="F5F5F5"/>
-            <w:tcMar>
-              <w:top w:w="80" w:type="dxa"/>
-              <w:left w:w="140" w:type="dxa"/>
-              <w:bottom w:w="80" w:type="dxa"/>
-              <w:right w:w="140" w:type="dxa"/>
-            </w:tcMar>
-          </w:tcPr>
-          <w:p>
-            <w:r>
-              <w:rPr>
-                <w:color w:val="1A1A1A"/>
-                <w:sz w:val="19"/>
-                <w:szCs w:val="19"/>
-              </w:rPr>
-              <w:t>Hint is shown (highlighted cell or message)</w:t>
-            </w:r>
-          </w:p>
-        </w:tc>
-        <w:tc>
-          <w:tcPr>
-            <w:tcW w:w="1080" w:type="dxa"/>
-            <w:tcBorders>
-              <w:top w:val="single" w:sz="4" w:space="0" w:color="CCCCCC"/>
-              <w:left w:val="single" w:sz="4" w:space="0" w:color="CCCCCC"/>
-              <w:bottom w:val="single" w:sz="4" w:space="0" w:color="CCCCCC"/>
-              <w:right w:val="single" w:sz="4" w:space="0" w:color="CCCCCC"/>
-            </w:tcBorders>
-            <w:shd w:val="clear" w:color="auto" w:fill="D4EDDA"/>
-            <w:tcMar>
-              <w:top w:w="80" w:type="dxa"/>
-              <w:left w:w="140" w:type="dxa"/>
-              <w:bottom w:w="80" w:type="dxa"/>
-              <w:right w:w="140" w:type="dxa"/>
-            </w:tcMar>
-          </w:tcPr>
-          <w:p>
-            <w:r>
-              <w:rPr>
+            <w:pPr>
+              <w:rPr>
+                <w:rFonts w:asciiTheme="majorBidi" w:hAnsiTheme="majorBidi" w:cstheme="majorBidi"/>
+              </w:rPr>
+            </w:pPr>
+            <w:r>
+              <w:rPr>
+                <w:rFonts w:asciiTheme="majorBidi" w:hAnsiTheme="majorBidi" w:cstheme="majorBidi"/>
                 <w:b/>
                 <w:bCs/>
                 <w:color w:val="1A1A1A"/>
@@ -3943,24 +4936,42 @@
               <w:bottom w:val="single" w:sz="4" w:space="0" w:color="CCCCCC"/>
               <w:right w:val="single" w:sz="4" w:space="0" w:color="CCCCCC"/>
             </w:tcBorders>
-            <w:shd w:val="clear" w:color="auto" w:fill="FFF3CD"/>
-            <w:tcMar>
-              <w:top w:w="80" w:type="dxa"/>
-              <w:left w:w="140" w:type="dxa"/>
-              <w:bottom w:w="80" w:type="dxa"/>
-              <w:right w:w="140" w:type="dxa"/>
-            </w:tcMar>
-          </w:tcPr>
-          <w:p>
-            <w:r>
-              <w:rPr>
-                <w:b/>
-                <w:bCs/>
-                <w:color w:val="1A1A1A"/>
-                <w:sz w:val="19"/>
-                <w:szCs w:val="19"/>
-              </w:rPr>
-              <w:t>TC-11</w:t>
+            <w:shd w:val="clear" w:color="auto" w:fill="D4EDDA"/>
+            <w:tcMar>
+              <w:top w:w="80" w:type="dxa"/>
+              <w:left w:w="140" w:type="dxa"/>
+              <w:bottom w:w="80" w:type="dxa"/>
+              <w:right w:w="140" w:type="dxa"/>
+            </w:tcMar>
+          </w:tcPr>
+          <w:p>
+            <w:pPr>
+              <w:rPr>
+                <w:rFonts w:asciiTheme="majorBidi" w:hAnsiTheme="majorBidi" w:cstheme="majorBidi"/>
+              </w:rPr>
+            </w:pPr>
+            <w:r>
+              <w:rPr>
+                <w:rFonts w:asciiTheme="majorBidi" w:hAnsiTheme="majorBidi" w:cstheme="majorBidi"/>
+                <w:b/>
+                <w:bCs/>
+                <w:color w:val="1A1A1A"/>
+                <w:sz w:val="19"/>
+                <w:szCs w:val="19"/>
+              </w:rPr>
+              <w:lastRenderedPageBreak/>
+              <w:t>TC-1</w:t>
+            </w:r>
+            <w:r>
+              <w:rPr>
+                <w:rFonts w:asciiTheme="majorBidi" w:hAnsiTheme="majorBidi" w:cstheme="majorBidi"/>
+                <w:b/>
+                <w:bCs/>
+                <w:color w:val="1A1A1A"/>
+                <w:sz w:val="19"/>
+                <w:szCs w:val="19"/>
+              </w:rPr>
+              <w:t>1</w:t>
             </w:r>
           </w:p>
         </w:tc>
@@ -3973,24 +4984,30 @@
               <w:bottom w:val="single" w:sz="4" w:space="0" w:color="CCCCCC"/>
               <w:right w:val="single" w:sz="4" w:space="0" w:color="CCCCCC"/>
             </w:tcBorders>
-            <w:shd w:val="clear" w:color="auto" w:fill="FFFFFF"/>
-            <w:tcMar>
-              <w:top w:w="80" w:type="dxa"/>
-              <w:left w:w="140" w:type="dxa"/>
-              <w:bottom w:w="80" w:type="dxa"/>
-              <w:right w:w="140" w:type="dxa"/>
-            </w:tcMar>
-          </w:tcPr>
-          <w:p>
-            <w:r>
-              <w:rPr>
-                <w:b/>
-                <w:bCs/>
-                <w:color w:val="1A1A1A"/>
-                <w:sz w:val="19"/>
-                <w:szCs w:val="19"/>
-              </w:rPr>
-              <w:t>Completed game appears in History</w:t>
+            <w:shd w:val="clear" w:color="auto" w:fill="F5F5F5"/>
+            <w:tcMar>
+              <w:top w:w="80" w:type="dxa"/>
+              <w:left w:w="140" w:type="dxa"/>
+              <w:bottom w:w="80" w:type="dxa"/>
+              <w:right w:w="140" w:type="dxa"/>
+            </w:tcMar>
+          </w:tcPr>
+          <w:p>
+            <w:pPr>
+              <w:rPr>
+                <w:rFonts w:asciiTheme="majorBidi" w:hAnsiTheme="majorBidi" w:cstheme="majorBidi"/>
+              </w:rPr>
+            </w:pPr>
+            <w:r>
+              <w:rPr>
+                <w:rFonts w:asciiTheme="majorBidi" w:hAnsiTheme="majorBidi" w:cstheme="majorBidi"/>
+                <w:b/>
+                <w:bCs/>
+                <w:color w:val="1A1A1A"/>
+                <w:sz w:val="19"/>
+                <w:szCs w:val="19"/>
+              </w:rPr>
+              <w:t>Get Hint returns a suggestion</w:t>
             </w:r>
           </w:p>
         </w:tc>
@@ -4003,22 +5020,28 @@
               <w:bottom w:val="single" w:sz="4" w:space="0" w:color="CCCCCC"/>
               <w:right w:val="single" w:sz="4" w:space="0" w:color="CCCCCC"/>
             </w:tcBorders>
-            <w:shd w:val="clear" w:color="auto" w:fill="FFFFFF"/>
-            <w:tcMar>
-              <w:top w:w="80" w:type="dxa"/>
-              <w:left w:w="140" w:type="dxa"/>
-              <w:bottom w:w="80" w:type="dxa"/>
-              <w:right w:w="140" w:type="dxa"/>
-            </w:tcMar>
-          </w:tcPr>
-          <w:p>
-            <w:r>
-              <w:rPr>
-                <w:color w:val="1A1A1A"/>
-                <w:sz w:val="19"/>
-                <w:szCs w:val="19"/>
-              </w:rPr>
-              <w:t>History</w:t>
+            <w:shd w:val="clear" w:color="auto" w:fill="F5F5F5"/>
+            <w:tcMar>
+              <w:top w:w="80" w:type="dxa"/>
+              <w:left w:w="140" w:type="dxa"/>
+              <w:bottom w:w="80" w:type="dxa"/>
+              <w:right w:w="140" w:type="dxa"/>
+            </w:tcMar>
+          </w:tcPr>
+          <w:p>
+            <w:pPr>
+              <w:rPr>
+                <w:rFonts w:asciiTheme="majorBidi" w:hAnsiTheme="majorBidi" w:cstheme="majorBidi"/>
+              </w:rPr>
+            </w:pPr>
+            <w:r>
+              <w:rPr>
+                <w:rFonts w:asciiTheme="majorBidi" w:hAnsiTheme="majorBidi" w:cstheme="majorBidi"/>
+                <w:color w:val="1A1A1A"/>
+                <w:sz w:val="19"/>
+                <w:szCs w:val="19"/>
+              </w:rPr>
+              <w:t>Controls</w:t>
             </w:r>
           </w:p>
         </w:tc>
@@ -4031,22 +5054,28 @@
               <w:bottom w:val="single" w:sz="4" w:space="0" w:color="CCCCCC"/>
               <w:right w:val="single" w:sz="4" w:space="0" w:color="CCCCCC"/>
             </w:tcBorders>
-            <w:shd w:val="clear" w:color="auto" w:fill="FFFFFF"/>
-            <w:tcMar>
-              <w:top w:w="80" w:type="dxa"/>
-              <w:left w:w="140" w:type="dxa"/>
-              <w:bottom w:w="80" w:type="dxa"/>
-              <w:right w:w="140" w:type="dxa"/>
-            </w:tcMar>
-          </w:tcPr>
-          <w:p>
-            <w:r>
-              <w:rPr>
-                <w:color w:val="1A1A1A"/>
-                <w:sz w:val="19"/>
-                <w:szCs w:val="19"/>
-              </w:rPr>
-              <w:t>Logged in; at least one completed game</w:t>
+            <w:shd w:val="clear" w:color="auto" w:fill="F5F5F5"/>
+            <w:tcMar>
+              <w:top w:w="80" w:type="dxa"/>
+              <w:left w:w="140" w:type="dxa"/>
+              <w:bottom w:w="80" w:type="dxa"/>
+              <w:right w:w="140" w:type="dxa"/>
+            </w:tcMar>
+          </w:tcPr>
+          <w:p>
+            <w:pPr>
+              <w:rPr>
+                <w:rFonts w:asciiTheme="majorBidi" w:hAnsiTheme="majorBidi" w:cstheme="majorBidi"/>
+              </w:rPr>
+            </w:pPr>
+            <w:r>
+              <w:rPr>
+                <w:rFonts w:asciiTheme="majorBidi" w:hAnsiTheme="majorBidi" w:cstheme="majorBidi"/>
+                <w:color w:val="1A1A1A"/>
+                <w:sz w:val="19"/>
+                <w:szCs w:val="19"/>
+              </w:rPr>
+              <w:t>Logged in; game in progress</w:t>
             </w:r>
           </w:p>
         </w:tc>
@@ -4059,22 +5088,28 @@
               <w:bottom w:val="single" w:sz="4" w:space="0" w:color="CCCCCC"/>
               <w:right w:val="single" w:sz="4" w:space="0" w:color="CCCCCC"/>
             </w:tcBorders>
-            <w:shd w:val="clear" w:color="auto" w:fill="FFFFFF"/>
-            <w:tcMar>
-              <w:top w:w="80" w:type="dxa"/>
-              <w:left w:w="140" w:type="dxa"/>
-              <w:bottom w:w="80" w:type="dxa"/>
-              <w:right w:w="140" w:type="dxa"/>
-            </w:tcMar>
-          </w:tcPr>
-          <w:p>
-            <w:r>
-              <w:rPr>
-                <w:color w:val="1A1A1A"/>
-                <w:sz w:val="19"/>
-                <w:szCs w:val="19"/>
-              </w:rPr>
-              <w:t>1. Navigate to History tab</w:t>
+            <w:shd w:val="clear" w:color="auto" w:fill="F5F5F5"/>
+            <w:tcMar>
+              <w:top w:w="80" w:type="dxa"/>
+              <w:left w:w="140" w:type="dxa"/>
+              <w:bottom w:w="80" w:type="dxa"/>
+              <w:right w:w="140" w:type="dxa"/>
+            </w:tcMar>
+          </w:tcPr>
+          <w:p>
+            <w:pPr>
+              <w:rPr>
+                <w:rFonts w:asciiTheme="majorBidi" w:hAnsiTheme="majorBidi" w:cstheme="majorBidi"/>
+              </w:rPr>
+            </w:pPr>
+            <w:r>
+              <w:rPr>
+                <w:rFonts w:asciiTheme="majorBidi" w:hAnsiTheme="majorBidi" w:cstheme="majorBidi"/>
+                <w:color w:val="1A1A1A"/>
+                <w:sz w:val="19"/>
+                <w:szCs w:val="19"/>
+              </w:rPr>
+              <w:t>1. Click Get Hint</w:t>
             </w:r>
           </w:p>
         </w:tc>
@@ -4087,22 +5122,28 @@
               <w:bottom w:val="single" w:sz="4" w:space="0" w:color="CCCCCC"/>
               <w:right w:val="single" w:sz="4" w:space="0" w:color="CCCCCC"/>
             </w:tcBorders>
-            <w:shd w:val="clear" w:color="auto" w:fill="FFFFFF"/>
-            <w:tcMar>
-              <w:top w:w="80" w:type="dxa"/>
-              <w:left w:w="140" w:type="dxa"/>
-              <w:bottom w:w="80" w:type="dxa"/>
-              <w:right w:w="140" w:type="dxa"/>
-            </w:tcMar>
-          </w:tcPr>
-          <w:p>
-            <w:r>
-              <w:rPr>
-                <w:color w:val="1A1A1A"/>
-                <w:sz w:val="19"/>
-                <w:szCs w:val="19"/>
-              </w:rPr>
-              <w:t>Table shows DATE, DIFFICULTY, RESULT for each completed game</w:t>
+            <w:shd w:val="clear" w:color="auto" w:fill="F5F5F5"/>
+            <w:tcMar>
+              <w:top w:w="80" w:type="dxa"/>
+              <w:left w:w="140" w:type="dxa"/>
+              <w:bottom w:w="80" w:type="dxa"/>
+              <w:right w:w="140" w:type="dxa"/>
+            </w:tcMar>
+          </w:tcPr>
+          <w:p>
+            <w:pPr>
+              <w:rPr>
+                <w:rFonts w:asciiTheme="majorBidi" w:hAnsiTheme="majorBidi" w:cstheme="majorBidi"/>
+              </w:rPr>
+            </w:pPr>
+            <w:r>
+              <w:rPr>
+                <w:rFonts w:asciiTheme="majorBidi" w:hAnsiTheme="majorBidi" w:cstheme="majorBidi"/>
+                <w:color w:val="1A1A1A"/>
+                <w:sz w:val="19"/>
+                <w:szCs w:val="19"/>
+              </w:rPr>
+              <w:t>Hint is shown (highlighted cell or message)</w:t>
             </w:r>
           </w:p>
         </w:tc>
@@ -4124,8 +5165,14 @@
             </w:tcMar>
           </w:tcPr>
           <w:p>
-            <w:r>
-              <w:rPr>
+            <w:pPr>
+              <w:rPr>
+                <w:rFonts w:asciiTheme="majorBidi" w:hAnsiTheme="majorBidi" w:cstheme="majorBidi"/>
+              </w:rPr>
+            </w:pPr>
+            <w:r>
+              <w:rPr>
+                <w:rFonts w:asciiTheme="majorBidi" w:hAnsiTheme="majorBidi" w:cstheme="majorBidi"/>
                 <w:b/>
                 <w:bCs/>
                 <w:color w:val="1A1A1A"/>
@@ -4147,6 +5194,225 @@
               <w:bottom w:val="single" w:sz="4" w:space="0" w:color="CCCCCC"/>
               <w:right w:val="single" w:sz="4" w:space="0" w:color="CCCCCC"/>
             </w:tcBorders>
+            <w:shd w:val="clear" w:color="auto" w:fill="FFF3CD"/>
+            <w:tcMar>
+              <w:top w:w="80" w:type="dxa"/>
+              <w:left w:w="140" w:type="dxa"/>
+              <w:bottom w:w="80" w:type="dxa"/>
+              <w:right w:w="140" w:type="dxa"/>
+            </w:tcMar>
+          </w:tcPr>
+          <w:p>
+            <w:pPr>
+              <w:rPr>
+                <w:rFonts w:asciiTheme="majorBidi" w:hAnsiTheme="majorBidi" w:cstheme="majorBidi"/>
+              </w:rPr>
+            </w:pPr>
+            <w:r>
+              <w:rPr>
+                <w:rFonts w:asciiTheme="majorBidi" w:hAnsiTheme="majorBidi" w:cstheme="majorBidi"/>
+                <w:b/>
+                <w:bCs/>
+                <w:color w:val="1A1A1A"/>
+                <w:sz w:val="19"/>
+                <w:szCs w:val="19"/>
+              </w:rPr>
+              <w:t>TC-1</w:t>
+            </w:r>
+            <w:r>
+              <w:rPr>
+                <w:rFonts w:asciiTheme="majorBidi" w:hAnsiTheme="majorBidi" w:cstheme="majorBidi"/>
+                <w:b/>
+                <w:bCs/>
+                <w:color w:val="1A1A1A"/>
+                <w:sz w:val="19"/>
+                <w:szCs w:val="19"/>
+              </w:rPr>
+              <w:t>2</w:t>
+            </w:r>
+          </w:p>
+        </w:tc>
+        <w:tc>
+          <w:tcPr>
+            <w:tcW w:w="2489" w:type="dxa"/>
+            <w:tcBorders>
+              <w:top w:val="single" w:sz="4" w:space="0" w:color="CCCCCC"/>
+              <w:left w:val="single" w:sz="4" w:space="0" w:color="CCCCCC"/>
+              <w:bottom w:val="single" w:sz="4" w:space="0" w:color="CCCCCC"/>
+              <w:right w:val="single" w:sz="4" w:space="0" w:color="CCCCCC"/>
+            </w:tcBorders>
+            <w:shd w:val="clear" w:color="auto" w:fill="FFFFFF"/>
+            <w:tcMar>
+              <w:top w:w="80" w:type="dxa"/>
+              <w:left w:w="140" w:type="dxa"/>
+              <w:bottom w:w="80" w:type="dxa"/>
+              <w:right w:w="140" w:type="dxa"/>
+            </w:tcMar>
+          </w:tcPr>
+          <w:p>
+            <w:pPr>
+              <w:rPr>
+                <w:rFonts w:asciiTheme="majorBidi" w:hAnsiTheme="majorBidi" w:cstheme="majorBidi"/>
+              </w:rPr>
+            </w:pPr>
+            <w:r>
+              <w:rPr>
+                <w:rFonts w:asciiTheme="majorBidi" w:hAnsiTheme="majorBidi" w:cstheme="majorBidi"/>
+                <w:b/>
+                <w:bCs/>
+                <w:color w:val="1A1A1A"/>
+                <w:sz w:val="19"/>
+                <w:szCs w:val="19"/>
+              </w:rPr>
+              <w:t>Completed game appears in History</w:t>
+            </w:r>
+          </w:p>
+        </w:tc>
+        <w:tc>
+          <w:tcPr>
+            <w:tcW w:w="1201" w:type="dxa"/>
+            <w:tcBorders>
+              <w:top w:val="single" w:sz="4" w:space="0" w:color="CCCCCC"/>
+              <w:left w:val="single" w:sz="4" w:space="0" w:color="CCCCCC"/>
+              <w:bottom w:val="single" w:sz="4" w:space="0" w:color="CCCCCC"/>
+              <w:right w:val="single" w:sz="4" w:space="0" w:color="CCCCCC"/>
+            </w:tcBorders>
+            <w:shd w:val="clear" w:color="auto" w:fill="FFFFFF"/>
+            <w:tcMar>
+              <w:top w:w="80" w:type="dxa"/>
+              <w:left w:w="140" w:type="dxa"/>
+              <w:bottom w:w="80" w:type="dxa"/>
+              <w:right w:w="140" w:type="dxa"/>
+            </w:tcMar>
+          </w:tcPr>
+          <w:p>
+            <w:pPr>
+              <w:rPr>
+                <w:rFonts w:asciiTheme="majorBidi" w:hAnsiTheme="majorBidi" w:cstheme="majorBidi"/>
+              </w:rPr>
+            </w:pPr>
+            <w:r>
+              <w:rPr>
+                <w:rFonts w:asciiTheme="majorBidi" w:hAnsiTheme="majorBidi" w:cstheme="majorBidi"/>
+                <w:color w:val="1A1A1A"/>
+                <w:sz w:val="19"/>
+                <w:szCs w:val="19"/>
+              </w:rPr>
+              <w:t>History</w:t>
+            </w:r>
+          </w:p>
+        </w:tc>
+        <w:tc>
+          <w:tcPr>
+            <w:tcW w:w="1890" w:type="dxa"/>
+            <w:tcBorders>
+              <w:top w:val="single" w:sz="4" w:space="0" w:color="CCCCCC"/>
+              <w:left w:val="single" w:sz="4" w:space="0" w:color="CCCCCC"/>
+              <w:bottom w:val="single" w:sz="4" w:space="0" w:color="CCCCCC"/>
+              <w:right w:val="single" w:sz="4" w:space="0" w:color="CCCCCC"/>
+            </w:tcBorders>
+            <w:shd w:val="clear" w:color="auto" w:fill="FFFFFF"/>
+            <w:tcMar>
+              <w:top w:w="80" w:type="dxa"/>
+              <w:left w:w="140" w:type="dxa"/>
+              <w:bottom w:w="80" w:type="dxa"/>
+              <w:right w:w="140" w:type="dxa"/>
+            </w:tcMar>
+          </w:tcPr>
+          <w:p>
+            <w:pPr>
+              <w:rPr>
+                <w:rFonts w:asciiTheme="majorBidi" w:hAnsiTheme="majorBidi" w:cstheme="majorBidi"/>
+              </w:rPr>
+            </w:pPr>
+            <w:r>
+              <w:rPr>
+                <w:rFonts w:asciiTheme="majorBidi" w:hAnsiTheme="majorBidi" w:cstheme="majorBidi"/>
+                <w:color w:val="1A1A1A"/>
+                <w:sz w:val="19"/>
+                <w:szCs w:val="19"/>
+              </w:rPr>
+              <w:t>Logged in; at least one completed game</w:t>
+            </w:r>
+          </w:p>
+        </w:tc>
+        <w:tc>
+          <w:tcPr>
+            <w:tcW w:w="2520" w:type="dxa"/>
+            <w:tcBorders>
+              <w:top w:val="single" w:sz="4" w:space="0" w:color="CCCCCC"/>
+              <w:left w:val="single" w:sz="4" w:space="0" w:color="CCCCCC"/>
+              <w:bottom w:val="single" w:sz="4" w:space="0" w:color="CCCCCC"/>
+              <w:right w:val="single" w:sz="4" w:space="0" w:color="CCCCCC"/>
+            </w:tcBorders>
+            <w:shd w:val="clear" w:color="auto" w:fill="FFFFFF"/>
+            <w:tcMar>
+              <w:top w:w="80" w:type="dxa"/>
+              <w:left w:w="140" w:type="dxa"/>
+              <w:bottom w:w="80" w:type="dxa"/>
+              <w:right w:w="140" w:type="dxa"/>
+            </w:tcMar>
+          </w:tcPr>
+          <w:p>
+            <w:pPr>
+              <w:rPr>
+                <w:rFonts w:asciiTheme="majorBidi" w:hAnsiTheme="majorBidi" w:cstheme="majorBidi"/>
+              </w:rPr>
+            </w:pPr>
+            <w:r>
+              <w:rPr>
+                <w:rFonts w:asciiTheme="majorBidi" w:hAnsiTheme="majorBidi" w:cstheme="majorBidi"/>
+                <w:color w:val="1A1A1A"/>
+                <w:sz w:val="19"/>
+                <w:szCs w:val="19"/>
+              </w:rPr>
+              <w:t>1. Navigate to History tab</w:t>
+            </w:r>
+          </w:p>
+        </w:tc>
+        <w:tc>
+          <w:tcPr>
+            <w:tcW w:w="2250" w:type="dxa"/>
+            <w:tcBorders>
+              <w:top w:val="single" w:sz="4" w:space="0" w:color="CCCCCC"/>
+              <w:left w:val="single" w:sz="4" w:space="0" w:color="CCCCCC"/>
+              <w:bottom w:val="single" w:sz="4" w:space="0" w:color="CCCCCC"/>
+              <w:right w:val="single" w:sz="4" w:space="0" w:color="CCCCCC"/>
+            </w:tcBorders>
+            <w:shd w:val="clear" w:color="auto" w:fill="FFFFFF"/>
+            <w:tcMar>
+              <w:top w:w="80" w:type="dxa"/>
+              <w:left w:w="140" w:type="dxa"/>
+              <w:bottom w:w="80" w:type="dxa"/>
+              <w:right w:w="140" w:type="dxa"/>
+            </w:tcMar>
+          </w:tcPr>
+          <w:p>
+            <w:pPr>
+              <w:rPr>
+                <w:rFonts w:asciiTheme="majorBidi" w:hAnsiTheme="majorBidi" w:cstheme="majorBidi"/>
+              </w:rPr>
+            </w:pPr>
+            <w:r>
+              <w:rPr>
+                <w:rFonts w:asciiTheme="majorBidi" w:hAnsiTheme="majorBidi" w:cstheme="majorBidi"/>
+                <w:color w:val="1A1A1A"/>
+                <w:sz w:val="19"/>
+                <w:szCs w:val="19"/>
+              </w:rPr>
+              <w:t>Table shows DATE, DIFFICULTY, RESULT for each completed game</w:t>
+            </w:r>
+          </w:p>
+        </w:tc>
+        <w:tc>
+          <w:tcPr>
+            <w:tcW w:w="1080" w:type="dxa"/>
+            <w:tcBorders>
+              <w:top w:val="single" w:sz="4" w:space="0" w:color="CCCCCC"/>
+              <w:left w:val="single" w:sz="4" w:space="0" w:color="CCCCCC"/>
+              <w:bottom w:val="single" w:sz="4" w:space="0" w:color="CCCCCC"/>
+              <w:right w:val="single" w:sz="4" w:space="0" w:color="CCCCCC"/>
+            </w:tcBorders>
             <w:shd w:val="clear" w:color="auto" w:fill="D4EDDA"/>
             <w:tcMar>
               <w:top w:w="80" w:type="dxa"/>
@@ -4156,196 +5422,14 @@
             </w:tcMar>
           </w:tcPr>
           <w:p>
-            <w:r>
-              <w:rPr>
-                <w:b/>
-                <w:bCs/>
-                <w:color w:val="1A1A1A"/>
-                <w:sz w:val="19"/>
-                <w:szCs w:val="19"/>
-              </w:rPr>
-              <w:t>TC-12</w:t>
-            </w:r>
-          </w:p>
-        </w:tc>
-        <w:tc>
-          <w:tcPr>
-            <w:tcW w:w="2489" w:type="dxa"/>
-            <w:tcBorders>
-              <w:top w:val="single" w:sz="4" w:space="0" w:color="CCCCCC"/>
-              <w:left w:val="single" w:sz="4" w:space="0" w:color="CCCCCC"/>
-              <w:bottom w:val="single" w:sz="4" w:space="0" w:color="CCCCCC"/>
-              <w:right w:val="single" w:sz="4" w:space="0" w:color="CCCCCC"/>
-            </w:tcBorders>
-            <w:shd w:val="clear" w:color="auto" w:fill="F5F5F5"/>
-            <w:tcMar>
-              <w:top w:w="80" w:type="dxa"/>
-              <w:left w:w="140" w:type="dxa"/>
-              <w:bottom w:w="80" w:type="dxa"/>
-              <w:right w:w="140" w:type="dxa"/>
-            </w:tcMar>
-          </w:tcPr>
-          <w:p>
-            <w:r>
-              <w:rPr>
-                <w:b/>
-                <w:bCs/>
-                <w:color w:val="1A1A1A"/>
-                <w:sz w:val="19"/>
-                <w:szCs w:val="19"/>
-              </w:rPr>
-              <w:t>Clear History removes all records</w:t>
-            </w:r>
-          </w:p>
-        </w:tc>
-        <w:tc>
-          <w:tcPr>
-            <w:tcW w:w="1201" w:type="dxa"/>
-            <w:tcBorders>
-              <w:top w:val="single" w:sz="4" w:space="0" w:color="CCCCCC"/>
-              <w:left w:val="single" w:sz="4" w:space="0" w:color="CCCCCC"/>
-              <w:bottom w:val="single" w:sz="4" w:space="0" w:color="CCCCCC"/>
-              <w:right w:val="single" w:sz="4" w:space="0" w:color="CCCCCC"/>
-            </w:tcBorders>
-            <w:shd w:val="clear" w:color="auto" w:fill="F5F5F5"/>
-            <w:tcMar>
-              <w:top w:w="80" w:type="dxa"/>
-              <w:left w:w="140" w:type="dxa"/>
-              <w:bottom w:w="80" w:type="dxa"/>
-              <w:right w:w="140" w:type="dxa"/>
-            </w:tcMar>
-          </w:tcPr>
-          <w:p>
-            <w:r>
-              <w:rPr>
-                <w:color w:val="1A1A1A"/>
-                <w:sz w:val="19"/>
-                <w:szCs w:val="19"/>
-              </w:rPr>
-              <w:t>History</w:t>
-            </w:r>
-          </w:p>
-        </w:tc>
-        <w:tc>
-          <w:tcPr>
-            <w:tcW w:w="1890" w:type="dxa"/>
-            <w:tcBorders>
-              <w:top w:val="single" w:sz="4" w:space="0" w:color="CCCCCC"/>
-              <w:left w:val="single" w:sz="4" w:space="0" w:color="CCCCCC"/>
-              <w:bottom w:val="single" w:sz="4" w:space="0" w:color="CCCCCC"/>
-              <w:right w:val="single" w:sz="4" w:space="0" w:color="CCCCCC"/>
-            </w:tcBorders>
-            <w:shd w:val="clear" w:color="auto" w:fill="F5F5F5"/>
-            <w:tcMar>
-              <w:top w:w="80" w:type="dxa"/>
-              <w:left w:w="140" w:type="dxa"/>
-              <w:bottom w:w="80" w:type="dxa"/>
-              <w:right w:w="140" w:type="dxa"/>
-            </w:tcMar>
-          </w:tcPr>
-          <w:p>
-            <w:r>
-              <w:rPr>
-                <w:color w:val="1A1A1A"/>
-                <w:sz w:val="19"/>
-                <w:szCs w:val="19"/>
-              </w:rPr>
-              <w:t>Logged in; history has entries</w:t>
-            </w:r>
-          </w:p>
-        </w:tc>
-        <w:tc>
-          <w:tcPr>
-            <w:tcW w:w="2520" w:type="dxa"/>
-            <w:tcBorders>
-              <w:top w:val="single" w:sz="4" w:space="0" w:color="CCCCCC"/>
-              <w:left w:val="single" w:sz="4" w:space="0" w:color="CCCCCC"/>
-              <w:bottom w:val="single" w:sz="4" w:space="0" w:color="CCCCCC"/>
-              <w:right w:val="single" w:sz="4" w:space="0" w:color="CCCCCC"/>
-            </w:tcBorders>
-            <w:shd w:val="clear" w:color="auto" w:fill="F5F5F5"/>
-            <w:tcMar>
-              <w:top w:w="80" w:type="dxa"/>
-              <w:left w:w="140" w:type="dxa"/>
-              <w:bottom w:w="80" w:type="dxa"/>
-              <w:right w:w="140" w:type="dxa"/>
-            </w:tcMar>
-          </w:tcPr>
-          <w:p>
-            <w:r>
-              <w:rPr>
-                <w:color w:val="1A1A1A"/>
-                <w:sz w:val="19"/>
-                <w:szCs w:val="19"/>
-              </w:rPr>
-              <w:t>1. Click Clear History</w:t>
-            </w:r>
-            <w:r>
-              <w:rPr>
-                <w:color w:val="1A1A1A"/>
-                <w:sz w:val="19"/>
-                <w:szCs w:val="19"/>
-              </w:rPr>
-              <w:br/>
-            </w:r>
-            <w:r>
-              <w:rPr>
-                <w:color w:val="1A1A1A"/>
-                <w:sz w:val="19"/>
-                <w:szCs w:val="19"/>
-              </w:rPr>
-              <w:t>2. Confirm if prompted</w:t>
-            </w:r>
-          </w:p>
-        </w:tc>
-        <w:tc>
-          <w:tcPr>
-            <w:tcW w:w="2250" w:type="dxa"/>
-            <w:tcBorders>
-              <w:top w:val="single" w:sz="4" w:space="0" w:color="CCCCCC"/>
-              <w:left w:val="single" w:sz="4" w:space="0" w:color="CCCCCC"/>
-              <w:bottom w:val="single" w:sz="4" w:space="0" w:color="CCCCCC"/>
-              <w:right w:val="single" w:sz="4" w:space="0" w:color="CCCCCC"/>
-            </w:tcBorders>
-            <w:shd w:val="clear" w:color="auto" w:fill="F5F5F5"/>
-            <w:tcMar>
-              <w:top w:w="80" w:type="dxa"/>
-              <w:left w:w="140" w:type="dxa"/>
-              <w:bottom w:w="80" w:type="dxa"/>
-              <w:right w:w="140" w:type="dxa"/>
-            </w:tcMar>
-          </w:tcPr>
-          <w:p>
-            <w:r>
-              <w:rPr>
-                <w:color w:val="1A1A1A"/>
-                <w:sz w:val="19"/>
-                <w:szCs w:val="19"/>
-              </w:rPr>
-              <w:t>History table is empty; stats remain unchanged</w:t>
-            </w:r>
-          </w:p>
-        </w:tc>
-        <w:tc>
-          <w:tcPr>
-            <w:tcW w:w="1080" w:type="dxa"/>
-            <w:tcBorders>
-              <w:top w:val="single" w:sz="4" w:space="0" w:color="CCCCCC"/>
-              <w:left w:val="single" w:sz="4" w:space="0" w:color="CCCCCC"/>
-              <w:bottom w:val="single" w:sz="4" w:space="0" w:color="CCCCCC"/>
-              <w:right w:val="single" w:sz="4" w:space="0" w:color="CCCCCC"/>
-            </w:tcBorders>
-            <w:shd w:val="clear" w:color="auto" w:fill="D4EDDA"/>
-            <w:tcMar>
-              <w:top w:w="80" w:type="dxa"/>
-              <w:left w:w="140" w:type="dxa"/>
-              <w:bottom w:w="80" w:type="dxa"/>
-              <w:right w:w="140" w:type="dxa"/>
-            </w:tcMar>
-          </w:tcPr>
-          <w:p>
-            <w:r>
-              <w:rPr>
+            <w:pPr>
+              <w:rPr>
+                <w:rFonts w:asciiTheme="majorBidi" w:hAnsiTheme="majorBidi" w:cstheme="majorBidi"/>
+              </w:rPr>
+            </w:pPr>
+            <w:r>
+              <w:rPr>
+                <w:rFonts w:asciiTheme="majorBidi" w:hAnsiTheme="majorBidi" w:cstheme="majorBidi"/>
                 <w:b/>
                 <w:bCs/>
                 <w:color w:val="1A1A1A"/>
@@ -4367,24 +5451,41 @@
               <w:bottom w:val="single" w:sz="4" w:space="0" w:color="CCCCCC"/>
               <w:right w:val="single" w:sz="4" w:space="0" w:color="CCCCCC"/>
             </w:tcBorders>
-            <w:shd w:val="clear" w:color="auto" w:fill="FFF3CD"/>
-            <w:tcMar>
-              <w:top w:w="80" w:type="dxa"/>
-              <w:left w:w="140" w:type="dxa"/>
-              <w:bottom w:w="80" w:type="dxa"/>
-              <w:right w:w="140" w:type="dxa"/>
-            </w:tcMar>
-          </w:tcPr>
-          <w:p>
-            <w:r>
-              <w:rPr>
-                <w:b/>
-                <w:bCs/>
-                <w:color w:val="1A1A1A"/>
-                <w:sz w:val="19"/>
-                <w:szCs w:val="19"/>
-              </w:rPr>
-              <w:t>TC-13</w:t>
+            <w:shd w:val="clear" w:color="auto" w:fill="D4EDDA"/>
+            <w:tcMar>
+              <w:top w:w="80" w:type="dxa"/>
+              <w:left w:w="140" w:type="dxa"/>
+              <w:bottom w:w="80" w:type="dxa"/>
+              <w:right w:w="140" w:type="dxa"/>
+            </w:tcMar>
+          </w:tcPr>
+          <w:p>
+            <w:pPr>
+              <w:rPr>
+                <w:rFonts w:asciiTheme="majorBidi" w:hAnsiTheme="majorBidi" w:cstheme="majorBidi"/>
+              </w:rPr>
+            </w:pPr>
+            <w:r>
+              <w:rPr>
+                <w:rFonts w:asciiTheme="majorBidi" w:hAnsiTheme="majorBidi" w:cstheme="majorBidi"/>
+                <w:b/>
+                <w:bCs/>
+                <w:color w:val="1A1A1A"/>
+                <w:sz w:val="19"/>
+                <w:szCs w:val="19"/>
+              </w:rPr>
+              <w:t>TC-1</w:t>
+            </w:r>
+            <w:r>
+              <w:rPr>
+                <w:rFonts w:asciiTheme="majorBidi" w:hAnsiTheme="majorBidi" w:cstheme="majorBidi"/>
+                <w:b/>
+                <w:bCs/>
+                <w:color w:val="1A1A1A"/>
+                <w:sz w:val="19"/>
+                <w:szCs w:val="19"/>
+              </w:rPr>
+              <w:t>3</w:t>
             </w:r>
           </w:p>
         </w:tc>
@@ -4397,24 +5498,30 @@
               <w:bottom w:val="single" w:sz="4" w:space="0" w:color="CCCCCC"/>
               <w:right w:val="single" w:sz="4" w:space="0" w:color="CCCCCC"/>
             </w:tcBorders>
-            <w:shd w:val="clear" w:color="auto" w:fill="FFFFFF"/>
-            <w:tcMar>
-              <w:top w:w="80" w:type="dxa"/>
-              <w:left w:w="140" w:type="dxa"/>
-              <w:bottom w:w="80" w:type="dxa"/>
-              <w:right w:w="140" w:type="dxa"/>
-            </w:tcMar>
-          </w:tcPr>
-          <w:p>
-            <w:r>
-              <w:rPr>
-                <w:b/>
-                <w:bCs/>
-                <w:color w:val="1A1A1A"/>
-                <w:sz w:val="19"/>
-                <w:szCs w:val="19"/>
-              </w:rPr>
-              <w:t>Profile stats increment after game</w:t>
+            <w:shd w:val="clear" w:color="auto" w:fill="F5F5F5"/>
+            <w:tcMar>
+              <w:top w:w="80" w:type="dxa"/>
+              <w:left w:w="140" w:type="dxa"/>
+              <w:bottom w:w="80" w:type="dxa"/>
+              <w:right w:w="140" w:type="dxa"/>
+            </w:tcMar>
+          </w:tcPr>
+          <w:p>
+            <w:pPr>
+              <w:rPr>
+                <w:rFonts w:asciiTheme="majorBidi" w:hAnsiTheme="majorBidi" w:cstheme="majorBidi"/>
+              </w:rPr>
+            </w:pPr>
+            <w:r>
+              <w:rPr>
+                <w:rFonts w:asciiTheme="majorBidi" w:hAnsiTheme="majorBidi" w:cstheme="majorBidi"/>
+                <w:b/>
+                <w:bCs/>
+                <w:color w:val="1A1A1A"/>
+                <w:sz w:val="19"/>
+                <w:szCs w:val="19"/>
+              </w:rPr>
+              <w:t>Clear History removes all records</w:t>
             </w:r>
           </w:p>
         </w:tc>
@@ -4427,22 +5534,28 @@
               <w:bottom w:val="single" w:sz="4" w:space="0" w:color="CCCCCC"/>
               <w:right w:val="single" w:sz="4" w:space="0" w:color="CCCCCC"/>
             </w:tcBorders>
-            <w:shd w:val="clear" w:color="auto" w:fill="FFFFFF"/>
-            <w:tcMar>
-              <w:top w:w="80" w:type="dxa"/>
-              <w:left w:w="140" w:type="dxa"/>
-              <w:bottom w:w="80" w:type="dxa"/>
-              <w:right w:w="140" w:type="dxa"/>
-            </w:tcMar>
-          </w:tcPr>
-          <w:p>
-            <w:r>
-              <w:rPr>
-                <w:color w:val="1A1A1A"/>
-                <w:sz w:val="19"/>
-                <w:szCs w:val="19"/>
-              </w:rPr>
-              <w:t>Profile</w:t>
+            <w:shd w:val="clear" w:color="auto" w:fill="F5F5F5"/>
+            <w:tcMar>
+              <w:top w:w="80" w:type="dxa"/>
+              <w:left w:w="140" w:type="dxa"/>
+              <w:bottom w:w="80" w:type="dxa"/>
+              <w:right w:w="140" w:type="dxa"/>
+            </w:tcMar>
+          </w:tcPr>
+          <w:p>
+            <w:pPr>
+              <w:rPr>
+                <w:rFonts w:asciiTheme="majorBidi" w:hAnsiTheme="majorBidi" w:cstheme="majorBidi"/>
+              </w:rPr>
+            </w:pPr>
+            <w:r>
+              <w:rPr>
+                <w:rFonts w:asciiTheme="majorBidi" w:hAnsiTheme="majorBidi" w:cstheme="majorBidi"/>
+                <w:color w:val="1A1A1A"/>
+                <w:sz w:val="19"/>
+                <w:szCs w:val="19"/>
+              </w:rPr>
+              <w:t>History</w:t>
             </w:r>
           </w:p>
         </w:tc>
@@ -4455,22 +5568,28 @@
               <w:bottom w:val="single" w:sz="4" w:space="0" w:color="CCCCCC"/>
               <w:right w:val="single" w:sz="4" w:space="0" w:color="CCCCCC"/>
             </w:tcBorders>
-            <w:shd w:val="clear" w:color="auto" w:fill="FFFFFF"/>
-            <w:tcMar>
-              <w:top w:w="80" w:type="dxa"/>
-              <w:left w:w="140" w:type="dxa"/>
-              <w:bottom w:w="80" w:type="dxa"/>
-              <w:right w:w="140" w:type="dxa"/>
-            </w:tcMar>
-          </w:tcPr>
-          <w:p>
-            <w:r>
-              <w:rPr>
-                <w:color w:val="1A1A1A"/>
-                <w:sz w:val="19"/>
-                <w:szCs w:val="19"/>
-              </w:rPr>
-              <w:t>Logged in; known initial Win/Loss/Draw values</w:t>
+            <w:shd w:val="clear" w:color="auto" w:fill="F5F5F5"/>
+            <w:tcMar>
+              <w:top w:w="80" w:type="dxa"/>
+              <w:left w:w="140" w:type="dxa"/>
+              <w:bottom w:w="80" w:type="dxa"/>
+              <w:right w:w="140" w:type="dxa"/>
+            </w:tcMar>
+          </w:tcPr>
+          <w:p>
+            <w:pPr>
+              <w:rPr>
+                <w:rFonts w:asciiTheme="majorBidi" w:hAnsiTheme="majorBidi" w:cstheme="majorBidi"/>
+              </w:rPr>
+            </w:pPr>
+            <w:r>
+              <w:rPr>
+                <w:rFonts w:asciiTheme="majorBidi" w:hAnsiTheme="majorBidi" w:cstheme="majorBidi"/>
+                <w:color w:val="1A1A1A"/>
+                <w:sz w:val="19"/>
+                <w:szCs w:val="19"/>
+              </w:rPr>
+              <w:t>Logged in; history has entries</w:t>
             </w:r>
           </w:p>
         </w:tc>
@@ -4483,25 +5602,32 @@
               <w:bottom w:val="single" w:sz="4" w:space="0" w:color="CCCCCC"/>
               <w:right w:val="single" w:sz="4" w:space="0" w:color="CCCCCC"/>
             </w:tcBorders>
-            <w:shd w:val="clear" w:color="auto" w:fill="FFFFFF"/>
-            <w:tcMar>
-              <w:top w:w="80" w:type="dxa"/>
-              <w:left w:w="140" w:type="dxa"/>
-              <w:bottom w:w="80" w:type="dxa"/>
-              <w:right w:w="140" w:type="dxa"/>
-            </w:tcMar>
-          </w:tcPr>
-          <w:p>
-            <w:r>
-              <w:rPr>
-                <w:color w:val="1A1A1A"/>
-                <w:sz w:val="19"/>
-                <w:szCs w:val="19"/>
-              </w:rPr>
-              <w:t>1. Play and win a game</w:t>
-            </w:r>
-            <w:r>
-              <w:rPr>
+            <w:shd w:val="clear" w:color="auto" w:fill="F5F5F5"/>
+            <w:tcMar>
+              <w:top w:w="80" w:type="dxa"/>
+              <w:left w:w="140" w:type="dxa"/>
+              <w:bottom w:w="80" w:type="dxa"/>
+              <w:right w:w="140" w:type="dxa"/>
+            </w:tcMar>
+          </w:tcPr>
+          <w:p>
+            <w:pPr>
+              <w:rPr>
+                <w:rFonts w:asciiTheme="majorBidi" w:hAnsiTheme="majorBidi" w:cstheme="majorBidi"/>
+              </w:rPr>
+            </w:pPr>
+            <w:r>
+              <w:rPr>
+                <w:rFonts w:asciiTheme="majorBidi" w:hAnsiTheme="majorBidi" w:cstheme="majorBidi"/>
+                <w:color w:val="1A1A1A"/>
+                <w:sz w:val="19"/>
+                <w:szCs w:val="19"/>
+              </w:rPr>
+              <w:t>1. Click Clear History</w:t>
+            </w:r>
+            <w:r>
+              <w:rPr>
+                <w:rFonts w:asciiTheme="majorBidi" w:hAnsiTheme="majorBidi" w:cstheme="majorBidi"/>
                 <w:color w:val="1A1A1A"/>
                 <w:sz w:val="19"/>
                 <w:szCs w:val="19"/>
@@ -4510,11 +5636,12 @@
             </w:r>
             <w:r>
               <w:rPr>
-                <w:color w:val="1A1A1A"/>
-                <w:sz w:val="19"/>
-                <w:szCs w:val="19"/>
-              </w:rPr>
-              <w:t>2. Navigate to Profile</w:t>
+                <w:rFonts w:asciiTheme="majorBidi" w:hAnsiTheme="majorBidi" w:cstheme="majorBidi"/>
+                <w:color w:val="1A1A1A"/>
+                <w:sz w:val="19"/>
+                <w:szCs w:val="19"/>
+              </w:rPr>
+              <w:t>2. Confirm if prompted</w:t>
             </w:r>
           </w:p>
         </w:tc>
@@ -4527,22 +5654,28 @@
               <w:bottom w:val="single" w:sz="4" w:space="0" w:color="CCCCCC"/>
               <w:right w:val="single" w:sz="4" w:space="0" w:color="CCCCCC"/>
             </w:tcBorders>
-            <w:shd w:val="clear" w:color="auto" w:fill="FFFFFF"/>
-            <w:tcMar>
-              <w:top w:w="80" w:type="dxa"/>
-              <w:left w:w="140" w:type="dxa"/>
-              <w:bottom w:w="80" w:type="dxa"/>
-              <w:right w:w="140" w:type="dxa"/>
-            </w:tcMar>
-          </w:tcPr>
-          <w:p>
-            <w:r>
-              <w:rPr>
-                <w:color w:val="1A1A1A"/>
-                <w:sz w:val="19"/>
-                <w:szCs w:val="19"/>
-              </w:rPr>
-              <w:t>Win counter is incremented by 1</w:t>
+            <w:shd w:val="clear" w:color="auto" w:fill="F5F5F5"/>
+            <w:tcMar>
+              <w:top w:w="80" w:type="dxa"/>
+              <w:left w:w="140" w:type="dxa"/>
+              <w:bottom w:w="80" w:type="dxa"/>
+              <w:right w:w="140" w:type="dxa"/>
+            </w:tcMar>
+          </w:tcPr>
+          <w:p>
+            <w:pPr>
+              <w:rPr>
+                <w:rFonts w:asciiTheme="majorBidi" w:hAnsiTheme="majorBidi" w:cstheme="majorBidi"/>
+              </w:rPr>
+            </w:pPr>
+            <w:r>
+              <w:rPr>
+                <w:rFonts w:asciiTheme="majorBidi" w:hAnsiTheme="majorBidi" w:cstheme="majorBidi"/>
+                <w:color w:val="1A1A1A"/>
+                <w:sz w:val="19"/>
+                <w:szCs w:val="19"/>
+              </w:rPr>
+              <w:t>History table is empty; stats remain unchanged</w:t>
             </w:r>
           </w:p>
         </w:tc>
@@ -4564,8 +5697,14 @@
             </w:tcMar>
           </w:tcPr>
           <w:p>
-            <w:r>
-              <w:rPr>
+            <w:pPr>
+              <w:rPr>
+                <w:rFonts w:asciiTheme="majorBidi" w:hAnsiTheme="majorBidi" w:cstheme="majorBidi"/>
+              </w:rPr>
+            </w:pPr>
+            <w:r>
+              <w:rPr>
+                <w:rFonts w:asciiTheme="majorBidi" w:hAnsiTheme="majorBidi" w:cstheme="majorBidi"/>
                 <w:b/>
                 <w:bCs/>
                 <w:color w:val="1A1A1A"/>
@@ -4587,6 +5726,243 @@
               <w:bottom w:val="single" w:sz="4" w:space="0" w:color="CCCCCC"/>
               <w:right w:val="single" w:sz="4" w:space="0" w:color="CCCCCC"/>
             </w:tcBorders>
+            <w:shd w:val="clear" w:color="auto" w:fill="FFF3CD"/>
+            <w:tcMar>
+              <w:top w:w="80" w:type="dxa"/>
+              <w:left w:w="140" w:type="dxa"/>
+              <w:bottom w:w="80" w:type="dxa"/>
+              <w:right w:w="140" w:type="dxa"/>
+            </w:tcMar>
+          </w:tcPr>
+          <w:p>
+            <w:pPr>
+              <w:rPr>
+                <w:rFonts w:asciiTheme="majorBidi" w:hAnsiTheme="majorBidi" w:cstheme="majorBidi"/>
+              </w:rPr>
+            </w:pPr>
+            <w:r>
+              <w:rPr>
+                <w:rFonts w:asciiTheme="majorBidi" w:hAnsiTheme="majorBidi" w:cstheme="majorBidi"/>
+                <w:b/>
+                <w:bCs/>
+                <w:color w:val="1A1A1A"/>
+                <w:sz w:val="19"/>
+                <w:szCs w:val="19"/>
+              </w:rPr>
+              <w:t>TC-1</w:t>
+            </w:r>
+            <w:r>
+              <w:rPr>
+                <w:rFonts w:asciiTheme="majorBidi" w:hAnsiTheme="majorBidi" w:cstheme="majorBidi"/>
+                <w:b/>
+                <w:bCs/>
+                <w:color w:val="1A1A1A"/>
+                <w:sz w:val="19"/>
+                <w:szCs w:val="19"/>
+              </w:rPr>
+              <w:t>4</w:t>
+            </w:r>
+          </w:p>
+        </w:tc>
+        <w:tc>
+          <w:tcPr>
+            <w:tcW w:w="2489" w:type="dxa"/>
+            <w:tcBorders>
+              <w:top w:val="single" w:sz="4" w:space="0" w:color="CCCCCC"/>
+              <w:left w:val="single" w:sz="4" w:space="0" w:color="CCCCCC"/>
+              <w:bottom w:val="single" w:sz="4" w:space="0" w:color="CCCCCC"/>
+              <w:right w:val="single" w:sz="4" w:space="0" w:color="CCCCCC"/>
+            </w:tcBorders>
+            <w:shd w:val="clear" w:color="auto" w:fill="FFFFFF"/>
+            <w:tcMar>
+              <w:top w:w="80" w:type="dxa"/>
+              <w:left w:w="140" w:type="dxa"/>
+              <w:bottom w:w="80" w:type="dxa"/>
+              <w:right w:w="140" w:type="dxa"/>
+            </w:tcMar>
+          </w:tcPr>
+          <w:p>
+            <w:pPr>
+              <w:rPr>
+                <w:rFonts w:asciiTheme="majorBidi" w:hAnsiTheme="majorBidi" w:cstheme="majorBidi"/>
+              </w:rPr>
+            </w:pPr>
+            <w:r>
+              <w:rPr>
+                <w:rFonts w:asciiTheme="majorBidi" w:hAnsiTheme="majorBidi" w:cstheme="majorBidi"/>
+                <w:b/>
+                <w:bCs/>
+                <w:color w:val="1A1A1A"/>
+                <w:sz w:val="19"/>
+                <w:szCs w:val="19"/>
+              </w:rPr>
+              <w:t>Profile stats increment after game</w:t>
+            </w:r>
+          </w:p>
+        </w:tc>
+        <w:tc>
+          <w:tcPr>
+            <w:tcW w:w="1201" w:type="dxa"/>
+            <w:tcBorders>
+              <w:top w:val="single" w:sz="4" w:space="0" w:color="CCCCCC"/>
+              <w:left w:val="single" w:sz="4" w:space="0" w:color="CCCCCC"/>
+              <w:bottom w:val="single" w:sz="4" w:space="0" w:color="CCCCCC"/>
+              <w:right w:val="single" w:sz="4" w:space="0" w:color="CCCCCC"/>
+            </w:tcBorders>
+            <w:shd w:val="clear" w:color="auto" w:fill="FFFFFF"/>
+            <w:tcMar>
+              <w:top w:w="80" w:type="dxa"/>
+              <w:left w:w="140" w:type="dxa"/>
+              <w:bottom w:w="80" w:type="dxa"/>
+              <w:right w:w="140" w:type="dxa"/>
+            </w:tcMar>
+          </w:tcPr>
+          <w:p>
+            <w:pPr>
+              <w:rPr>
+                <w:rFonts w:asciiTheme="majorBidi" w:hAnsiTheme="majorBidi" w:cstheme="majorBidi"/>
+              </w:rPr>
+            </w:pPr>
+            <w:r>
+              <w:rPr>
+                <w:rFonts w:asciiTheme="majorBidi" w:hAnsiTheme="majorBidi" w:cstheme="majorBidi"/>
+                <w:color w:val="1A1A1A"/>
+                <w:sz w:val="19"/>
+                <w:szCs w:val="19"/>
+              </w:rPr>
+              <w:t>Profile</w:t>
+            </w:r>
+          </w:p>
+        </w:tc>
+        <w:tc>
+          <w:tcPr>
+            <w:tcW w:w="1890" w:type="dxa"/>
+            <w:tcBorders>
+              <w:top w:val="single" w:sz="4" w:space="0" w:color="CCCCCC"/>
+              <w:left w:val="single" w:sz="4" w:space="0" w:color="CCCCCC"/>
+              <w:bottom w:val="single" w:sz="4" w:space="0" w:color="CCCCCC"/>
+              <w:right w:val="single" w:sz="4" w:space="0" w:color="CCCCCC"/>
+            </w:tcBorders>
+            <w:shd w:val="clear" w:color="auto" w:fill="FFFFFF"/>
+            <w:tcMar>
+              <w:top w:w="80" w:type="dxa"/>
+              <w:left w:w="140" w:type="dxa"/>
+              <w:bottom w:w="80" w:type="dxa"/>
+              <w:right w:w="140" w:type="dxa"/>
+            </w:tcMar>
+          </w:tcPr>
+          <w:p>
+            <w:pPr>
+              <w:rPr>
+                <w:rFonts w:asciiTheme="majorBidi" w:hAnsiTheme="majorBidi" w:cstheme="majorBidi"/>
+              </w:rPr>
+            </w:pPr>
+            <w:r>
+              <w:rPr>
+                <w:rFonts w:asciiTheme="majorBidi" w:hAnsiTheme="majorBidi" w:cstheme="majorBidi"/>
+                <w:color w:val="1A1A1A"/>
+                <w:sz w:val="19"/>
+                <w:szCs w:val="19"/>
+              </w:rPr>
+              <w:t>Logged in; known initial Win/Loss/Draw values</w:t>
+            </w:r>
+          </w:p>
+        </w:tc>
+        <w:tc>
+          <w:tcPr>
+            <w:tcW w:w="2520" w:type="dxa"/>
+            <w:tcBorders>
+              <w:top w:val="single" w:sz="4" w:space="0" w:color="CCCCCC"/>
+              <w:left w:val="single" w:sz="4" w:space="0" w:color="CCCCCC"/>
+              <w:bottom w:val="single" w:sz="4" w:space="0" w:color="CCCCCC"/>
+              <w:right w:val="single" w:sz="4" w:space="0" w:color="CCCCCC"/>
+            </w:tcBorders>
+            <w:shd w:val="clear" w:color="auto" w:fill="FFFFFF"/>
+            <w:tcMar>
+              <w:top w:w="80" w:type="dxa"/>
+              <w:left w:w="140" w:type="dxa"/>
+              <w:bottom w:w="80" w:type="dxa"/>
+              <w:right w:w="140" w:type="dxa"/>
+            </w:tcMar>
+          </w:tcPr>
+          <w:p>
+            <w:pPr>
+              <w:rPr>
+                <w:rFonts w:asciiTheme="majorBidi" w:hAnsiTheme="majorBidi" w:cstheme="majorBidi"/>
+              </w:rPr>
+            </w:pPr>
+            <w:r>
+              <w:rPr>
+                <w:rFonts w:asciiTheme="majorBidi" w:hAnsiTheme="majorBidi" w:cstheme="majorBidi"/>
+                <w:color w:val="1A1A1A"/>
+                <w:sz w:val="19"/>
+                <w:szCs w:val="19"/>
+              </w:rPr>
+              <w:t>1. Play and win a game</w:t>
+            </w:r>
+            <w:r>
+              <w:rPr>
+                <w:rFonts w:asciiTheme="majorBidi" w:hAnsiTheme="majorBidi" w:cstheme="majorBidi"/>
+                <w:color w:val="1A1A1A"/>
+                <w:sz w:val="19"/>
+                <w:szCs w:val="19"/>
+              </w:rPr>
+              <w:br/>
+            </w:r>
+            <w:r>
+              <w:rPr>
+                <w:rFonts w:asciiTheme="majorBidi" w:hAnsiTheme="majorBidi" w:cstheme="majorBidi"/>
+                <w:color w:val="1A1A1A"/>
+                <w:sz w:val="19"/>
+                <w:szCs w:val="19"/>
+              </w:rPr>
+              <w:t>2. Navigate to Profile</w:t>
+            </w:r>
+          </w:p>
+        </w:tc>
+        <w:tc>
+          <w:tcPr>
+            <w:tcW w:w="2250" w:type="dxa"/>
+            <w:tcBorders>
+              <w:top w:val="single" w:sz="4" w:space="0" w:color="CCCCCC"/>
+              <w:left w:val="single" w:sz="4" w:space="0" w:color="CCCCCC"/>
+              <w:bottom w:val="single" w:sz="4" w:space="0" w:color="CCCCCC"/>
+              <w:right w:val="single" w:sz="4" w:space="0" w:color="CCCCCC"/>
+            </w:tcBorders>
+            <w:shd w:val="clear" w:color="auto" w:fill="FFFFFF"/>
+            <w:tcMar>
+              <w:top w:w="80" w:type="dxa"/>
+              <w:left w:w="140" w:type="dxa"/>
+              <w:bottom w:w="80" w:type="dxa"/>
+              <w:right w:w="140" w:type="dxa"/>
+            </w:tcMar>
+          </w:tcPr>
+          <w:p>
+            <w:pPr>
+              <w:rPr>
+                <w:rFonts w:asciiTheme="majorBidi" w:hAnsiTheme="majorBidi" w:cstheme="majorBidi"/>
+              </w:rPr>
+            </w:pPr>
+            <w:r>
+              <w:rPr>
+                <w:rFonts w:asciiTheme="majorBidi" w:hAnsiTheme="majorBidi" w:cstheme="majorBidi"/>
+                <w:color w:val="1A1A1A"/>
+                <w:sz w:val="19"/>
+                <w:szCs w:val="19"/>
+              </w:rPr>
+              <w:t>Win counter is incremented by 1</w:t>
+            </w:r>
+          </w:p>
+        </w:tc>
+        <w:tc>
+          <w:tcPr>
+            <w:tcW w:w="1080" w:type="dxa"/>
+            <w:tcBorders>
+              <w:top w:val="single" w:sz="4" w:space="0" w:color="CCCCCC"/>
+              <w:left w:val="single" w:sz="4" w:space="0" w:color="CCCCCC"/>
+              <w:bottom w:val="single" w:sz="4" w:space="0" w:color="CCCCCC"/>
+              <w:right w:val="single" w:sz="4" w:space="0" w:color="CCCCCC"/>
+            </w:tcBorders>
             <w:shd w:val="clear" w:color="auto" w:fill="D4EDDA"/>
             <w:tcMar>
               <w:top w:w="80" w:type="dxa"/>
@@ -4596,180 +5972,14 @@
             </w:tcMar>
           </w:tcPr>
           <w:p>
-            <w:r>
-              <w:rPr>
-                <w:b/>
-                <w:bCs/>
-                <w:color w:val="1A1A1A"/>
-                <w:sz w:val="19"/>
-                <w:szCs w:val="19"/>
-              </w:rPr>
-              <w:t>TC-14</w:t>
-            </w:r>
-          </w:p>
-        </w:tc>
-        <w:tc>
-          <w:tcPr>
-            <w:tcW w:w="2489" w:type="dxa"/>
-            <w:tcBorders>
-              <w:top w:val="single" w:sz="4" w:space="0" w:color="CCCCCC"/>
-              <w:left w:val="single" w:sz="4" w:space="0" w:color="CCCCCC"/>
-              <w:bottom w:val="single" w:sz="4" w:space="0" w:color="CCCCCC"/>
-              <w:right w:val="single" w:sz="4" w:space="0" w:color="CCCCCC"/>
-            </w:tcBorders>
-            <w:shd w:val="clear" w:color="auto" w:fill="F5F5F5"/>
-            <w:tcMar>
-              <w:top w:w="80" w:type="dxa"/>
-              <w:left w:w="140" w:type="dxa"/>
-              <w:bottom w:w="80" w:type="dxa"/>
-              <w:right w:w="140" w:type="dxa"/>
-            </w:tcMar>
-          </w:tcPr>
-          <w:p>
-            <w:r>
-              <w:rPr>
-                <w:b/>
-                <w:bCs/>
-                <w:color w:val="1A1A1A"/>
-                <w:sz w:val="19"/>
-                <w:szCs w:val="19"/>
-              </w:rPr>
-              <w:t>Change display name</w:t>
-            </w:r>
-          </w:p>
-        </w:tc>
-        <w:tc>
-          <w:tcPr>
-            <w:tcW w:w="1201" w:type="dxa"/>
-            <w:tcBorders>
-              <w:top w:val="single" w:sz="4" w:space="0" w:color="CCCCCC"/>
-              <w:left w:val="single" w:sz="4" w:space="0" w:color="CCCCCC"/>
-              <w:bottom w:val="single" w:sz="4" w:space="0" w:color="CCCCCC"/>
-              <w:right w:val="single" w:sz="4" w:space="0" w:color="CCCCCC"/>
-            </w:tcBorders>
-            <w:shd w:val="clear" w:color="auto" w:fill="F5F5F5"/>
-            <w:tcMar>
-              <w:top w:w="80" w:type="dxa"/>
-              <w:left w:w="140" w:type="dxa"/>
-              <w:bottom w:w="80" w:type="dxa"/>
-              <w:right w:w="140" w:type="dxa"/>
-            </w:tcMar>
-          </w:tcPr>
-          <w:p>
-            <w:r>
-              <w:rPr>
-                <w:color w:val="1A1A1A"/>
-                <w:sz w:val="19"/>
-                <w:szCs w:val="19"/>
-              </w:rPr>
-              <w:t>Profile</w:t>
-            </w:r>
-          </w:p>
-        </w:tc>
-        <w:tc>
-          <w:tcPr>
-            <w:tcW w:w="1890" w:type="dxa"/>
-            <w:tcBorders>
-              <w:top w:val="single" w:sz="4" w:space="0" w:color="CCCCCC"/>
-              <w:left w:val="single" w:sz="4" w:space="0" w:color="CCCCCC"/>
-              <w:bottom w:val="single" w:sz="4" w:space="0" w:color="CCCCCC"/>
-              <w:right w:val="single" w:sz="4" w:space="0" w:color="CCCCCC"/>
-            </w:tcBorders>
-            <w:shd w:val="clear" w:color="auto" w:fill="F5F5F5"/>
-            <w:tcMar>
-              <w:top w:w="80" w:type="dxa"/>
-              <w:left w:w="140" w:type="dxa"/>
-              <w:bottom w:w="80" w:type="dxa"/>
-              <w:right w:w="140" w:type="dxa"/>
-            </w:tcMar>
-          </w:tcPr>
-          <w:p>
-            <w:r>
-              <w:rPr>
-                <w:color w:val="1A1A1A"/>
-                <w:sz w:val="19"/>
-                <w:szCs w:val="19"/>
-              </w:rPr>
-              <w:t>Logged in; on Profile tab</w:t>
-            </w:r>
-          </w:p>
-        </w:tc>
-        <w:tc>
-          <w:tcPr>
-            <w:tcW w:w="2520" w:type="dxa"/>
-            <w:tcBorders>
-              <w:top w:val="single" w:sz="4" w:space="0" w:color="CCCCCC"/>
-              <w:left w:val="single" w:sz="4" w:space="0" w:color="CCCCCC"/>
-              <w:bottom w:val="single" w:sz="4" w:space="0" w:color="CCCCCC"/>
-              <w:right w:val="single" w:sz="4" w:space="0" w:color="CCCCCC"/>
-            </w:tcBorders>
-            <w:shd w:val="clear" w:color="auto" w:fill="F5F5F5"/>
-            <w:tcMar>
-              <w:top w:w="80" w:type="dxa"/>
-              <w:left w:w="140" w:type="dxa"/>
-              <w:bottom w:w="80" w:type="dxa"/>
-              <w:right w:w="140" w:type="dxa"/>
-            </w:tcMar>
-          </w:tcPr>
-          <w:p>
-            <w:r>
-              <w:rPr>
-                <w:color w:val="1A1A1A"/>
-                <w:sz w:val="19"/>
-                <w:szCs w:val="19"/>
-              </w:rPr>
-              <w:t>1. Edit Display Name field 2. Click Save Changes</w:t>
-            </w:r>
-          </w:p>
-        </w:tc>
-        <w:tc>
-          <w:tcPr>
-            <w:tcW w:w="2250" w:type="dxa"/>
-            <w:tcBorders>
-              <w:top w:val="single" w:sz="4" w:space="0" w:color="CCCCCC"/>
-              <w:left w:val="single" w:sz="4" w:space="0" w:color="CCCCCC"/>
-              <w:bottom w:val="single" w:sz="4" w:space="0" w:color="CCCCCC"/>
-              <w:right w:val="single" w:sz="4" w:space="0" w:color="CCCCCC"/>
-            </w:tcBorders>
-            <w:shd w:val="clear" w:color="auto" w:fill="F5F5F5"/>
-            <w:tcMar>
-              <w:top w:w="80" w:type="dxa"/>
-              <w:left w:w="140" w:type="dxa"/>
-              <w:bottom w:w="80" w:type="dxa"/>
-              <w:right w:w="140" w:type="dxa"/>
-            </w:tcMar>
-          </w:tcPr>
-          <w:p>
-            <w:r>
-              <w:rPr>
-                <w:color w:val="1A1A1A"/>
-                <w:sz w:val="19"/>
-                <w:szCs w:val="19"/>
-              </w:rPr>
-              <w:t>New name shown in greeting and profile</w:t>
-            </w:r>
-          </w:p>
-        </w:tc>
-        <w:tc>
-          <w:tcPr>
-            <w:tcW w:w="1080" w:type="dxa"/>
-            <w:tcBorders>
-              <w:top w:val="single" w:sz="4" w:space="0" w:color="CCCCCC"/>
-              <w:left w:val="single" w:sz="4" w:space="0" w:color="CCCCCC"/>
-              <w:bottom w:val="single" w:sz="4" w:space="0" w:color="CCCCCC"/>
-              <w:right w:val="single" w:sz="4" w:space="0" w:color="CCCCCC"/>
-            </w:tcBorders>
-            <w:shd w:val="clear" w:color="auto" w:fill="D4EDDA"/>
-            <w:tcMar>
-              <w:top w:w="80" w:type="dxa"/>
-              <w:left w:w="140" w:type="dxa"/>
-              <w:bottom w:w="80" w:type="dxa"/>
-              <w:right w:w="140" w:type="dxa"/>
-            </w:tcMar>
-          </w:tcPr>
-          <w:p>
-            <w:r>
-              <w:rPr>
+            <w:pPr>
+              <w:rPr>
+                <w:rFonts w:asciiTheme="majorBidi" w:hAnsiTheme="majorBidi" w:cstheme="majorBidi"/>
+              </w:rPr>
+            </w:pPr>
+            <w:r>
+              <w:rPr>
+                <w:rFonts w:asciiTheme="majorBidi" w:hAnsiTheme="majorBidi" w:cstheme="majorBidi"/>
                 <w:b/>
                 <w:bCs/>
                 <w:color w:val="1A1A1A"/>
@@ -4791,24 +6001,41 @@
               <w:bottom w:val="single" w:sz="4" w:space="0" w:color="CCCCCC"/>
               <w:right w:val="single" w:sz="4" w:space="0" w:color="CCCCCC"/>
             </w:tcBorders>
-            <w:shd w:val="clear" w:color="auto" w:fill="FFF3CD"/>
-            <w:tcMar>
-              <w:top w:w="80" w:type="dxa"/>
-              <w:left w:w="140" w:type="dxa"/>
-              <w:bottom w:w="80" w:type="dxa"/>
-              <w:right w:w="140" w:type="dxa"/>
-            </w:tcMar>
-          </w:tcPr>
-          <w:p>
-            <w:r>
-              <w:rPr>
-                <w:b/>
-                <w:bCs/>
-                <w:color w:val="1A1A1A"/>
-                <w:sz w:val="19"/>
-                <w:szCs w:val="19"/>
-              </w:rPr>
-              <w:t>TC-15</w:t>
+            <w:shd w:val="clear" w:color="auto" w:fill="D4EDDA"/>
+            <w:tcMar>
+              <w:top w:w="80" w:type="dxa"/>
+              <w:left w:w="140" w:type="dxa"/>
+              <w:bottom w:w="80" w:type="dxa"/>
+              <w:right w:w="140" w:type="dxa"/>
+            </w:tcMar>
+          </w:tcPr>
+          <w:p>
+            <w:pPr>
+              <w:rPr>
+                <w:rFonts w:asciiTheme="majorBidi" w:hAnsiTheme="majorBidi" w:cstheme="majorBidi"/>
+              </w:rPr>
+            </w:pPr>
+            <w:r>
+              <w:rPr>
+                <w:rFonts w:asciiTheme="majorBidi" w:hAnsiTheme="majorBidi" w:cstheme="majorBidi"/>
+                <w:b/>
+                <w:bCs/>
+                <w:color w:val="1A1A1A"/>
+                <w:sz w:val="19"/>
+                <w:szCs w:val="19"/>
+              </w:rPr>
+              <w:t>TC-1</w:t>
+            </w:r>
+            <w:r>
+              <w:rPr>
+                <w:rFonts w:asciiTheme="majorBidi" w:hAnsiTheme="majorBidi" w:cstheme="majorBidi"/>
+                <w:b/>
+                <w:bCs/>
+                <w:color w:val="1A1A1A"/>
+                <w:sz w:val="19"/>
+                <w:szCs w:val="19"/>
+              </w:rPr>
+              <w:t>5</w:t>
             </w:r>
           </w:p>
         </w:tc>
@@ -4821,24 +6048,30 @@
               <w:bottom w:val="single" w:sz="4" w:space="0" w:color="CCCCCC"/>
               <w:right w:val="single" w:sz="4" w:space="0" w:color="CCCCCC"/>
             </w:tcBorders>
-            <w:shd w:val="clear" w:color="auto" w:fill="FFFFFF"/>
-            <w:tcMar>
-              <w:top w:w="80" w:type="dxa"/>
-              <w:left w:w="140" w:type="dxa"/>
-              <w:bottom w:w="80" w:type="dxa"/>
-              <w:right w:w="140" w:type="dxa"/>
-            </w:tcMar>
-          </w:tcPr>
-          <w:p>
-            <w:r>
-              <w:rPr>
-                <w:b/>
-                <w:bCs/>
-                <w:color w:val="1A1A1A"/>
-                <w:sz w:val="19"/>
-                <w:szCs w:val="19"/>
-              </w:rPr>
-              <w:t>Delete Account</w:t>
+            <w:shd w:val="clear" w:color="auto" w:fill="F5F5F5"/>
+            <w:tcMar>
+              <w:top w:w="80" w:type="dxa"/>
+              <w:left w:w="140" w:type="dxa"/>
+              <w:bottom w:w="80" w:type="dxa"/>
+              <w:right w:w="140" w:type="dxa"/>
+            </w:tcMar>
+          </w:tcPr>
+          <w:p>
+            <w:pPr>
+              <w:rPr>
+                <w:rFonts w:asciiTheme="majorBidi" w:hAnsiTheme="majorBidi" w:cstheme="majorBidi"/>
+              </w:rPr>
+            </w:pPr>
+            <w:r>
+              <w:rPr>
+                <w:rFonts w:asciiTheme="majorBidi" w:hAnsiTheme="majorBidi" w:cstheme="majorBidi"/>
+                <w:b/>
+                <w:bCs/>
+                <w:color w:val="1A1A1A"/>
+                <w:sz w:val="19"/>
+                <w:szCs w:val="19"/>
+              </w:rPr>
+              <w:t>Change display name</w:t>
             </w:r>
           </w:p>
         </w:tc>
@@ -4851,17 +6084,23 @@
               <w:bottom w:val="single" w:sz="4" w:space="0" w:color="CCCCCC"/>
               <w:right w:val="single" w:sz="4" w:space="0" w:color="CCCCCC"/>
             </w:tcBorders>
-            <w:shd w:val="clear" w:color="auto" w:fill="FFFFFF"/>
-            <w:tcMar>
-              <w:top w:w="80" w:type="dxa"/>
-              <w:left w:w="140" w:type="dxa"/>
-              <w:bottom w:w="80" w:type="dxa"/>
-              <w:right w:w="140" w:type="dxa"/>
-            </w:tcMar>
-          </w:tcPr>
-          <w:p>
-            <w:r>
-              <w:rPr>
+            <w:shd w:val="clear" w:color="auto" w:fill="F5F5F5"/>
+            <w:tcMar>
+              <w:top w:w="80" w:type="dxa"/>
+              <w:left w:w="140" w:type="dxa"/>
+              <w:bottom w:w="80" w:type="dxa"/>
+              <w:right w:w="140" w:type="dxa"/>
+            </w:tcMar>
+          </w:tcPr>
+          <w:p>
+            <w:pPr>
+              <w:rPr>
+                <w:rFonts w:asciiTheme="majorBidi" w:hAnsiTheme="majorBidi" w:cstheme="majorBidi"/>
+              </w:rPr>
+            </w:pPr>
+            <w:r>
+              <w:rPr>
+                <w:rFonts w:asciiTheme="majorBidi" w:hAnsiTheme="majorBidi" w:cstheme="majorBidi"/>
                 <w:color w:val="1A1A1A"/>
                 <w:sz w:val="19"/>
                 <w:szCs w:val="19"/>
@@ -4879,17 +6118,23 @@
               <w:bottom w:val="single" w:sz="4" w:space="0" w:color="CCCCCC"/>
               <w:right w:val="single" w:sz="4" w:space="0" w:color="CCCCCC"/>
             </w:tcBorders>
-            <w:shd w:val="clear" w:color="auto" w:fill="FFFFFF"/>
-            <w:tcMar>
-              <w:top w:w="80" w:type="dxa"/>
-              <w:left w:w="140" w:type="dxa"/>
-              <w:bottom w:w="80" w:type="dxa"/>
-              <w:right w:w="140" w:type="dxa"/>
-            </w:tcMar>
-          </w:tcPr>
-          <w:p>
-            <w:r>
-              <w:rPr>
+            <w:shd w:val="clear" w:color="auto" w:fill="F5F5F5"/>
+            <w:tcMar>
+              <w:top w:w="80" w:type="dxa"/>
+              <w:left w:w="140" w:type="dxa"/>
+              <w:bottom w:w="80" w:type="dxa"/>
+              <w:right w:w="140" w:type="dxa"/>
+            </w:tcMar>
+          </w:tcPr>
+          <w:p>
+            <w:pPr>
+              <w:rPr>
+                <w:rFonts w:asciiTheme="majorBidi" w:hAnsiTheme="majorBidi" w:cstheme="majorBidi"/>
+              </w:rPr>
+            </w:pPr>
+            <w:r>
+              <w:rPr>
+                <w:rFonts w:asciiTheme="majorBidi" w:hAnsiTheme="majorBidi" w:cstheme="majorBidi"/>
                 <w:color w:val="1A1A1A"/>
                 <w:sz w:val="19"/>
                 <w:szCs w:val="19"/>
@@ -4907,22 +6152,28 @@
               <w:bottom w:val="single" w:sz="4" w:space="0" w:color="CCCCCC"/>
               <w:right w:val="single" w:sz="4" w:space="0" w:color="CCCCCC"/>
             </w:tcBorders>
-            <w:shd w:val="clear" w:color="auto" w:fill="FFFFFF"/>
-            <w:tcMar>
-              <w:top w:w="80" w:type="dxa"/>
-              <w:left w:w="140" w:type="dxa"/>
-              <w:bottom w:w="80" w:type="dxa"/>
-              <w:right w:w="140" w:type="dxa"/>
-            </w:tcMar>
-          </w:tcPr>
-          <w:p>
-            <w:r>
-              <w:rPr>
-                <w:color w:val="1A1A1A"/>
-                <w:sz w:val="19"/>
-                <w:szCs w:val="19"/>
-              </w:rPr>
-              <w:t>1. Click Delete Account 2. Confirm</w:t>
+            <w:shd w:val="clear" w:color="auto" w:fill="F5F5F5"/>
+            <w:tcMar>
+              <w:top w:w="80" w:type="dxa"/>
+              <w:left w:w="140" w:type="dxa"/>
+              <w:bottom w:w="80" w:type="dxa"/>
+              <w:right w:w="140" w:type="dxa"/>
+            </w:tcMar>
+          </w:tcPr>
+          <w:p>
+            <w:pPr>
+              <w:rPr>
+                <w:rFonts w:asciiTheme="majorBidi" w:hAnsiTheme="majorBidi" w:cstheme="majorBidi"/>
+              </w:rPr>
+            </w:pPr>
+            <w:r>
+              <w:rPr>
+                <w:rFonts w:asciiTheme="majorBidi" w:hAnsiTheme="majorBidi" w:cstheme="majorBidi"/>
+                <w:color w:val="1A1A1A"/>
+                <w:sz w:val="19"/>
+                <w:szCs w:val="19"/>
+              </w:rPr>
+              <w:t>1. Edit Display Name field 2. Click Save Changes</w:t>
             </w:r>
           </w:p>
         </w:tc>
@@ -4935,22 +6186,28 @@
               <w:bottom w:val="single" w:sz="4" w:space="0" w:color="CCCCCC"/>
               <w:right w:val="single" w:sz="4" w:space="0" w:color="CCCCCC"/>
             </w:tcBorders>
-            <w:shd w:val="clear" w:color="auto" w:fill="FFFFFF"/>
-            <w:tcMar>
-              <w:top w:w="80" w:type="dxa"/>
-              <w:left w:w="140" w:type="dxa"/>
-              <w:bottom w:w="80" w:type="dxa"/>
-              <w:right w:w="140" w:type="dxa"/>
-            </w:tcMar>
-          </w:tcPr>
-          <w:p>
-            <w:r>
-              <w:rPr>
-                <w:color w:val="1A1A1A"/>
-                <w:sz w:val="19"/>
-                <w:szCs w:val="19"/>
-              </w:rPr>
-              <w:t>User returned to Welcome screen; account no longer exists</w:t>
+            <w:shd w:val="clear" w:color="auto" w:fill="F5F5F5"/>
+            <w:tcMar>
+              <w:top w:w="80" w:type="dxa"/>
+              <w:left w:w="140" w:type="dxa"/>
+              <w:bottom w:w="80" w:type="dxa"/>
+              <w:right w:w="140" w:type="dxa"/>
+            </w:tcMar>
+          </w:tcPr>
+          <w:p>
+            <w:pPr>
+              <w:rPr>
+                <w:rFonts w:asciiTheme="majorBidi" w:hAnsiTheme="majorBidi" w:cstheme="majorBidi"/>
+              </w:rPr>
+            </w:pPr>
+            <w:r>
+              <w:rPr>
+                <w:rFonts w:asciiTheme="majorBidi" w:hAnsiTheme="majorBidi" w:cstheme="majorBidi"/>
+                <w:color w:val="1A1A1A"/>
+                <w:sz w:val="19"/>
+                <w:szCs w:val="19"/>
+              </w:rPr>
+              <w:t>New name shown in greeting and profile</w:t>
             </w:r>
           </w:p>
         </w:tc>
@@ -4972,8 +6229,14 @@
             </w:tcMar>
           </w:tcPr>
           <w:p>
-            <w:r>
-              <w:rPr>
+            <w:pPr>
+              <w:rPr>
+                <w:rFonts w:asciiTheme="majorBidi" w:hAnsiTheme="majorBidi" w:cstheme="majorBidi"/>
+              </w:rPr>
+            </w:pPr>
+            <w:r>
+              <w:rPr>
+                <w:rFonts w:asciiTheme="majorBidi" w:hAnsiTheme="majorBidi" w:cstheme="majorBidi"/>
                 <w:b/>
                 <w:bCs/>
                 <w:color w:val="1A1A1A"/>
@@ -4995,6 +6258,225 @@
               <w:bottom w:val="single" w:sz="4" w:space="0" w:color="CCCCCC"/>
               <w:right w:val="single" w:sz="4" w:space="0" w:color="CCCCCC"/>
             </w:tcBorders>
+            <w:shd w:val="clear" w:color="auto" w:fill="FFF3CD"/>
+            <w:tcMar>
+              <w:top w:w="80" w:type="dxa"/>
+              <w:left w:w="140" w:type="dxa"/>
+              <w:bottom w:w="80" w:type="dxa"/>
+              <w:right w:w="140" w:type="dxa"/>
+            </w:tcMar>
+          </w:tcPr>
+          <w:p>
+            <w:pPr>
+              <w:rPr>
+                <w:rFonts w:asciiTheme="majorBidi" w:hAnsiTheme="majorBidi" w:cstheme="majorBidi"/>
+              </w:rPr>
+            </w:pPr>
+            <w:r>
+              <w:rPr>
+                <w:rFonts w:asciiTheme="majorBidi" w:hAnsiTheme="majorBidi" w:cstheme="majorBidi"/>
+                <w:b/>
+                <w:bCs/>
+                <w:color w:val="1A1A1A"/>
+                <w:sz w:val="19"/>
+                <w:szCs w:val="19"/>
+              </w:rPr>
+              <w:t>TC-1</w:t>
+            </w:r>
+            <w:r>
+              <w:rPr>
+                <w:rFonts w:asciiTheme="majorBidi" w:hAnsiTheme="majorBidi" w:cstheme="majorBidi"/>
+                <w:b/>
+                <w:bCs/>
+                <w:color w:val="1A1A1A"/>
+                <w:sz w:val="19"/>
+                <w:szCs w:val="19"/>
+              </w:rPr>
+              <w:t>6</w:t>
+            </w:r>
+          </w:p>
+        </w:tc>
+        <w:tc>
+          <w:tcPr>
+            <w:tcW w:w="2489" w:type="dxa"/>
+            <w:tcBorders>
+              <w:top w:val="single" w:sz="4" w:space="0" w:color="CCCCCC"/>
+              <w:left w:val="single" w:sz="4" w:space="0" w:color="CCCCCC"/>
+              <w:bottom w:val="single" w:sz="4" w:space="0" w:color="CCCCCC"/>
+              <w:right w:val="single" w:sz="4" w:space="0" w:color="CCCCCC"/>
+            </w:tcBorders>
+            <w:shd w:val="clear" w:color="auto" w:fill="FFFFFF"/>
+            <w:tcMar>
+              <w:top w:w="80" w:type="dxa"/>
+              <w:left w:w="140" w:type="dxa"/>
+              <w:bottom w:w="80" w:type="dxa"/>
+              <w:right w:w="140" w:type="dxa"/>
+            </w:tcMar>
+          </w:tcPr>
+          <w:p>
+            <w:pPr>
+              <w:rPr>
+                <w:rFonts w:asciiTheme="majorBidi" w:hAnsiTheme="majorBidi" w:cstheme="majorBidi"/>
+              </w:rPr>
+            </w:pPr>
+            <w:r>
+              <w:rPr>
+                <w:rFonts w:asciiTheme="majorBidi" w:hAnsiTheme="majorBidi" w:cstheme="majorBidi"/>
+                <w:b/>
+                <w:bCs/>
+                <w:color w:val="1A1A1A"/>
+                <w:sz w:val="19"/>
+                <w:szCs w:val="19"/>
+              </w:rPr>
+              <w:t>Delete Account</w:t>
+            </w:r>
+          </w:p>
+        </w:tc>
+        <w:tc>
+          <w:tcPr>
+            <w:tcW w:w="1201" w:type="dxa"/>
+            <w:tcBorders>
+              <w:top w:val="single" w:sz="4" w:space="0" w:color="CCCCCC"/>
+              <w:left w:val="single" w:sz="4" w:space="0" w:color="CCCCCC"/>
+              <w:bottom w:val="single" w:sz="4" w:space="0" w:color="CCCCCC"/>
+              <w:right w:val="single" w:sz="4" w:space="0" w:color="CCCCCC"/>
+            </w:tcBorders>
+            <w:shd w:val="clear" w:color="auto" w:fill="FFFFFF"/>
+            <w:tcMar>
+              <w:top w:w="80" w:type="dxa"/>
+              <w:left w:w="140" w:type="dxa"/>
+              <w:bottom w:w="80" w:type="dxa"/>
+              <w:right w:w="140" w:type="dxa"/>
+            </w:tcMar>
+          </w:tcPr>
+          <w:p>
+            <w:pPr>
+              <w:rPr>
+                <w:rFonts w:asciiTheme="majorBidi" w:hAnsiTheme="majorBidi" w:cstheme="majorBidi"/>
+              </w:rPr>
+            </w:pPr>
+            <w:r>
+              <w:rPr>
+                <w:rFonts w:asciiTheme="majorBidi" w:hAnsiTheme="majorBidi" w:cstheme="majorBidi"/>
+                <w:color w:val="1A1A1A"/>
+                <w:sz w:val="19"/>
+                <w:szCs w:val="19"/>
+              </w:rPr>
+              <w:t>Profile</w:t>
+            </w:r>
+          </w:p>
+        </w:tc>
+        <w:tc>
+          <w:tcPr>
+            <w:tcW w:w="1890" w:type="dxa"/>
+            <w:tcBorders>
+              <w:top w:val="single" w:sz="4" w:space="0" w:color="CCCCCC"/>
+              <w:left w:val="single" w:sz="4" w:space="0" w:color="CCCCCC"/>
+              <w:bottom w:val="single" w:sz="4" w:space="0" w:color="CCCCCC"/>
+              <w:right w:val="single" w:sz="4" w:space="0" w:color="CCCCCC"/>
+            </w:tcBorders>
+            <w:shd w:val="clear" w:color="auto" w:fill="FFFFFF"/>
+            <w:tcMar>
+              <w:top w:w="80" w:type="dxa"/>
+              <w:left w:w="140" w:type="dxa"/>
+              <w:bottom w:w="80" w:type="dxa"/>
+              <w:right w:w="140" w:type="dxa"/>
+            </w:tcMar>
+          </w:tcPr>
+          <w:p>
+            <w:pPr>
+              <w:rPr>
+                <w:rFonts w:asciiTheme="majorBidi" w:hAnsiTheme="majorBidi" w:cstheme="majorBidi"/>
+              </w:rPr>
+            </w:pPr>
+            <w:r>
+              <w:rPr>
+                <w:rFonts w:asciiTheme="majorBidi" w:hAnsiTheme="majorBidi" w:cstheme="majorBidi"/>
+                <w:color w:val="1A1A1A"/>
+                <w:sz w:val="19"/>
+                <w:szCs w:val="19"/>
+              </w:rPr>
+              <w:t>Logged in; on Profile tab</w:t>
+            </w:r>
+          </w:p>
+        </w:tc>
+        <w:tc>
+          <w:tcPr>
+            <w:tcW w:w="2520" w:type="dxa"/>
+            <w:tcBorders>
+              <w:top w:val="single" w:sz="4" w:space="0" w:color="CCCCCC"/>
+              <w:left w:val="single" w:sz="4" w:space="0" w:color="CCCCCC"/>
+              <w:bottom w:val="single" w:sz="4" w:space="0" w:color="CCCCCC"/>
+              <w:right w:val="single" w:sz="4" w:space="0" w:color="CCCCCC"/>
+            </w:tcBorders>
+            <w:shd w:val="clear" w:color="auto" w:fill="FFFFFF"/>
+            <w:tcMar>
+              <w:top w:w="80" w:type="dxa"/>
+              <w:left w:w="140" w:type="dxa"/>
+              <w:bottom w:w="80" w:type="dxa"/>
+              <w:right w:w="140" w:type="dxa"/>
+            </w:tcMar>
+          </w:tcPr>
+          <w:p>
+            <w:pPr>
+              <w:rPr>
+                <w:rFonts w:asciiTheme="majorBidi" w:hAnsiTheme="majorBidi" w:cstheme="majorBidi"/>
+              </w:rPr>
+            </w:pPr>
+            <w:r>
+              <w:rPr>
+                <w:rFonts w:asciiTheme="majorBidi" w:hAnsiTheme="majorBidi" w:cstheme="majorBidi"/>
+                <w:color w:val="1A1A1A"/>
+                <w:sz w:val="19"/>
+                <w:szCs w:val="19"/>
+              </w:rPr>
+              <w:t>1. Click Delete Account 2. Confirm</w:t>
+            </w:r>
+          </w:p>
+        </w:tc>
+        <w:tc>
+          <w:tcPr>
+            <w:tcW w:w="2250" w:type="dxa"/>
+            <w:tcBorders>
+              <w:top w:val="single" w:sz="4" w:space="0" w:color="CCCCCC"/>
+              <w:left w:val="single" w:sz="4" w:space="0" w:color="CCCCCC"/>
+              <w:bottom w:val="single" w:sz="4" w:space="0" w:color="CCCCCC"/>
+              <w:right w:val="single" w:sz="4" w:space="0" w:color="CCCCCC"/>
+            </w:tcBorders>
+            <w:shd w:val="clear" w:color="auto" w:fill="FFFFFF"/>
+            <w:tcMar>
+              <w:top w:w="80" w:type="dxa"/>
+              <w:left w:w="140" w:type="dxa"/>
+              <w:bottom w:w="80" w:type="dxa"/>
+              <w:right w:w="140" w:type="dxa"/>
+            </w:tcMar>
+          </w:tcPr>
+          <w:p>
+            <w:pPr>
+              <w:rPr>
+                <w:rFonts w:asciiTheme="majorBidi" w:hAnsiTheme="majorBidi" w:cstheme="majorBidi"/>
+              </w:rPr>
+            </w:pPr>
+            <w:r>
+              <w:rPr>
+                <w:rFonts w:asciiTheme="majorBidi" w:hAnsiTheme="majorBidi" w:cstheme="majorBidi"/>
+                <w:color w:val="1A1A1A"/>
+                <w:sz w:val="19"/>
+                <w:szCs w:val="19"/>
+              </w:rPr>
+              <w:t>User returned to Welcome screen; account no longer exists</w:t>
+            </w:r>
+          </w:p>
+        </w:tc>
+        <w:tc>
+          <w:tcPr>
+            <w:tcW w:w="1080" w:type="dxa"/>
+            <w:tcBorders>
+              <w:top w:val="single" w:sz="4" w:space="0" w:color="CCCCCC"/>
+              <w:left w:val="single" w:sz="4" w:space="0" w:color="CCCCCC"/>
+              <w:bottom w:val="single" w:sz="4" w:space="0" w:color="CCCCCC"/>
+              <w:right w:val="single" w:sz="4" w:space="0" w:color="CCCCCC"/>
+            </w:tcBorders>
             <w:shd w:val="clear" w:color="auto" w:fill="D4EDDA"/>
             <w:tcMar>
               <w:top w:w="80" w:type="dxa"/>
@@ -5004,15 +6486,70 @@
             </w:tcMar>
           </w:tcPr>
           <w:p>
-            <w:r>
-              <w:rPr>
-                <w:b/>
-                <w:bCs/>
-                <w:color w:val="1A1A1A"/>
-                <w:sz w:val="19"/>
-                <w:szCs w:val="19"/>
-              </w:rPr>
-              <w:t>TC-16</w:t>
+            <w:pPr>
+              <w:rPr>
+                <w:rFonts w:asciiTheme="majorBidi" w:hAnsiTheme="majorBidi" w:cstheme="majorBidi"/>
+              </w:rPr>
+            </w:pPr>
+            <w:r>
+              <w:rPr>
+                <w:rFonts w:asciiTheme="majorBidi" w:hAnsiTheme="majorBidi" w:cstheme="majorBidi"/>
+                <w:b/>
+                <w:bCs/>
+                <w:color w:val="1A1A1A"/>
+                <w:sz w:val="19"/>
+                <w:szCs w:val="19"/>
+              </w:rPr>
+              <w:t>Yes</w:t>
+            </w:r>
+          </w:p>
+        </w:tc>
+      </w:tr>
+      <w:tr>
+        <w:tc>
+          <w:tcPr>
+            <w:tcW w:w="1072" w:type="dxa"/>
+            <w:tcBorders>
+              <w:top w:val="single" w:sz="4" w:space="0" w:color="CCCCCC"/>
+              <w:left w:val="single" w:sz="4" w:space="0" w:color="CCCCCC"/>
+              <w:bottom w:val="single" w:sz="4" w:space="0" w:color="CCCCCC"/>
+              <w:right w:val="single" w:sz="4" w:space="0" w:color="CCCCCC"/>
+            </w:tcBorders>
+            <w:shd w:val="clear" w:color="auto" w:fill="D4EDDA"/>
+            <w:tcMar>
+              <w:top w:w="80" w:type="dxa"/>
+              <w:left w:w="140" w:type="dxa"/>
+              <w:bottom w:w="80" w:type="dxa"/>
+              <w:right w:w="140" w:type="dxa"/>
+            </w:tcMar>
+          </w:tcPr>
+          <w:p>
+            <w:pPr>
+              <w:rPr>
+                <w:rFonts w:asciiTheme="majorBidi" w:hAnsiTheme="majorBidi" w:cstheme="majorBidi"/>
+              </w:rPr>
+            </w:pPr>
+            <w:r>
+              <w:rPr>
+                <w:rFonts w:asciiTheme="majorBidi" w:hAnsiTheme="majorBidi" w:cstheme="majorBidi"/>
+                <w:b/>
+                <w:bCs/>
+                <w:color w:val="1A1A1A"/>
+                <w:sz w:val="19"/>
+                <w:szCs w:val="19"/>
+              </w:rPr>
+              <w:t>TC-1</w:t>
+            </w:r>
+            <w:r>
+              <w:rPr>
+                <w:rFonts w:asciiTheme="majorBidi" w:hAnsiTheme="majorBidi" w:cstheme="majorBidi"/>
+                <w:b/>
+                <w:bCs/>
+                <w:color w:val="1A1A1A"/>
+                <w:sz w:val="19"/>
+                <w:szCs w:val="19"/>
+              </w:rPr>
+              <w:t>7</w:t>
             </w:r>
           </w:p>
         </w:tc>
@@ -5034,8 +6571,14 @@
             </w:tcMar>
           </w:tcPr>
           <w:p>
-            <w:r>
-              <w:rPr>
+            <w:pPr>
+              <w:rPr>
+                <w:rFonts w:asciiTheme="majorBidi" w:hAnsiTheme="majorBidi" w:cstheme="majorBidi"/>
+              </w:rPr>
+            </w:pPr>
+            <w:r>
+              <w:rPr>
+                <w:rFonts w:asciiTheme="majorBidi" w:hAnsiTheme="majorBidi" w:cstheme="majorBidi"/>
                 <w:b/>
                 <w:bCs/>
                 <w:color w:val="1A1A1A"/>
@@ -5064,8 +6607,14 @@
             </w:tcMar>
           </w:tcPr>
           <w:p>
-            <w:r>
-              <w:rPr>
+            <w:pPr>
+              <w:rPr>
+                <w:rFonts w:asciiTheme="majorBidi" w:hAnsiTheme="majorBidi" w:cstheme="majorBidi"/>
+              </w:rPr>
+            </w:pPr>
+            <w:r>
+              <w:rPr>
+                <w:rFonts w:asciiTheme="majorBidi" w:hAnsiTheme="majorBidi" w:cstheme="majorBidi"/>
                 <w:color w:val="1A1A1A"/>
                 <w:sz w:val="19"/>
                 <w:szCs w:val="19"/>
@@ -5092,8 +6641,14 @@
             </w:tcMar>
           </w:tcPr>
           <w:p>
-            <w:r>
-              <w:rPr>
+            <w:pPr>
+              <w:rPr>
+                <w:rFonts w:asciiTheme="majorBidi" w:hAnsiTheme="majorBidi" w:cstheme="majorBidi"/>
+              </w:rPr>
+            </w:pPr>
+            <w:r>
+              <w:rPr>
+                <w:rFonts w:asciiTheme="majorBidi" w:hAnsiTheme="majorBidi" w:cstheme="majorBidi"/>
                 <w:color w:val="1A1A1A"/>
                 <w:sz w:val="19"/>
                 <w:szCs w:val="19"/>
@@ -5120,8 +6675,14 @@
             </w:tcMar>
           </w:tcPr>
           <w:p>
-            <w:r>
-              <w:rPr>
+            <w:pPr>
+              <w:rPr>
+                <w:rFonts w:asciiTheme="majorBidi" w:hAnsiTheme="majorBidi" w:cstheme="majorBidi"/>
+              </w:rPr>
+            </w:pPr>
+            <w:r>
+              <w:rPr>
+                <w:rFonts w:asciiTheme="majorBidi" w:hAnsiTheme="majorBidi" w:cstheme="majorBidi"/>
                 <w:color w:val="1A1A1A"/>
                 <w:sz w:val="19"/>
                 <w:szCs w:val="19"/>
@@ -5148,8 +6709,14 @@
             </w:tcMar>
           </w:tcPr>
           <w:p>
-            <w:r>
-              <w:rPr>
+            <w:pPr>
+              <w:rPr>
+                <w:rFonts w:asciiTheme="majorBidi" w:hAnsiTheme="majorBidi" w:cstheme="majorBidi"/>
+              </w:rPr>
+            </w:pPr>
+            <w:r>
+              <w:rPr>
+                <w:rFonts w:asciiTheme="majorBidi" w:hAnsiTheme="majorBidi" w:cstheme="majorBidi"/>
                 <w:color w:val="1A1A1A"/>
                 <w:sz w:val="19"/>
                 <w:szCs w:val="19"/>
@@ -5176,8 +6743,14 @@
             </w:tcMar>
           </w:tcPr>
           <w:p>
-            <w:r>
-              <w:rPr>
+            <w:pPr>
+              <w:rPr>
+                <w:rFonts w:asciiTheme="majorBidi" w:hAnsiTheme="majorBidi" w:cstheme="majorBidi"/>
+              </w:rPr>
+            </w:pPr>
+            <w:r>
+              <w:rPr>
+                <w:rFonts w:asciiTheme="majorBidi" w:hAnsiTheme="majorBidi" w:cstheme="majorBidi"/>
                 <w:b/>
                 <w:bCs/>
                 <w:color w:val="1A1A1A"/>
@@ -5209,15 +6782,32 @@
             </w:tcMar>
           </w:tcPr>
           <w:p>
-            <w:r>
-              <w:rPr>
-                <w:b/>
-                <w:bCs/>
-                <w:color w:val="1A1A1A"/>
-                <w:sz w:val="19"/>
-                <w:szCs w:val="19"/>
-              </w:rPr>
-              <w:t>TC-17</w:t>
+            <w:pPr>
+              <w:rPr>
+                <w:rFonts w:asciiTheme="majorBidi" w:hAnsiTheme="majorBidi" w:cstheme="majorBidi"/>
+              </w:rPr>
+            </w:pPr>
+            <w:r>
+              <w:rPr>
+                <w:rFonts w:asciiTheme="majorBidi" w:hAnsiTheme="majorBidi" w:cstheme="majorBidi"/>
+                <w:b/>
+                <w:bCs/>
+                <w:color w:val="1A1A1A"/>
+                <w:sz w:val="19"/>
+                <w:szCs w:val="19"/>
+              </w:rPr>
+              <w:t>TC-1</w:t>
+            </w:r>
+            <w:r>
+              <w:rPr>
+                <w:rFonts w:asciiTheme="majorBidi" w:hAnsiTheme="majorBidi" w:cstheme="majorBidi"/>
+                <w:b/>
+                <w:bCs/>
+                <w:color w:val="1A1A1A"/>
+                <w:sz w:val="19"/>
+                <w:szCs w:val="19"/>
+              </w:rPr>
+              <w:t>8</w:t>
             </w:r>
           </w:p>
         </w:tc>
@@ -5239,8 +6829,14 @@
             </w:tcMar>
           </w:tcPr>
           <w:p>
-            <w:r>
-              <w:rPr>
+            <w:pPr>
+              <w:rPr>
+                <w:rFonts w:asciiTheme="majorBidi" w:hAnsiTheme="majorBidi" w:cstheme="majorBidi"/>
+              </w:rPr>
+            </w:pPr>
+            <w:r>
+              <w:rPr>
+                <w:rFonts w:asciiTheme="majorBidi" w:hAnsiTheme="majorBidi" w:cstheme="majorBidi"/>
                 <w:b/>
                 <w:bCs/>
                 <w:color w:val="1A1A1A"/>
@@ -5269,8 +6865,14 @@
             </w:tcMar>
           </w:tcPr>
           <w:p>
-            <w:r>
-              <w:rPr>
+            <w:pPr>
+              <w:rPr>
+                <w:rFonts w:asciiTheme="majorBidi" w:hAnsiTheme="majorBidi" w:cstheme="majorBidi"/>
+              </w:rPr>
+            </w:pPr>
+            <w:r>
+              <w:rPr>
+                <w:rFonts w:asciiTheme="majorBidi" w:hAnsiTheme="majorBidi" w:cstheme="majorBidi"/>
                 <w:color w:val="1A1A1A"/>
                 <w:sz w:val="19"/>
                 <w:szCs w:val="19"/>
@@ -5297,8 +6899,14 @@
             </w:tcMar>
           </w:tcPr>
           <w:p>
-            <w:r>
-              <w:rPr>
+            <w:pPr>
+              <w:rPr>
+                <w:rFonts w:asciiTheme="majorBidi" w:hAnsiTheme="majorBidi" w:cstheme="majorBidi"/>
+              </w:rPr>
+            </w:pPr>
+            <w:r>
+              <w:rPr>
+                <w:rFonts w:asciiTheme="majorBidi" w:hAnsiTheme="majorBidi" w:cstheme="majorBidi"/>
                 <w:color w:val="1A1A1A"/>
                 <w:sz w:val="19"/>
                 <w:szCs w:val="19"/>
@@ -5325,8 +6933,14 @@
             </w:tcMar>
           </w:tcPr>
           <w:p>
-            <w:r>
-              <w:rPr>
+            <w:pPr>
+              <w:rPr>
+                <w:rFonts w:asciiTheme="majorBidi" w:hAnsiTheme="majorBidi" w:cstheme="majorBidi"/>
+              </w:rPr>
+            </w:pPr>
+            <w:r>
+              <w:rPr>
+                <w:rFonts w:asciiTheme="majorBidi" w:hAnsiTheme="majorBidi" w:cstheme="majorBidi"/>
                 <w:color w:val="1A1A1A"/>
                 <w:sz w:val="19"/>
                 <w:szCs w:val="19"/>
@@ -5353,8 +6967,14 @@
             </w:tcMar>
           </w:tcPr>
           <w:p>
-            <w:r>
-              <w:rPr>
+            <w:pPr>
+              <w:rPr>
+                <w:rFonts w:asciiTheme="majorBidi" w:hAnsiTheme="majorBidi" w:cstheme="majorBidi"/>
+              </w:rPr>
+            </w:pPr>
+            <w:r>
+              <w:rPr>
+                <w:rFonts w:asciiTheme="majorBidi" w:hAnsiTheme="majorBidi" w:cstheme="majorBidi"/>
                 <w:color w:val="1A1A1A"/>
                 <w:sz w:val="19"/>
                 <w:szCs w:val="19"/>
@@ -5381,8 +7001,14 @@
             </w:tcMar>
           </w:tcPr>
           <w:p>
-            <w:r>
-              <w:rPr>
+            <w:pPr>
+              <w:rPr>
+                <w:rFonts w:asciiTheme="majorBidi" w:hAnsiTheme="majorBidi" w:cstheme="majorBidi"/>
+              </w:rPr>
+            </w:pPr>
+            <w:r>
+              <w:rPr>
+                <w:rFonts w:asciiTheme="majorBidi" w:hAnsiTheme="majorBidi" w:cstheme="majorBidi"/>
                 <w:b/>
                 <w:bCs/>
                 <w:color w:val="1A1A1A"/>
@@ -5413,15 +7039,32 @@
             </w:tcMar>
           </w:tcPr>
           <w:p>
-            <w:r>
-              <w:rPr>
-                <w:b/>
-                <w:bCs/>
-                <w:color w:val="1A1A1A"/>
-                <w:sz w:val="19"/>
-                <w:szCs w:val="19"/>
-              </w:rPr>
-              <w:t>TC-18</w:t>
+            <w:pPr>
+              <w:rPr>
+                <w:rFonts w:asciiTheme="majorBidi" w:hAnsiTheme="majorBidi" w:cstheme="majorBidi"/>
+              </w:rPr>
+            </w:pPr>
+            <w:r>
+              <w:rPr>
+                <w:rFonts w:asciiTheme="majorBidi" w:hAnsiTheme="majorBidi" w:cstheme="majorBidi"/>
+                <w:b/>
+                <w:bCs/>
+                <w:color w:val="1A1A1A"/>
+                <w:sz w:val="19"/>
+                <w:szCs w:val="19"/>
+              </w:rPr>
+              <w:t>TC-1</w:t>
+            </w:r>
+            <w:r>
+              <w:rPr>
+                <w:rFonts w:asciiTheme="majorBidi" w:hAnsiTheme="majorBidi" w:cstheme="majorBidi"/>
+                <w:b/>
+                <w:bCs/>
+                <w:color w:val="1A1A1A"/>
+                <w:sz w:val="19"/>
+                <w:szCs w:val="19"/>
+              </w:rPr>
+              <w:t>9</w:t>
             </w:r>
           </w:p>
         </w:tc>
@@ -5443,8 +7086,14 @@
             </w:tcMar>
           </w:tcPr>
           <w:p>
-            <w:r>
-              <w:rPr>
+            <w:pPr>
+              <w:rPr>
+                <w:rFonts w:asciiTheme="majorBidi" w:hAnsiTheme="majorBidi" w:cstheme="majorBidi"/>
+              </w:rPr>
+            </w:pPr>
+            <w:r>
+              <w:rPr>
+                <w:rFonts w:asciiTheme="majorBidi" w:hAnsiTheme="majorBidi" w:cstheme="majorBidi"/>
                 <w:b/>
                 <w:bCs/>
                 <w:color w:val="1A1A1A"/>
@@ -5473,8 +7122,14 @@
             </w:tcMar>
           </w:tcPr>
           <w:p>
-            <w:r>
-              <w:rPr>
+            <w:pPr>
+              <w:rPr>
+                <w:rFonts w:asciiTheme="majorBidi" w:hAnsiTheme="majorBidi" w:cstheme="majorBidi"/>
+              </w:rPr>
+            </w:pPr>
+            <w:r>
+              <w:rPr>
+                <w:rFonts w:asciiTheme="majorBidi" w:hAnsiTheme="majorBidi" w:cstheme="majorBidi"/>
                 <w:color w:val="1A1A1A"/>
                 <w:sz w:val="19"/>
                 <w:szCs w:val="19"/>
@@ -5501,8 +7156,14 @@
             </w:tcMar>
           </w:tcPr>
           <w:p>
-            <w:r>
-              <w:rPr>
+            <w:pPr>
+              <w:rPr>
+                <w:rFonts w:asciiTheme="majorBidi" w:hAnsiTheme="majorBidi" w:cstheme="majorBidi"/>
+              </w:rPr>
+            </w:pPr>
+            <w:r>
+              <w:rPr>
+                <w:rFonts w:asciiTheme="majorBidi" w:hAnsiTheme="majorBidi" w:cstheme="majorBidi"/>
                 <w:color w:val="1A1A1A"/>
                 <w:sz w:val="19"/>
                 <w:szCs w:val="19"/>
@@ -5529,8 +7190,14 @@
             </w:tcMar>
           </w:tcPr>
           <w:p>
-            <w:r>
-              <w:rPr>
+            <w:pPr>
+              <w:rPr>
+                <w:rFonts w:asciiTheme="majorBidi" w:hAnsiTheme="majorBidi" w:cstheme="majorBidi"/>
+              </w:rPr>
+            </w:pPr>
+            <w:r>
+              <w:rPr>
+                <w:rFonts w:asciiTheme="majorBidi" w:hAnsiTheme="majorBidi" w:cstheme="majorBidi"/>
                 <w:color w:val="1A1A1A"/>
                 <w:sz w:val="19"/>
                 <w:szCs w:val="19"/>
@@ -5557,8 +7224,14 @@
             </w:tcMar>
           </w:tcPr>
           <w:p>
-            <w:r>
-              <w:rPr>
+            <w:pPr>
+              <w:rPr>
+                <w:rFonts w:asciiTheme="majorBidi" w:hAnsiTheme="majorBidi" w:cstheme="majorBidi"/>
+              </w:rPr>
+            </w:pPr>
+            <w:r>
+              <w:rPr>
+                <w:rFonts w:asciiTheme="majorBidi" w:hAnsiTheme="majorBidi" w:cstheme="majorBidi"/>
                 <w:color w:val="1A1A1A"/>
                 <w:sz w:val="19"/>
                 <w:szCs w:val="19"/>
@@ -5585,8 +7258,14 @@
             </w:tcMar>
           </w:tcPr>
           <w:p>
-            <w:r>
-              <w:rPr>
+            <w:pPr>
+              <w:rPr>
+                <w:rFonts w:asciiTheme="majorBidi" w:hAnsiTheme="majorBidi" w:cstheme="majorBidi"/>
+              </w:rPr>
+            </w:pPr>
+            <w:r>
+              <w:rPr>
+                <w:rFonts w:asciiTheme="majorBidi" w:hAnsiTheme="majorBidi" w:cstheme="majorBidi"/>
                 <w:b/>
                 <w:bCs/>
                 <w:color w:val="1A1A1A"/>
@@ -5617,15 +7296,32 @@
             </w:tcMar>
           </w:tcPr>
           <w:p>
-            <w:r>
-              <w:rPr>
-                <w:b/>
-                <w:bCs/>
-                <w:color w:val="1A1A1A"/>
-                <w:sz w:val="19"/>
-                <w:szCs w:val="19"/>
-              </w:rPr>
-              <w:t>BUG-01</w:t>
+            <w:pPr>
+              <w:rPr>
+                <w:rFonts w:asciiTheme="majorBidi" w:hAnsiTheme="majorBidi" w:cstheme="majorBidi"/>
+              </w:rPr>
+            </w:pPr>
+            <w:r>
+              <w:rPr>
+                <w:rFonts w:asciiTheme="majorBidi" w:hAnsiTheme="majorBidi" w:cstheme="majorBidi"/>
+                <w:b/>
+                <w:bCs/>
+                <w:color w:val="1A1A1A"/>
+                <w:sz w:val="19"/>
+                <w:szCs w:val="19"/>
+              </w:rPr>
+              <w:t>BUG-</w:t>
+            </w:r>
+            <w:r>
+              <w:rPr>
+                <w:rFonts w:asciiTheme="majorBidi" w:hAnsiTheme="majorBidi" w:cstheme="majorBidi"/>
+                <w:b/>
+                <w:bCs/>
+                <w:color w:val="1A1A1A"/>
+                <w:sz w:val="19"/>
+                <w:szCs w:val="19"/>
+              </w:rPr>
+              <w:t>01</w:t>
             </w:r>
           </w:p>
         </w:tc>
@@ -5647,8 +7343,14 @@
             </w:tcMar>
           </w:tcPr>
           <w:p>
-            <w:r>
-              <w:rPr>
+            <w:pPr>
+              <w:rPr>
+                <w:rFonts w:asciiTheme="majorBidi" w:hAnsiTheme="majorBidi" w:cstheme="majorBidi"/>
+              </w:rPr>
+            </w:pPr>
+            <w:r>
+              <w:rPr>
+                <w:rFonts w:asciiTheme="majorBidi" w:hAnsiTheme="majorBidi" w:cstheme="majorBidi"/>
                 <w:b/>
                 <w:bCs/>
                 <w:color w:val="1A1A1A"/>
@@ -5677,8 +7379,14 @@
             </w:tcMar>
           </w:tcPr>
           <w:p>
-            <w:r>
-              <w:rPr>
+            <w:pPr>
+              <w:rPr>
+                <w:rFonts w:asciiTheme="majorBidi" w:hAnsiTheme="majorBidi" w:cstheme="majorBidi"/>
+              </w:rPr>
+            </w:pPr>
+            <w:r>
+              <w:rPr>
+                <w:rFonts w:asciiTheme="majorBidi" w:hAnsiTheme="majorBidi" w:cstheme="majorBidi"/>
                 <w:color w:val="1A1A1A"/>
                 <w:sz w:val="19"/>
                 <w:szCs w:val="19"/>
@@ -5705,8 +7413,14 @@
             </w:tcMar>
           </w:tcPr>
           <w:p>
-            <w:r>
-              <w:rPr>
+            <w:pPr>
+              <w:rPr>
+                <w:rFonts w:asciiTheme="majorBidi" w:hAnsiTheme="majorBidi" w:cstheme="majorBidi"/>
+              </w:rPr>
+            </w:pPr>
+            <w:r>
+              <w:rPr>
+                <w:rFonts w:asciiTheme="majorBidi" w:hAnsiTheme="majorBidi" w:cstheme="majorBidi"/>
                 <w:color w:val="1A1A1A"/>
                 <w:sz w:val="19"/>
                 <w:szCs w:val="19"/>
@@ -5733,8 +7447,14 @@
             </w:tcMar>
           </w:tcPr>
           <w:p>
-            <w:r>
-              <w:rPr>
+            <w:pPr>
+              <w:rPr>
+                <w:rFonts w:asciiTheme="majorBidi" w:hAnsiTheme="majorBidi" w:cstheme="majorBidi"/>
+              </w:rPr>
+            </w:pPr>
+            <w:r>
+              <w:rPr>
+                <w:rFonts w:asciiTheme="majorBidi" w:hAnsiTheme="majorBidi" w:cstheme="majorBidi"/>
                 <w:color w:val="1A1A1A"/>
                 <w:sz w:val="19"/>
                 <w:szCs w:val="19"/>
@@ -5743,6 +7463,7 @@
             </w:r>
             <w:r>
               <w:rPr>
+                <w:rFonts w:asciiTheme="majorBidi" w:hAnsiTheme="majorBidi" w:cstheme="majorBidi"/>
                 <w:color w:val="1A1A1A"/>
                 <w:sz w:val="19"/>
                 <w:szCs w:val="19"/>
@@ -5751,6 +7472,7 @@
             </w:r>
             <w:r>
               <w:rPr>
+                <w:rFonts w:asciiTheme="majorBidi" w:hAnsiTheme="majorBidi" w:cstheme="majorBidi"/>
                 <w:color w:val="1A1A1A"/>
                 <w:sz w:val="19"/>
                 <w:szCs w:val="19"/>
@@ -5777,8 +7499,14 @@
             </w:tcMar>
           </w:tcPr>
           <w:p>
-            <w:r>
-              <w:rPr>
+            <w:pPr>
+              <w:rPr>
+                <w:rFonts w:asciiTheme="majorBidi" w:hAnsiTheme="majorBidi" w:cstheme="majorBidi"/>
+              </w:rPr>
+            </w:pPr>
+            <w:r>
+              <w:rPr>
+                <w:rFonts w:asciiTheme="majorBidi" w:hAnsiTheme="majorBidi" w:cstheme="majorBidi"/>
                 <w:color w:val="1A1A1A"/>
                 <w:sz w:val="19"/>
                 <w:szCs w:val="19"/>
@@ -5805,8 +7533,14 @@
             </w:tcMar>
           </w:tcPr>
           <w:p>
-            <w:r>
-              <w:rPr>
+            <w:pPr>
+              <w:rPr>
+                <w:rFonts w:asciiTheme="majorBidi" w:hAnsiTheme="majorBidi" w:cstheme="majorBidi"/>
+              </w:rPr>
+            </w:pPr>
+            <w:r>
+              <w:rPr>
+                <w:rFonts w:asciiTheme="majorBidi" w:hAnsiTheme="majorBidi" w:cstheme="majorBidi"/>
                 <w:b/>
                 <w:bCs/>
                 <w:color w:val="1A1A1A"/>
@@ -5837,17 +7571,351 @@
             </w:tcMar>
           </w:tcPr>
           <w:p>
-            <w:r>
-              <w:rPr>
-                <w:b/>
-                <w:bCs/>
+            <w:pPr>
+              <w:rPr>
+                <w:rFonts w:asciiTheme="majorBidi" w:hAnsiTheme="majorBidi" w:cstheme="majorBidi"/>
+              </w:rPr>
+            </w:pPr>
+            <w:r>
+              <w:rPr>
+                <w:rFonts w:asciiTheme="majorBidi" w:hAnsiTheme="majorBidi" w:cstheme="majorBidi"/>
+                <w:b/>
+                <w:bCs/>
+                <w:color w:val="1A1A1A"/>
+                <w:sz w:val="19"/>
+                <w:szCs w:val="19"/>
+              </w:rPr>
+              <w:t>BUG-02</w:t>
+            </w:r>
+          </w:p>
+        </w:tc>
+        <w:tc>
+          <w:tcPr>
+            <w:tcW w:w="2489" w:type="dxa"/>
+            <w:tcBorders>
+              <w:top w:val="single" w:sz="4" w:space="0" w:color="CCCCCC"/>
+              <w:left w:val="single" w:sz="4" w:space="0" w:color="CCCCCC"/>
+              <w:bottom w:val="single" w:sz="4" w:space="0" w:color="CCCCCC"/>
+              <w:right w:val="single" w:sz="4" w:space="0" w:color="CCCCCC"/>
+            </w:tcBorders>
+            <w:shd w:val="clear" w:color="auto" w:fill="F5F5F5"/>
+            <w:tcMar>
+              <w:top w:w="80" w:type="dxa"/>
+              <w:left w:w="140" w:type="dxa"/>
+              <w:bottom w:w="80" w:type="dxa"/>
+              <w:right w:w="140" w:type="dxa"/>
+            </w:tcMar>
+          </w:tcPr>
+          <w:p>
+            <w:pPr>
+              <w:rPr>
+                <w:rFonts w:asciiTheme="majorBidi" w:hAnsiTheme="majorBidi" w:cstheme="majorBidi"/>
+              </w:rPr>
+            </w:pPr>
+            <w:r>
+              <w:rPr>
+                <w:rFonts w:asciiTheme="majorBidi" w:hAnsiTheme="majorBidi" w:cstheme="majorBidi"/>
+                <w:b/>
+                <w:bCs/>
+                <w:color w:val="1A1A1A"/>
+                <w:sz w:val="19"/>
+                <w:szCs w:val="19"/>
+              </w:rPr>
+              <w:t>Filled cell stays blocked after resize</w:t>
+            </w:r>
+          </w:p>
+        </w:tc>
+        <w:tc>
+          <w:tcPr>
+            <w:tcW w:w="1201" w:type="dxa"/>
+            <w:tcBorders>
+              <w:top w:val="single" w:sz="4" w:space="0" w:color="CCCCCC"/>
+              <w:left w:val="single" w:sz="4" w:space="0" w:color="CCCCCC"/>
+              <w:bottom w:val="single" w:sz="4" w:space="0" w:color="CCCCCC"/>
+              <w:right w:val="single" w:sz="4" w:space="0" w:color="CCCCCC"/>
+            </w:tcBorders>
+            <w:shd w:val="clear" w:color="auto" w:fill="F5F5F5"/>
+            <w:tcMar>
+              <w:top w:w="80" w:type="dxa"/>
+              <w:left w:w="140" w:type="dxa"/>
+              <w:bottom w:w="80" w:type="dxa"/>
+              <w:right w:w="140" w:type="dxa"/>
+            </w:tcMar>
+          </w:tcPr>
+          <w:p>
+            <w:pPr>
+              <w:rPr>
+                <w:rFonts w:asciiTheme="majorBidi" w:hAnsiTheme="majorBidi" w:cstheme="majorBidi"/>
+              </w:rPr>
+            </w:pPr>
+            <w:r>
+              <w:rPr>
+                <w:rFonts w:asciiTheme="majorBidi" w:hAnsiTheme="majorBidi" w:cstheme="majorBidi"/>
+                <w:color w:val="1A1A1A"/>
+                <w:sz w:val="19"/>
+                <w:szCs w:val="19"/>
+              </w:rPr>
+              <w:t>Responsive</w:t>
+            </w:r>
+          </w:p>
+        </w:tc>
+        <w:tc>
+          <w:tcPr>
+            <w:tcW w:w="1890" w:type="dxa"/>
+            <w:tcBorders>
+              <w:top w:val="single" w:sz="4" w:space="0" w:color="CCCCCC"/>
+              <w:left w:val="single" w:sz="4" w:space="0" w:color="CCCCCC"/>
+              <w:bottom w:val="single" w:sz="4" w:space="0" w:color="CCCCCC"/>
+              <w:right w:val="single" w:sz="4" w:space="0" w:color="CCCCCC"/>
+            </w:tcBorders>
+            <w:shd w:val="clear" w:color="auto" w:fill="F5F5F5"/>
+            <w:tcMar>
+              <w:top w:w="80" w:type="dxa"/>
+              <w:left w:w="140" w:type="dxa"/>
+              <w:bottom w:w="80" w:type="dxa"/>
+              <w:right w:w="140" w:type="dxa"/>
+            </w:tcMar>
+          </w:tcPr>
+          <w:p>
+            <w:pPr>
+              <w:rPr>
+                <w:rFonts w:asciiTheme="majorBidi" w:hAnsiTheme="majorBidi" w:cstheme="majorBidi"/>
+              </w:rPr>
+            </w:pPr>
+            <w:r>
+              <w:rPr>
+                <w:rFonts w:asciiTheme="majorBidi" w:hAnsiTheme="majorBidi" w:cstheme="majorBidi"/>
+                <w:color w:val="1A1A1A"/>
+                <w:sz w:val="19"/>
+                <w:szCs w:val="19"/>
+              </w:rPr>
+              <w:t xml:space="preserve">Logged in; </w:t>
+            </w:r>
+            <w:proofErr w:type="spellStart"/>
+            <w:r>
+              <w:rPr>
+                <w:rFonts w:asciiTheme="majorBidi" w:hAnsiTheme="majorBidi" w:cstheme="majorBidi"/>
+                <w:color w:val="1A1A1A"/>
+                <w:sz w:val="19"/>
+                <w:szCs w:val="19"/>
+              </w:rPr>
+              <w:t>centre</w:t>
+            </w:r>
+            <w:proofErr w:type="spellEnd"/>
+            <w:r>
+              <w:rPr>
+                <w:rFonts w:asciiTheme="majorBidi" w:hAnsiTheme="majorBidi" w:cstheme="majorBidi"/>
+                <w:color w:val="1A1A1A"/>
+                <w:sz w:val="19"/>
+                <w:szCs w:val="19"/>
+              </w:rPr>
+              <w:t xml:space="preserve"> cell already filled</w:t>
+            </w:r>
+          </w:p>
+        </w:tc>
+        <w:tc>
+          <w:tcPr>
+            <w:tcW w:w="2520" w:type="dxa"/>
+            <w:tcBorders>
+              <w:top w:val="single" w:sz="4" w:space="0" w:color="CCCCCC"/>
+              <w:left w:val="single" w:sz="4" w:space="0" w:color="CCCCCC"/>
+              <w:bottom w:val="single" w:sz="4" w:space="0" w:color="CCCCCC"/>
+              <w:right w:val="single" w:sz="4" w:space="0" w:color="CCCCCC"/>
+            </w:tcBorders>
+            <w:shd w:val="clear" w:color="auto" w:fill="F5F5F5"/>
+            <w:tcMar>
+              <w:top w:w="80" w:type="dxa"/>
+              <w:left w:w="140" w:type="dxa"/>
+              <w:bottom w:w="80" w:type="dxa"/>
+              <w:right w:w="140" w:type="dxa"/>
+            </w:tcMar>
+          </w:tcPr>
+          <w:p>
+            <w:pPr>
+              <w:rPr>
+                <w:rFonts w:asciiTheme="majorBidi" w:hAnsiTheme="majorBidi" w:cstheme="majorBidi"/>
+              </w:rPr>
+            </w:pPr>
+            <w:r>
+              <w:rPr>
+                <w:rFonts w:asciiTheme="majorBidi" w:hAnsiTheme="majorBidi" w:cstheme="majorBidi"/>
+                <w:color w:val="1A1A1A"/>
+                <w:sz w:val="19"/>
+                <w:szCs w:val="19"/>
+              </w:rPr>
+              <w:t xml:space="preserve">1. Fill </w:t>
+            </w:r>
+            <w:proofErr w:type="spellStart"/>
+            <w:r>
+              <w:rPr>
+                <w:rFonts w:asciiTheme="majorBidi" w:hAnsiTheme="majorBidi" w:cstheme="majorBidi"/>
+                <w:color w:val="1A1A1A"/>
+                <w:sz w:val="19"/>
+                <w:szCs w:val="19"/>
+              </w:rPr>
+              <w:t>centre</w:t>
+            </w:r>
+            <w:proofErr w:type="spellEnd"/>
+            <w:r>
+              <w:rPr>
+                <w:rFonts w:asciiTheme="majorBidi" w:hAnsiTheme="majorBidi" w:cstheme="majorBidi"/>
+                <w:color w:val="1A1A1A"/>
+                <w:sz w:val="19"/>
+                <w:szCs w:val="19"/>
+              </w:rPr>
+              <w:t xml:space="preserve"> cell </w:t>
+            </w:r>
+            <w:r>
+              <w:rPr>
+                <w:rFonts w:asciiTheme="majorBidi" w:hAnsiTheme="majorBidi" w:cstheme="majorBidi"/>
+                <w:color w:val="1A1A1A"/>
+                <w:sz w:val="19"/>
+                <w:szCs w:val="19"/>
+              </w:rPr>
+              <w:br/>
+            </w:r>
+            <w:r>
+              <w:rPr>
+                <w:rFonts w:asciiTheme="majorBidi" w:hAnsiTheme="majorBidi" w:cstheme="majorBidi"/>
+                <w:color w:val="1A1A1A"/>
+                <w:sz w:val="19"/>
+                <w:szCs w:val="19"/>
+              </w:rPr>
+              <w:t xml:space="preserve">2. Resize to 375px wide, then back to 1280px 3. Click </w:t>
+            </w:r>
+            <w:r>
+              <w:rPr>
+                <w:rFonts w:asciiTheme="majorBidi" w:hAnsiTheme="majorBidi" w:cstheme="majorBidi"/>
                 <w:color w:val="1A1A1A"/>
                 <w:sz w:val="19"/>
                 <w:szCs w:val="19"/>
               </w:rPr>
               <w:lastRenderedPageBreak/>
-              <w:t>BUG-02</w:t>
-            </w:r>
+              <w:t xml:space="preserve">the already-filled </w:t>
+            </w:r>
+            <w:proofErr w:type="spellStart"/>
+            <w:r>
+              <w:rPr>
+                <w:rFonts w:asciiTheme="majorBidi" w:hAnsiTheme="majorBidi" w:cstheme="majorBidi"/>
+                <w:color w:val="1A1A1A"/>
+                <w:sz w:val="19"/>
+                <w:szCs w:val="19"/>
+              </w:rPr>
+              <w:t>centre</w:t>
+            </w:r>
+            <w:proofErr w:type="spellEnd"/>
+            <w:r>
+              <w:rPr>
+                <w:rFonts w:asciiTheme="majorBidi" w:hAnsiTheme="majorBidi" w:cstheme="majorBidi"/>
+                <w:color w:val="1A1A1A"/>
+                <w:sz w:val="19"/>
+                <w:szCs w:val="19"/>
+              </w:rPr>
+              <w:t xml:space="preserve"> cell again</w:t>
+            </w:r>
+          </w:p>
+        </w:tc>
+        <w:tc>
+          <w:tcPr>
+            <w:tcW w:w="2250" w:type="dxa"/>
+            <w:tcBorders>
+              <w:top w:val="single" w:sz="4" w:space="0" w:color="CCCCCC"/>
+              <w:left w:val="single" w:sz="4" w:space="0" w:color="CCCCCC"/>
+              <w:bottom w:val="single" w:sz="4" w:space="0" w:color="CCCCCC"/>
+              <w:right w:val="single" w:sz="4" w:space="0" w:color="CCCCCC"/>
+            </w:tcBorders>
+            <w:shd w:val="clear" w:color="auto" w:fill="F5F5F5"/>
+            <w:tcMar>
+              <w:top w:w="80" w:type="dxa"/>
+              <w:left w:w="140" w:type="dxa"/>
+              <w:bottom w:w="80" w:type="dxa"/>
+              <w:right w:w="140" w:type="dxa"/>
+            </w:tcMar>
+          </w:tcPr>
+          <w:p>
+            <w:pPr>
+              <w:rPr>
+                <w:rFonts w:asciiTheme="majorBidi" w:hAnsiTheme="majorBidi" w:cstheme="majorBidi"/>
+              </w:rPr>
+            </w:pPr>
+            <w:r>
+              <w:rPr>
+                <w:rFonts w:asciiTheme="majorBidi" w:hAnsiTheme="majorBidi" w:cstheme="majorBidi"/>
+                <w:color w:val="1A1A1A"/>
+                <w:sz w:val="19"/>
+                <w:szCs w:val="19"/>
+              </w:rPr>
+              <w:lastRenderedPageBreak/>
+              <w:t>Click is ignored; total filled-cell count is unchanged; board state is not corrupted</w:t>
+            </w:r>
+          </w:p>
+        </w:tc>
+        <w:tc>
+          <w:tcPr>
+            <w:tcW w:w="1080" w:type="dxa"/>
+            <w:tcBorders>
+              <w:top w:val="single" w:sz="4" w:space="0" w:color="CCCCCC"/>
+              <w:left w:val="single" w:sz="4" w:space="0" w:color="CCCCCC"/>
+              <w:bottom w:val="single" w:sz="4" w:space="0" w:color="CCCCCC"/>
+              <w:right w:val="single" w:sz="4" w:space="0" w:color="CCCCCC"/>
+            </w:tcBorders>
+            <w:shd w:val="clear" w:color="auto" w:fill="D4EDDA"/>
+            <w:tcMar>
+              <w:top w:w="80" w:type="dxa"/>
+              <w:left w:w="140" w:type="dxa"/>
+              <w:bottom w:w="80" w:type="dxa"/>
+              <w:right w:w="140" w:type="dxa"/>
+            </w:tcMar>
+          </w:tcPr>
+          <w:p>
+            <w:pPr>
+              <w:rPr>
+                <w:rFonts w:asciiTheme="majorBidi" w:hAnsiTheme="majorBidi" w:cstheme="majorBidi"/>
+              </w:rPr>
+            </w:pPr>
+            <w:r>
+              <w:rPr>
+                <w:rFonts w:asciiTheme="majorBidi" w:hAnsiTheme="majorBidi" w:cstheme="majorBidi"/>
+                <w:b/>
+                <w:bCs/>
+                <w:color w:val="1A1A1A"/>
+                <w:sz w:val="19"/>
+                <w:szCs w:val="19"/>
+              </w:rPr>
+              <w:t>Yes</w:t>
+            </w:r>
+          </w:p>
+        </w:tc>
+      </w:tr>
+      <w:tr>
+        <w:tc>
+          <w:tcPr>
+            <w:tcW w:w="1072" w:type="dxa"/>
+            <w:tcBorders>
+              <w:top w:val="single" w:sz="4" w:space="0" w:color="CCCCCC"/>
+              <w:left w:val="single" w:sz="4" w:space="0" w:color="CCCCCC"/>
+              <w:bottom w:val="single" w:sz="4" w:space="0" w:color="CCCCCC"/>
+              <w:right w:val="single" w:sz="4" w:space="0" w:color="CCCCCC"/>
+            </w:tcBorders>
+            <w:shd w:val="clear" w:color="auto" w:fill="F8D7DA"/>
+            <w:tcMar>
+              <w:top w:w="80" w:type="dxa"/>
+              <w:left w:w="140" w:type="dxa"/>
+              <w:bottom w:w="80" w:type="dxa"/>
+              <w:right w:w="140" w:type="dxa"/>
+            </w:tcMar>
+          </w:tcPr>
+          <w:p>
+            <w:pPr>
+              <w:rPr>
+                <w:rFonts w:asciiTheme="majorBidi" w:hAnsiTheme="majorBidi" w:cstheme="majorBidi"/>
+                <w:b/>
+                <w:bCs/>
+                <w:color w:val="1A1A1A"/>
+                <w:sz w:val="19"/>
+                <w:szCs w:val="19"/>
+              </w:rPr>
+            </w:pPr>
           </w:p>
         </w:tc>
         <w:tc>
@@ -5868,16 +7936,16 @@
             </w:tcMar>
           </w:tcPr>
           <w:p>
-            <w:r>
-              <w:rPr>
-                <w:b/>
-                <w:bCs/>
-                <w:color w:val="1A1A1A"/>
-                <w:sz w:val="19"/>
-                <w:szCs w:val="19"/>
-              </w:rPr>
-              <w:t>Filled cell stays blocked after resize</w:t>
-            </w:r>
+            <w:pPr>
+              <w:rPr>
+                <w:rFonts w:asciiTheme="majorBidi" w:hAnsiTheme="majorBidi" w:cstheme="majorBidi"/>
+                <w:b/>
+                <w:bCs/>
+                <w:color w:val="1A1A1A"/>
+                <w:sz w:val="19"/>
+                <w:szCs w:val="19"/>
+              </w:rPr>
+            </w:pPr>
           </w:p>
         </w:tc>
         <w:tc>
@@ -5898,14 +7966,14 @@
             </w:tcMar>
           </w:tcPr>
           <w:p>
-            <w:r>
-              <w:rPr>
-                <w:color w:val="1A1A1A"/>
-                <w:sz w:val="19"/>
-                <w:szCs w:val="19"/>
-              </w:rPr>
-              <w:t>Responsive</w:t>
-            </w:r>
+            <w:pPr>
+              <w:rPr>
+                <w:rFonts w:asciiTheme="majorBidi" w:hAnsiTheme="majorBidi" w:cstheme="majorBidi"/>
+                <w:color w:val="1A1A1A"/>
+                <w:sz w:val="19"/>
+                <w:szCs w:val="19"/>
+              </w:rPr>
+            </w:pPr>
           </w:p>
         </w:tc>
         <w:tc>
@@ -5926,32 +7994,14 @@
             </w:tcMar>
           </w:tcPr>
           <w:p>
-            <w:r>
-              <w:rPr>
-                <w:color w:val="1A1A1A"/>
-                <w:sz w:val="19"/>
-                <w:szCs w:val="19"/>
-              </w:rPr>
-              <w:t xml:space="preserve">Logged in; </w:t>
-            </w:r>
-            <w:proofErr w:type="spellStart"/>
-            <w:r>
-              <w:rPr>
-                <w:color w:val="1A1A1A"/>
-                <w:sz w:val="19"/>
-                <w:szCs w:val="19"/>
-              </w:rPr>
-              <w:t>centre</w:t>
-            </w:r>
-            <w:proofErr w:type="spellEnd"/>
-            <w:r>
-              <w:rPr>
-                <w:color w:val="1A1A1A"/>
-                <w:sz w:val="19"/>
-                <w:szCs w:val="19"/>
-              </w:rPr>
-              <w:t xml:space="preserve"> cell already filled</w:t>
-            </w:r>
+            <w:pPr>
+              <w:rPr>
+                <w:rFonts w:asciiTheme="majorBidi" w:hAnsiTheme="majorBidi" w:cstheme="majorBidi"/>
+                <w:color w:val="1A1A1A"/>
+                <w:sz w:val="19"/>
+                <w:szCs w:val="19"/>
+              </w:rPr>
+            </w:pPr>
           </w:p>
         </w:tc>
         <w:tc>
@@ -5972,66 +8022,14 @@
             </w:tcMar>
           </w:tcPr>
           <w:p>
-            <w:r>
-              <w:rPr>
-                <w:color w:val="1A1A1A"/>
-                <w:sz w:val="19"/>
-                <w:szCs w:val="19"/>
-              </w:rPr>
-              <w:t xml:space="preserve">1. Fill </w:t>
-            </w:r>
-            <w:proofErr w:type="spellStart"/>
-            <w:r>
-              <w:rPr>
-                <w:color w:val="1A1A1A"/>
-                <w:sz w:val="19"/>
-                <w:szCs w:val="19"/>
-              </w:rPr>
-              <w:t>centre</w:t>
-            </w:r>
-            <w:proofErr w:type="spellEnd"/>
-            <w:r>
-              <w:rPr>
-                <w:color w:val="1A1A1A"/>
-                <w:sz w:val="19"/>
-                <w:szCs w:val="19"/>
-              </w:rPr>
-              <w:t xml:space="preserve"> cell </w:t>
-            </w:r>
-            <w:r>
-              <w:rPr>
-                <w:color w:val="1A1A1A"/>
-                <w:sz w:val="19"/>
-                <w:szCs w:val="19"/>
-              </w:rPr>
-              <w:br/>
-            </w:r>
-            <w:r>
-              <w:rPr>
-                <w:color w:val="1A1A1A"/>
-                <w:sz w:val="19"/>
-                <w:szCs w:val="19"/>
-              </w:rPr>
-              <w:t xml:space="preserve">2. Resize to 375px wide, then back to 1280px 3. Click the already-filled </w:t>
-            </w:r>
-            <w:proofErr w:type="spellStart"/>
-            <w:r>
-              <w:rPr>
-                <w:color w:val="1A1A1A"/>
-                <w:sz w:val="19"/>
-                <w:szCs w:val="19"/>
-              </w:rPr>
-              <w:t>centre</w:t>
-            </w:r>
-            <w:proofErr w:type="spellEnd"/>
-            <w:r>
-              <w:rPr>
-                <w:color w:val="1A1A1A"/>
-                <w:sz w:val="19"/>
-                <w:szCs w:val="19"/>
-              </w:rPr>
-              <w:t xml:space="preserve"> cell again</w:t>
-            </w:r>
+            <w:pPr>
+              <w:rPr>
+                <w:rFonts w:asciiTheme="majorBidi" w:hAnsiTheme="majorBidi" w:cstheme="majorBidi"/>
+                <w:color w:val="1A1A1A"/>
+                <w:sz w:val="19"/>
+                <w:szCs w:val="19"/>
+              </w:rPr>
+            </w:pPr>
           </w:p>
         </w:tc>
         <w:tc>
@@ -6052,14 +8050,14 @@
             </w:tcMar>
           </w:tcPr>
           <w:p>
-            <w:r>
-              <w:rPr>
-                <w:color w:val="1A1A1A"/>
-                <w:sz w:val="19"/>
-                <w:szCs w:val="19"/>
-              </w:rPr>
-              <w:t>Click is ignored; total filled-cell count is unchanged; board state is not corrupted</w:t>
-            </w:r>
+            <w:pPr>
+              <w:rPr>
+                <w:rFonts w:asciiTheme="majorBidi" w:hAnsiTheme="majorBidi" w:cstheme="majorBidi"/>
+                <w:color w:val="1A1A1A"/>
+                <w:sz w:val="19"/>
+                <w:szCs w:val="19"/>
+              </w:rPr>
+            </w:pPr>
           </w:p>
         </w:tc>
         <w:tc>
@@ -6080,16 +8078,16 @@
             </w:tcMar>
           </w:tcPr>
           <w:p>
-            <w:r>
-              <w:rPr>
-                <w:b/>
-                <w:bCs/>
-                <w:color w:val="1A1A1A"/>
-                <w:sz w:val="19"/>
-                <w:szCs w:val="19"/>
-              </w:rPr>
-              <w:t>Yes</w:t>
-            </w:r>
+            <w:pPr>
+              <w:rPr>
+                <w:rFonts w:asciiTheme="majorBidi" w:hAnsiTheme="majorBidi" w:cstheme="majorBidi"/>
+                <w:b/>
+                <w:bCs/>
+                <w:color w:val="1A1A1A"/>
+                <w:sz w:val="19"/>
+                <w:szCs w:val="19"/>
+              </w:rPr>
+            </w:pPr>
           </w:p>
         </w:tc>
       </w:tr>
@@ -6097,11 +8095,17 @@
     <w:p>
       <w:pPr>
         <w:spacing w:before="60" w:after="60"/>
+        <w:rPr>
+          <w:rFonts w:asciiTheme="majorBidi" w:hAnsiTheme="majorBidi" w:cstheme="majorBidi"/>
+        </w:rPr>
       </w:pPr>
     </w:p>
     <w:p>
       <w:pPr>
         <w:spacing w:before="60" w:after="60"/>
+        <w:rPr>
+          <w:rFonts w:asciiTheme="majorBidi" w:hAnsiTheme="majorBidi" w:cstheme="majorBidi"/>
+        </w:rPr>
       </w:pPr>
     </w:p>
     <w:sectPr>
@@ -6166,6 +8170,184 @@
 <file path=word/numbering.xml><?xml version="1.0" encoding="utf-8"?>
 <w:numbering xmlns:wpc="http://schemas.microsoft.com/office/word/2010/wordprocessingCanvas" xmlns:cx="http://schemas.microsoft.com/office/drawing/2014/chartex" xmlns:cx1="http://schemas.microsoft.com/office/drawing/2015/9/8/chartex" xmlns:cx2="http://schemas.microsoft.com/office/drawing/2015/10/21/chartex" xmlns:cx3="http://schemas.microsoft.com/office/drawing/2016/5/9/chartex" xmlns:cx4="http://schemas.microsoft.com/office/drawing/2016/5/10/chartex" xmlns:cx5="http://schemas.microsoft.com/office/drawing/2016/5/11/chartex" xmlns:cx6="http://schemas.microsoft.com/office/drawing/2016/5/12/chartex" xmlns:cx7="http://schemas.microsoft.com/office/drawing/2016/5/13/chartex" xmlns:cx8="http://schemas.microsoft.com/office/drawing/2016/5/14/chartex" xmlns:mc="http://schemas.openxmlformats.org/markup-compatibility/2006" xmlns:aink="http://schemas.microsoft.com/office/drawing/2016/ink" xmlns:am3d="http://schemas.microsoft.com/office/drawing/2017/model3d" xmlns:o="urn:schemas-microsoft-com:office:office" xmlns:oel="http://schemas.microsoft.com/office/2019/extlst" xmlns:r="http://schemas.openxmlformats.org/officeDocument/2006/relationships" xmlns:m="http://schemas.openxmlformats.org/officeDocument/2006/math" xmlns:v="urn:schemas-microsoft-com:vml" xmlns:wp14="http://schemas.microsoft.com/office/word/2010/wordprocessingDrawing" xmlns:wp="http://schemas.openxmlformats.org/drawingml/2006/wordprocessingDrawing" xmlns:w10="urn:schemas-microsoft-com:office:word" xmlns:w="http://schemas.openxmlformats.org/wordprocessingml/2006/main" xmlns:w14="http://schemas.microsoft.com/office/word/2010/wordml" xmlns:w15="http://schemas.microsoft.com/office/word/2012/wordml" xmlns:w16cex="http://schemas.microsoft.com/office/word/2018/wordml/cex" xmlns:w16cid="http://schemas.microsoft.com/office/word/2016/wordml/cid" xmlns:w16="http://schemas.microsoft.com/office/word/2018/wordml" xmlns:w16sdtdh="http://schemas.microsoft.com/office/word/2020/wordml/sdtdatahash" xmlns:w16se="http://schemas.microsoft.com/office/word/2015/wordml/symex" xmlns:wpg="http://schemas.microsoft.com/office/word/2010/wordprocessingGroup" xmlns:wpi="http://schemas.microsoft.com/office/word/2010/wordprocessingInk" xmlns:wne="http://schemas.microsoft.com/office/word/2006/wordml" xmlns:wps="http://schemas.microsoft.com/office/word/2010/wordprocessingShape" mc:Ignorable="w14 w15 w16se w16cid w16 w16cex w16sdtdh wp14">
   <w:abstractNum w:abstractNumId="0" w15:restartNumberingAfterBreak="0">
+    <w:nsid w:val="208C633F"/>
+    <w:multiLevelType w:val="hybridMultilevel"/>
+    <w:tmpl w:val="05BC7BCA"/>
+    <w:lvl w:ilvl="0" w:tplc="0409000F">
+      <w:start w:val="1"/>
+      <w:numFmt w:val="decimal"/>
+      <w:lvlText w:val="%1."/>
+      <w:lvlJc w:val="left"/>
+      <w:pPr>
+        <w:ind w:left="720" w:hanging="360"/>
+      </w:pPr>
+      <w:rPr>
+        <w:rFonts w:hint="default"/>
+      </w:rPr>
+    </w:lvl>
+    <w:lvl w:ilvl="1" w:tplc="04090019" w:tentative="1">
+      <w:start w:val="1"/>
+      <w:numFmt w:val="lowerLetter"/>
+      <w:lvlText w:val="%2."/>
+      <w:lvlJc w:val="left"/>
+      <w:pPr>
+        <w:ind w:left="1440" w:hanging="360"/>
+      </w:pPr>
+    </w:lvl>
+    <w:lvl w:ilvl="2" w:tplc="0409001B" w:tentative="1">
+      <w:start w:val="1"/>
+      <w:numFmt w:val="lowerRoman"/>
+      <w:lvlText w:val="%3."/>
+      <w:lvlJc w:val="right"/>
+      <w:pPr>
+        <w:ind w:left="2160" w:hanging="180"/>
+      </w:pPr>
+    </w:lvl>
+    <w:lvl w:ilvl="3" w:tplc="0409000F" w:tentative="1">
+      <w:start w:val="1"/>
+      <w:numFmt w:val="decimal"/>
+      <w:lvlText w:val="%4."/>
+      <w:lvlJc w:val="left"/>
+      <w:pPr>
+        <w:ind w:left="2880" w:hanging="360"/>
+      </w:pPr>
+    </w:lvl>
+    <w:lvl w:ilvl="4" w:tplc="04090019" w:tentative="1">
+      <w:start w:val="1"/>
+      <w:numFmt w:val="lowerLetter"/>
+      <w:lvlText w:val="%5."/>
+      <w:lvlJc w:val="left"/>
+      <w:pPr>
+        <w:ind w:left="3600" w:hanging="360"/>
+      </w:pPr>
+    </w:lvl>
+    <w:lvl w:ilvl="5" w:tplc="0409001B" w:tentative="1">
+      <w:start w:val="1"/>
+      <w:numFmt w:val="lowerRoman"/>
+      <w:lvlText w:val="%6."/>
+      <w:lvlJc w:val="right"/>
+      <w:pPr>
+        <w:ind w:left="4320" w:hanging="180"/>
+      </w:pPr>
+    </w:lvl>
+    <w:lvl w:ilvl="6" w:tplc="0409000F" w:tentative="1">
+      <w:start w:val="1"/>
+      <w:numFmt w:val="decimal"/>
+      <w:lvlText w:val="%7."/>
+      <w:lvlJc w:val="left"/>
+      <w:pPr>
+        <w:ind w:left="5040" w:hanging="360"/>
+      </w:pPr>
+    </w:lvl>
+    <w:lvl w:ilvl="7" w:tplc="04090019" w:tentative="1">
+      <w:start w:val="1"/>
+      <w:numFmt w:val="lowerLetter"/>
+      <w:lvlText w:val="%8."/>
+      <w:lvlJc w:val="left"/>
+      <w:pPr>
+        <w:ind w:left="5760" w:hanging="360"/>
+      </w:pPr>
+    </w:lvl>
+    <w:lvl w:ilvl="8" w:tplc="0409001B" w:tentative="1">
+      <w:start w:val="1"/>
+      <w:numFmt w:val="lowerRoman"/>
+      <w:lvlText w:val="%9."/>
+      <w:lvlJc w:val="right"/>
+      <w:pPr>
+        <w:ind w:left="6480" w:hanging="180"/>
+      </w:pPr>
+    </w:lvl>
+  </w:abstractNum>
+  <w:abstractNum w:abstractNumId="1" w15:restartNumberingAfterBreak="0">
+    <w:nsid w:val="36D9634B"/>
+    <w:multiLevelType w:val="hybridMultilevel"/>
+    <w:tmpl w:val="9EAA5802"/>
+    <w:lvl w:ilvl="0" w:tplc="80F8197A">
+      <w:start w:val="1"/>
+      <w:numFmt w:val="decimal"/>
+      <w:lvlText w:val="%1-"/>
+      <w:lvlJc w:val="left"/>
+      <w:pPr>
+        <w:ind w:left="720" w:hanging="360"/>
+      </w:pPr>
+      <w:rPr>
+        <w:rFonts w:hint="default"/>
+      </w:rPr>
+    </w:lvl>
+    <w:lvl w:ilvl="1" w:tplc="04090019" w:tentative="1">
+      <w:start w:val="1"/>
+      <w:numFmt w:val="lowerLetter"/>
+      <w:lvlText w:val="%2."/>
+      <w:lvlJc w:val="left"/>
+      <w:pPr>
+        <w:ind w:left="1440" w:hanging="360"/>
+      </w:pPr>
+    </w:lvl>
+    <w:lvl w:ilvl="2" w:tplc="0409001B" w:tentative="1">
+      <w:start w:val="1"/>
+      <w:numFmt w:val="lowerRoman"/>
+      <w:lvlText w:val="%3."/>
+      <w:lvlJc w:val="right"/>
+      <w:pPr>
+        <w:ind w:left="2160" w:hanging="180"/>
+      </w:pPr>
+    </w:lvl>
+    <w:lvl w:ilvl="3" w:tplc="0409000F" w:tentative="1">
+      <w:start w:val="1"/>
+      <w:numFmt w:val="decimal"/>
+      <w:lvlText w:val="%4."/>
+      <w:lvlJc w:val="left"/>
+      <w:pPr>
+        <w:ind w:left="2880" w:hanging="360"/>
+      </w:pPr>
+    </w:lvl>
+    <w:lvl w:ilvl="4" w:tplc="04090019" w:tentative="1">
+      <w:start w:val="1"/>
+      <w:numFmt w:val="lowerLetter"/>
+      <w:lvlText w:val="%5."/>
+      <w:lvlJc w:val="left"/>
+      <w:pPr>
+        <w:ind w:left="3600" w:hanging="360"/>
+      </w:pPr>
+    </w:lvl>
+    <w:lvl w:ilvl="5" w:tplc="0409001B" w:tentative="1">
+      <w:start w:val="1"/>
+      <w:numFmt w:val="lowerRoman"/>
+      <w:lvlText w:val="%6."/>
+      <w:lvlJc w:val="right"/>
+      <w:pPr>
+        <w:ind w:left="4320" w:hanging="180"/>
+      </w:pPr>
+    </w:lvl>
+    <w:lvl w:ilvl="6" w:tplc="0409000F" w:tentative="1">
+      <w:start w:val="1"/>
+      <w:numFmt w:val="decimal"/>
+      <w:lvlText w:val="%7."/>
+      <w:lvlJc w:val="left"/>
+      <w:pPr>
+        <w:ind w:left="5040" w:hanging="360"/>
+      </w:pPr>
+    </w:lvl>
+    <w:lvl w:ilvl="7" w:tplc="04090019" w:tentative="1">
+      <w:start w:val="1"/>
+      <w:numFmt w:val="lowerLetter"/>
+      <w:lvlText w:val="%8."/>
+      <w:lvlJc w:val="left"/>
+      <w:pPr>
+        <w:ind w:left="5760" w:hanging="360"/>
+      </w:pPr>
+    </w:lvl>
+    <w:lvl w:ilvl="8" w:tplc="0409001B" w:tentative="1">
+      <w:start w:val="1"/>
+      <w:numFmt w:val="lowerRoman"/>
+      <w:lvlText w:val="%9."/>
+      <w:lvlJc w:val="right"/>
+      <w:pPr>
+        <w:ind w:left="6480" w:hanging="180"/>
+      </w:pPr>
+    </w:lvl>
+  </w:abstractNum>
+  <w:abstractNum w:abstractNumId="2" w15:restartNumberingAfterBreak="0">
     <w:nsid w:val="6E94741B"/>
     <w:multiLevelType w:val="hybridMultilevel"/>
     <w:tmpl w:val="19A42138"/>
@@ -6219,7 +8401,7 @@
       <w:lvlJc w:val="left"/>
     </w:lvl>
   </w:abstractNum>
-  <w:abstractNum w:abstractNumId="1" w15:restartNumberingAfterBreak="0">
+  <w:abstractNum w:abstractNumId="3" w15:restartNumberingAfterBreak="0">
     <w:nsid w:val="758249EA"/>
     <w:multiLevelType w:val="hybridMultilevel"/>
     <w:tmpl w:val="CA465DDA"/>
@@ -6273,7 +8455,7 @@
       <w:lvlJc w:val="left"/>
     </w:lvl>
   </w:abstractNum>
-  <w:abstractNum w:abstractNumId="2" w15:restartNumberingAfterBreak="0">
+  <w:abstractNum w:abstractNumId="4" w15:restartNumberingAfterBreak="0">
     <w:nsid w:val="79BA2524"/>
     <w:multiLevelType w:val="hybridMultilevel"/>
     <w:tmpl w:val="241497A8"/>
@@ -6360,22 +8542,28 @@
     </w:lvl>
   </w:abstractNum>
   <w:num w:numId="1" w16cid:durableId="916481842">
+    <w:abstractNumId w:val="4"/>
+    <w:lvlOverride w:ilvl="0">
+      <w:startOverride w:val="1"/>
+    </w:lvlOverride>
+  </w:num>
+  <w:num w:numId="2" w16cid:durableId="1366369910">
     <w:abstractNumId w:val="2"/>
     <w:lvlOverride w:ilvl="0">
       <w:startOverride w:val="1"/>
     </w:lvlOverride>
   </w:num>
-  <w:num w:numId="2" w16cid:durableId="1366369910">
-    <w:abstractNumId w:val="0"/>
+  <w:num w:numId="3" w16cid:durableId="1282805284">
+    <w:abstractNumId w:val="3"/>
     <w:lvlOverride w:ilvl="0">
       <w:startOverride w:val="1"/>
     </w:lvlOverride>
   </w:num>
-  <w:num w:numId="3" w16cid:durableId="1282805284">
+  <w:num w:numId="4" w16cid:durableId="226189723">
     <w:abstractNumId w:val="1"/>
-    <w:lvlOverride w:ilvl="0">
-      <w:startOverride w:val="1"/>
-    </w:lvlOverride>
+  </w:num>
+  <w:num w:numId="5" w16cid:durableId="2079981830">
+    <w:abstractNumId w:val="0"/>
   </w:num>
 </w:numbering>
 </file>

--- a/test_cases.docx
+++ b/test_cases.docx
@@ -2300,27 +2300,7 @@
                 <w:sz w:val="19"/>
                 <w:szCs w:val="19"/>
               </w:rPr>
-              <w:t>1. Enter a name (</w:t>
-            </w:r>
-            <w:proofErr w:type="gramStart"/>
-            <w:r>
-              <w:rPr>
-                <w:rFonts w:asciiTheme="majorBidi" w:hAnsiTheme="majorBidi" w:cstheme="majorBidi"/>
-                <w:color w:val="1A1A1A"/>
-                <w:sz w:val="19"/>
-                <w:szCs w:val="19"/>
-              </w:rPr>
-              <w:t>e.g.</w:t>
-            </w:r>
-            <w:proofErr w:type="gramEnd"/>
-            <w:r>
-              <w:rPr>
-                <w:rFonts w:asciiTheme="majorBidi" w:hAnsiTheme="majorBidi" w:cstheme="majorBidi"/>
-                <w:color w:val="1A1A1A"/>
-                <w:sz w:val="19"/>
-                <w:szCs w:val="19"/>
-              </w:rPr>
-              <w:t xml:space="preserve"> "Sara")</w:t>
+              <w:t>1. Enter a name (e.g. "Sara")</w:t>
             </w:r>
             <w:r>
               <w:rPr>
@@ -2684,13 +2664,7 @@
               <w:rPr>
                 <w:rFonts w:asciiTheme="majorBidi" w:eastAsia="Times New Roman" w:hAnsiTheme="majorBidi" w:cstheme="majorBidi"/>
               </w:rPr>
-              <w:t>This name is already taken. Try logging in</w:t>
-            </w:r>
-            <w:r>
-              <w:rPr>
-                <w:rFonts w:asciiTheme="majorBidi" w:eastAsia="Times New Roman" w:hAnsiTheme="majorBidi" w:cstheme="majorBidi"/>
-              </w:rPr>
-              <w:t>”</w:t>
+              <w:t>This name is already taken. Try logging in”</w:t>
             </w:r>
           </w:p>
         </w:tc>
@@ -3092,31 +3066,7 @@
                 <w:sz w:val="19"/>
                 <w:szCs w:val="19"/>
               </w:rPr>
-              <w:t xml:space="preserve">Login </w:t>
-            </w:r>
-            <w:proofErr w:type="gramStart"/>
-            <w:r>
-              <w:rPr>
-                <w:rFonts w:asciiTheme="majorBidi" w:hAnsiTheme="majorBidi" w:cstheme="majorBidi"/>
-                <w:b/>
-                <w:bCs/>
-                <w:color w:val="1A1A1A"/>
-                <w:sz w:val="19"/>
-                <w:szCs w:val="19"/>
-              </w:rPr>
-              <w:t>user(</w:t>
-            </w:r>
-            <w:proofErr w:type="gramEnd"/>
-            <w:r>
-              <w:rPr>
-                <w:rFonts w:asciiTheme="majorBidi" w:hAnsiTheme="majorBidi" w:cstheme="majorBidi"/>
-                <w:b/>
-                <w:bCs/>
-                <w:color w:val="1A1A1A"/>
-                <w:sz w:val="19"/>
-                <w:szCs w:val="19"/>
-              </w:rPr>
-              <w:t>does not exist)</w:t>
+              <w:t>Login user(does not exist)</w:t>
             </w:r>
           </w:p>
         </w:tc>
@@ -7689,27 +7639,7 @@
                 <w:sz w:val="19"/>
                 <w:szCs w:val="19"/>
               </w:rPr>
-              <w:t xml:space="preserve">Logged in; </w:t>
-            </w:r>
-            <w:proofErr w:type="spellStart"/>
-            <w:r>
-              <w:rPr>
-                <w:rFonts w:asciiTheme="majorBidi" w:hAnsiTheme="majorBidi" w:cstheme="majorBidi"/>
-                <w:color w:val="1A1A1A"/>
-                <w:sz w:val="19"/>
-                <w:szCs w:val="19"/>
-              </w:rPr>
-              <w:t>centre</w:t>
-            </w:r>
-            <w:proofErr w:type="spellEnd"/>
-            <w:r>
-              <w:rPr>
-                <w:rFonts w:asciiTheme="majorBidi" w:hAnsiTheme="majorBidi" w:cstheme="majorBidi"/>
-                <w:color w:val="1A1A1A"/>
-                <w:sz w:val="19"/>
-                <w:szCs w:val="19"/>
-              </w:rPr>
-              <w:t xml:space="preserve"> cell already filled</w:t>
+              <w:t>Logged in; centre cell already filled</w:t>
             </w:r>
           </w:p>
         </w:tc>
@@ -7743,27 +7673,7 @@
                 <w:sz w:val="19"/>
                 <w:szCs w:val="19"/>
               </w:rPr>
-              <w:t xml:space="preserve">1. Fill </w:t>
-            </w:r>
-            <w:proofErr w:type="spellStart"/>
-            <w:r>
-              <w:rPr>
-                <w:rFonts w:asciiTheme="majorBidi" w:hAnsiTheme="majorBidi" w:cstheme="majorBidi"/>
-                <w:color w:val="1A1A1A"/>
-                <w:sz w:val="19"/>
-                <w:szCs w:val="19"/>
-              </w:rPr>
-              <w:t>centre</w:t>
-            </w:r>
-            <w:proofErr w:type="spellEnd"/>
-            <w:r>
-              <w:rPr>
-                <w:rFonts w:asciiTheme="majorBidi" w:hAnsiTheme="majorBidi" w:cstheme="majorBidi"/>
-                <w:color w:val="1A1A1A"/>
-                <w:sz w:val="19"/>
-                <w:szCs w:val="19"/>
-              </w:rPr>
-              <w:t xml:space="preserve"> cell </w:t>
+              <w:t xml:space="preserve">1. Fill centre cell </w:t>
             </w:r>
             <w:r>
               <w:rPr>
@@ -7773,14 +7683,6 @@
                 <w:szCs w:val="19"/>
               </w:rPr>
               <w:br/>
-            </w:r>
-            <w:r>
-              <w:rPr>
-                <w:rFonts w:asciiTheme="majorBidi" w:hAnsiTheme="majorBidi" w:cstheme="majorBidi"/>
-                <w:color w:val="1A1A1A"/>
-                <w:sz w:val="19"/>
-                <w:szCs w:val="19"/>
-              </w:rPr>
               <w:t xml:space="preserve">2. Resize to 375px wide, then back to 1280px 3. Click </w:t>
             </w:r>
             <w:r>
@@ -7791,27 +7693,7 @@
                 <w:szCs w:val="19"/>
               </w:rPr>
               <w:lastRenderedPageBreak/>
-              <w:t xml:space="preserve">the already-filled </w:t>
-            </w:r>
-            <w:proofErr w:type="spellStart"/>
-            <w:r>
-              <w:rPr>
-                <w:rFonts w:asciiTheme="majorBidi" w:hAnsiTheme="majorBidi" w:cstheme="majorBidi"/>
-                <w:color w:val="1A1A1A"/>
-                <w:sz w:val="19"/>
-                <w:szCs w:val="19"/>
-              </w:rPr>
-              <w:t>centre</w:t>
-            </w:r>
-            <w:proofErr w:type="spellEnd"/>
-            <w:r>
-              <w:rPr>
-                <w:rFonts w:asciiTheme="majorBidi" w:hAnsiTheme="majorBidi" w:cstheme="majorBidi"/>
-                <w:color w:val="1A1A1A"/>
-                <w:sz w:val="19"/>
-                <w:szCs w:val="19"/>
-              </w:rPr>
-              <w:t xml:space="preserve"> cell again</w:t>
+              <w:t>the already-filled centre cell again</w:t>
             </w:r>
           </w:p>
         </w:tc>
@@ -7916,6 +7798,17 @@
                 <w:szCs w:val="19"/>
               </w:rPr>
             </w:pPr>
+            <w:r>
+              <w:rPr>
+                <w:rFonts w:asciiTheme="majorBidi" w:hAnsiTheme="majorBidi" w:cstheme="majorBidi"/>
+                <w:b/>
+                <w:bCs/>
+                <w:color w:val="1A1A1A"/>
+                <w:sz w:val="19"/>
+                <w:szCs w:val="19"/>
+              </w:rPr>
+              <w:t>BUG-03</w:t>
+            </w:r>
           </w:p>
         </w:tc>
         <w:tc>
@@ -7946,6 +7839,17 @@
                 <w:szCs w:val="19"/>
               </w:rPr>
             </w:pPr>
+            <w:r>
+              <w:rPr>
+                <w:rFonts w:asciiTheme="majorBidi" w:hAnsiTheme="majorBidi" w:cstheme="majorBidi"/>
+                <w:b/>
+                <w:bCs/>
+                <w:color w:val="1A1A1A"/>
+                <w:sz w:val="19"/>
+                <w:szCs w:val="19"/>
+              </w:rPr>
+              <w:t>Click on Hint Button</w:t>
+            </w:r>
           </w:p>
         </w:tc>
         <w:tc>
@@ -7974,6 +7878,15 @@
                 <w:szCs w:val="19"/>
               </w:rPr>
             </w:pPr>
+            <w:r>
+              <w:rPr>
+                <w:rFonts w:asciiTheme="majorBidi" w:hAnsiTheme="majorBidi" w:cstheme="majorBidi"/>
+                <w:color w:val="1A1A1A"/>
+                <w:sz w:val="19"/>
+                <w:szCs w:val="19"/>
+              </w:rPr>
+              <w:t>Responsive</w:t>
+            </w:r>
           </w:p>
         </w:tc>
         <w:tc>
@@ -8002,6 +7915,15 @@
                 <w:szCs w:val="19"/>
               </w:rPr>
             </w:pPr>
+            <w:r>
+              <w:rPr>
+                <w:rFonts w:asciiTheme="majorBidi" w:hAnsiTheme="majorBidi" w:cstheme="majorBidi"/>
+                <w:color w:val="1A1A1A"/>
+                <w:sz w:val="19"/>
+                <w:szCs w:val="19"/>
+              </w:rPr>
+              <w:t>Logged in; centre cell already filled</w:t>
+            </w:r>
           </w:p>
         </w:tc>
         <w:tc>
@@ -8030,6 +7952,52 @@
                 <w:szCs w:val="19"/>
               </w:rPr>
             </w:pPr>
+            <w:r>
+              <w:rPr>
+                <w:rFonts w:asciiTheme="majorBidi" w:hAnsiTheme="majorBidi" w:cstheme="majorBidi"/>
+                <w:color w:val="1A1A1A"/>
+                <w:sz w:val="19"/>
+                <w:szCs w:val="19"/>
+              </w:rPr>
+              <w:t xml:space="preserve">1. Fill </w:t>
+            </w:r>
+            <w:r>
+              <w:rPr>
+                <w:rFonts w:asciiTheme="majorBidi" w:hAnsiTheme="majorBidi" w:cstheme="majorBidi"/>
+                <w:color w:val="1A1A1A"/>
+                <w:sz w:val="19"/>
+                <w:szCs w:val="19"/>
+              </w:rPr>
+              <w:t>First</w:t>
+            </w:r>
+            <w:r>
+              <w:rPr>
+                <w:rFonts w:asciiTheme="majorBidi" w:hAnsiTheme="majorBidi" w:cstheme="majorBidi"/>
+                <w:color w:val="1A1A1A"/>
+                <w:sz w:val="19"/>
+                <w:szCs w:val="19"/>
+              </w:rPr>
+              <w:t xml:space="preserve"> cell </w:t>
+            </w:r>
+            <w:r>
+              <w:rPr>
+                <w:rFonts w:asciiTheme="majorBidi" w:hAnsiTheme="majorBidi" w:cstheme="majorBidi"/>
+                <w:color w:val="1A1A1A"/>
+                <w:sz w:val="19"/>
+                <w:szCs w:val="19"/>
+              </w:rPr>
+              <w:br/>
+              <w:t xml:space="preserve">3. Click </w:t>
+            </w:r>
+            <w:r>
+              <w:rPr>
+                <w:rFonts w:asciiTheme="majorBidi" w:hAnsiTheme="majorBidi" w:cstheme="majorBidi"/>
+                <w:color w:val="1A1A1A"/>
+                <w:sz w:val="19"/>
+                <w:szCs w:val="19"/>
+              </w:rPr>
+              <w:t>Hint Button, show the cell that is clicked</w:t>
+            </w:r>
           </w:p>
         </w:tc>
         <w:tc>
@@ -8058,6 +8026,25 @@
                 <w:szCs w:val="19"/>
               </w:rPr>
             </w:pPr>
+            <w:r>
+              <w:rPr>
+                <w:rFonts w:asciiTheme="majorBidi" w:hAnsiTheme="majorBidi" w:cstheme="majorBidi"/>
+                <w:color w:val="1A1A1A"/>
+                <w:sz w:val="19"/>
+                <w:szCs w:val="19"/>
+              </w:rPr>
+              <w:t>Click is ignored;</w:t>
+            </w:r>
+            <w:r>
+              <w:rPr>
+                <w:rFonts w:asciiTheme="majorBidi" w:hAnsiTheme="majorBidi" w:cstheme="majorBidi"/>
+                <w:color w:val="1A1A1A"/>
+                <w:sz w:val="19"/>
+                <w:szCs w:val="19"/>
+              </w:rPr>
+              <w:br/>
+              <w:t>Hint show the other cell that is not clicked</w:t>
+            </w:r>
           </w:p>
         </w:tc>
         <w:tc>
@@ -8088,6 +8075,17 @@
                 <w:szCs w:val="19"/>
               </w:rPr>
             </w:pPr>
+            <w:r>
+              <w:rPr>
+                <w:rFonts w:asciiTheme="majorBidi" w:hAnsiTheme="majorBidi" w:cstheme="majorBidi"/>
+                <w:b/>
+                <w:bCs/>
+                <w:color w:val="1A1A1A"/>
+                <w:sz w:val="19"/>
+                <w:szCs w:val="19"/>
+              </w:rPr>
+              <w:t>Yes</w:t>
+            </w:r>
           </w:p>
         </w:tc>
       </w:tr>
